--- a/documents/Benutzerhandbuch_fr.docx
+++ b/documents/Benutzerhandbuch_fr.docx
@@ -539,21 +539,21 @@
             <w:pPr>
               <w:pStyle w:val="Sansinterligne"/>
               <w:rPr>
-                <w:rFonts w:ascii="Bahnschrift Light SemiCondensed" w:hAnsi="Bahnschrift Light SemiCondensed" w:cs="Arial"/>
-                <w:sz w:val="18"/>
-                <w:szCs w:val="18"/>
+                <w:rFonts w:ascii="Courier New" w:hAnsi="Courier New" w:cs="Courier New"/>
+                <w:sz w:val="14"/>
+                <w:szCs w:val="14"/>
                 <w:lang w:val="en-US"/>
               </w:rPr>
             </w:pPr>
             <w:r>
               <w:rPr>
                 <w:rStyle w:val="Accentuationintense"/>
-                <w:rFonts w:ascii="Bahnschrift Light SemiCondensed" w:hAnsi="Bahnschrift Light SemiCondensed" w:cs="Arial"/>
+                <w:rFonts w:ascii="Courier New" w:hAnsi="Courier New" w:cs="Courier New"/>
                 <w:i w:val="0"/>
                 <w:iCs w:val="0"/>
                 <w:color w:val="124F1A" w:themeColor="accent3" w:themeShade="BF"/>
-                <w:sz w:val="18"/>
-                <w:szCs w:val="18"/>
+                <w:sz w:val="14"/>
+                <w:szCs w:val="14"/>
                 <w:lang w:val="en-US"/>
               </w:rPr>
               <w:t>java -jar oereb-checker.jar -</w:t>
@@ -562,12 +562,12 @@
             <w:r>
               <w:rPr>
                 <w:rStyle w:val="Accentuationintense"/>
-                <w:rFonts w:ascii="Bahnschrift Light SemiCondensed" w:hAnsi="Bahnschrift Light SemiCondensed" w:cs="Arial"/>
+                <w:rFonts w:ascii="Courier New" w:hAnsi="Courier New" w:cs="Courier New"/>
                 <w:i w:val="0"/>
                 <w:iCs w:val="0"/>
                 <w:color w:val="124F1A" w:themeColor="accent3" w:themeShade="BF"/>
-                <w:sz w:val="18"/>
-                <w:szCs w:val="18"/>
+                <w:sz w:val="14"/>
+                <w:szCs w:val="14"/>
                 <w:lang w:val="en-US"/>
               </w:rPr>
               <w:t>cFP</w:t>
@@ -576,12 +576,12 @@
             <w:r>
               <w:rPr>
                 <w:rStyle w:val="Accentuationintense"/>
-                <w:rFonts w:ascii="Bahnschrift Light SemiCondensed" w:hAnsi="Bahnschrift Light SemiCondensed" w:cs="Arial"/>
+                <w:rFonts w:ascii="Courier New" w:hAnsi="Courier New" w:cs="Courier New"/>
                 <w:i w:val="0"/>
                 <w:iCs w:val="0"/>
                 <w:color w:val="124F1A" w:themeColor="accent3" w:themeShade="BF"/>
-                <w:sz w:val="18"/>
-                <w:szCs w:val="18"/>
+                <w:sz w:val="14"/>
+                <w:szCs w:val="14"/>
                 <w:lang w:val="en-US"/>
               </w:rPr>
               <w:t xml:space="preserve"> ./configs/be/</w:t>
@@ -590,12 +590,12 @@
             <w:r>
               <w:rPr>
                 <w:rStyle w:val="Accentuationintense"/>
-                <w:rFonts w:ascii="Bahnschrift Light SemiCondensed" w:hAnsi="Bahnschrift Light SemiCondensed" w:cs="Arial"/>
+                <w:rFonts w:ascii="Courier New" w:hAnsi="Courier New" w:cs="Courier New"/>
                 <w:i w:val="0"/>
                 <w:iCs w:val="0"/>
                 <w:color w:val="124F1A" w:themeColor="accent3" w:themeShade="BF"/>
-                <w:sz w:val="18"/>
-                <w:szCs w:val="18"/>
+                <w:sz w:val="14"/>
+                <w:szCs w:val="14"/>
                 <w:lang w:val="en-US"/>
               </w:rPr>
               <w:t>meine_konfiguration.json</w:t>
@@ -716,9 +716,9 @@
             <w:pPr>
               <w:pStyle w:val="Sansinterligne"/>
               <w:rPr>
-                <w:rFonts w:ascii="Bahnschrift Light SemiCondensed" w:hAnsi="Bahnschrift Light SemiCondensed" w:cs="Arial"/>
-                <w:sz w:val="18"/>
-                <w:szCs w:val="18"/>
+                <w:rFonts w:ascii="Courier New" w:hAnsi="Courier New" w:cs="Courier New"/>
+                <w:sz w:val="13"/>
+                <w:szCs w:val="13"/>
                 <w:lang w:val="fr-CH"/>
               </w:rPr>
             </w:pPr>
@@ -726,12 +726,12 @@
             <w:r>
               <w:rPr>
                 <w:rStyle w:val="Accentuationintense"/>
-                <w:rFonts w:ascii="Bahnschrift Light SemiCondensed" w:hAnsi="Bahnschrift Light SemiCondensed" w:cs="Arial"/>
+                <w:rFonts w:ascii="Courier New" w:hAnsi="Courier New" w:cs="Courier New"/>
                 <w:i w:val="0"/>
                 <w:iCs w:val="0"/>
                 <w:color w:val="124F1A" w:themeColor="accent3" w:themeShade="BF"/>
-                <w:sz w:val="18"/>
-                <w:szCs w:val="18"/>
+                <w:sz w:val="13"/>
+                <w:szCs w:val="13"/>
                 <w:lang w:val="fr-CH"/>
               </w:rPr>
               <w:t>java</w:t>
@@ -740,12 +740,12 @@
             <w:r>
               <w:rPr>
                 <w:rStyle w:val="Accentuationintense"/>
-                <w:rFonts w:ascii="Bahnschrift Light SemiCondensed" w:hAnsi="Bahnschrift Light SemiCondensed" w:cs="Arial"/>
+                <w:rFonts w:ascii="Courier New" w:hAnsi="Courier New" w:cs="Courier New"/>
                 <w:i w:val="0"/>
                 <w:iCs w:val="0"/>
                 <w:color w:val="124F1A" w:themeColor="accent3" w:themeShade="BF"/>
-                <w:sz w:val="18"/>
-                <w:szCs w:val="18"/>
+                <w:sz w:val="13"/>
+                <w:szCs w:val="13"/>
                 <w:lang w:val="fr-CH"/>
               </w:rPr>
               <w:t xml:space="preserve"> -jar oereb-checker.jar -canton BE -</w:t>
@@ -754,12 +754,12 @@
             <w:r>
               <w:rPr>
                 <w:rStyle w:val="Accentuationintense"/>
-                <w:rFonts w:ascii="Bahnschrift Light SemiCondensed" w:hAnsi="Bahnschrift Light SemiCondensed" w:cs="Arial"/>
+                <w:rFonts w:ascii="Courier New" w:hAnsi="Courier New" w:cs="Courier New"/>
                 <w:i w:val="0"/>
                 <w:iCs w:val="0"/>
                 <w:color w:val="124F1A" w:themeColor="accent3" w:themeShade="BF"/>
-                <w:sz w:val="18"/>
-                <w:szCs w:val="18"/>
+                <w:sz w:val="13"/>
+                <w:szCs w:val="13"/>
                 <w:lang w:val="fr-CH"/>
               </w:rPr>
               <w:t>baseurl</w:t>
@@ -768,12 +768,12 @@
             <w:r>
               <w:rPr>
                 <w:rStyle w:val="Accentuationintense"/>
-                <w:rFonts w:ascii="Bahnschrift Light SemiCondensed" w:hAnsi="Bahnschrift Light SemiCondensed" w:cs="Arial"/>
+                <w:rFonts w:ascii="Courier New" w:hAnsi="Courier New" w:cs="Courier New"/>
                 <w:i w:val="0"/>
                 <w:iCs w:val="0"/>
                 <w:color w:val="124F1A" w:themeColor="accent3" w:themeShade="BF"/>
-                <w:sz w:val="18"/>
-                <w:szCs w:val="18"/>
+                <w:sz w:val="13"/>
+                <w:szCs w:val="13"/>
                 <w:lang w:val="fr-CH"/>
               </w:rPr>
               <w:t xml:space="preserve"> https://www.oereb2.apps.be.ch -type </w:t>
@@ -782,12 +782,12 @@
             <w:r>
               <w:rPr>
                 <w:rStyle w:val="Accentuationintense"/>
-                <w:rFonts w:ascii="Bahnschrift Light SemiCondensed" w:hAnsi="Bahnschrift Light SemiCondensed" w:cs="Arial"/>
+                <w:rFonts w:ascii="Courier New" w:hAnsi="Courier New" w:cs="Courier New"/>
                 <w:i w:val="0"/>
                 <w:iCs w:val="0"/>
                 <w:color w:val="124F1A" w:themeColor="accent3" w:themeShade="BF"/>
-                <w:sz w:val="18"/>
-                <w:szCs w:val="18"/>
+                <w:sz w:val="13"/>
+                <w:szCs w:val="13"/>
                 <w:lang w:val="fr-CH"/>
               </w:rPr>
               <w:t>GetCapabilities</w:t>
@@ -796,12 +796,12 @@
             <w:r>
               <w:rPr>
                 <w:rStyle w:val="Accentuationintense"/>
-                <w:rFonts w:ascii="Bahnschrift Light SemiCondensed" w:hAnsi="Bahnschrift Light SemiCondensed" w:cs="Arial"/>
+                <w:rFonts w:ascii="Courier New" w:hAnsi="Courier New" w:cs="Courier New"/>
                 <w:i w:val="0"/>
                 <w:iCs w:val="0"/>
                 <w:color w:val="124F1A" w:themeColor="accent3" w:themeShade="BF"/>
-                <w:sz w:val="18"/>
-                <w:szCs w:val="18"/>
+                <w:sz w:val="13"/>
+                <w:szCs w:val="13"/>
                 <w:lang w:val="fr-CH"/>
               </w:rPr>
               <w:t xml:space="preserve"> -format xml</w:t>
@@ -2020,6 +2020,8 @@
     <w:p>
       <w:pPr>
         <w:pStyle w:val="Titre2"/>
+        <w:pageBreakBefore/>
+        <w:ind w:left="578" w:hanging="578"/>
         <w:rPr>
           <w:rFonts w:ascii="Cadastra" w:hAnsi="Cadastra"/>
           <w:sz w:val="28"/>
@@ -4186,15 +4188,13 @@
           <w:rFonts w:ascii="Cadastra" w:hAnsi="Cadastra"/>
           <w:sz w:val="18"/>
           <w:szCs w:val="18"/>
-          <w:lang w:val="fr-CH"/>
-        </w:rPr>
-      </w:pPr>
-      <w:r>
-        <w:rPr>
-          <w:rFonts w:ascii="Cadastra" w:hAnsi="Cadastra"/>
-          <w:sz w:val="18"/>
-          <w:szCs w:val="18"/>
-          <w:lang w:val="fr-CH"/>
+        </w:rPr>
+      </w:pPr>
+      <w:r>
+        <w:rPr>
+          <w:rFonts w:ascii="Cadastra" w:hAnsi="Cadastra"/>
+          <w:sz w:val="18"/>
+          <w:szCs w:val="18"/>
         </w:rPr>
         <w:t>Jeder Eintrag in einer Check-Liste unterstützt:</w:t>
       </w:r>
@@ -4677,17 +4677,7 @@
                 <w:szCs w:val="18"/>
                 <w:lang w:val="fr-CH"/>
               </w:rPr>
-              <w:t xml:space="preserve">, une requête est intentionnellement générée pour </w:t>
-            </w:r>
-            <w:r>
-              <w:rPr>
-                <w:rFonts w:ascii="Cadastra" w:hAnsi="Cadastra" w:cs="Arial"/>
-                <w:sz w:val="18"/>
-                <w:szCs w:val="18"/>
-                <w:lang w:val="fr-CH"/>
-              </w:rPr>
-              <w:lastRenderedPageBreak/>
-              <w:t xml:space="preserve">déclencher HTTP 500. </w:t>
+              <w:t xml:space="preserve">, une requête est intentionnellement générée pour déclencher HTTP 500. </w:t>
             </w:r>
             <w:r>
               <w:rPr>
@@ -4925,6 +4915,7 @@
           <w:szCs w:val="24"/>
           <w:lang w:val="fr-CH"/>
         </w:rPr>
+        <w:lastRenderedPageBreak/>
         <w:t xml:space="preserve">Check: </w:t>
       </w:r>
       <w:proofErr w:type="spellStart"/>
@@ -5222,19 +5213,19 @@
             <w:pPr>
               <w:pStyle w:val="Sansinterligne"/>
               <w:rPr>
-                <w:rFonts w:ascii="Bahnschrift Light SemiCondensed" w:hAnsi="Bahnschrift Light SemiCondensed" w:cs="Arial"/>
-                <w:color w:val="124F1A" w:themeColor="accent3" w:themeShade="BF"/>
-                <w:sz w:val="18"/>
-                <w:szCs w:val="18"/>
-                <w:lang w:val="fr-CH"/>
-              </w:rPr>
-            </w:pPr>
-            <w:r>
-              <w:rPr>
-                <w:rFonts w:ascii="Bahnschrift Light SemiCondensed" w:hAnsi="Bahnschrift Light SemiCondensed" w:cs="Arial"/>
-                <w:color w:val="124F1A" w:themeColor="accent3" w:themeShade="BF"/>
-                <w:sz w:val="18"/>
-                <w:szCs w:val="18"/>
+                <w:rFonts w:ascii="Courier New" w:hAnsi="Courier New" w:cs="Courier New"/>
+                <w:color w:val="124F1A" w:themeColor="accent3" w:themeShade="BF"/>
+                <w:sz w:val="14"/>
+                <w:szCs w:val="14"/>
+                <w:lang w:val="fr-CH"/>
+              </w:rPr>
+            </w:pPr>
+            <w:r>
+              <w:rPr>
+                <w:rFonts w:ascii="Courier New" w:hAnsi="Courier New" w:cs="Courier New"/>
+                <w:color w:val="124F1A" w:themeColor="accent3" w:themeShade="BF"/>
+                <w:sz w:val="14"/>
+                <w:szCs w:val="14"/>
                 <w:lang w:val="fr-CH"/>
               </w:rPr>
               <w:t>"</w:t>
@@ -5242,10 +5233,10 @@
             <w:proofErr w:type="spellStart"/>
             <w:r>
               <w:rPr>
-                <w:rFonts w:ascii="Bahnschrift Light SemiCondensed" w:hAnsi="Bahnschrift Light SemiCondensed" w:cs="Arial"/>
-                <w:color w:val="124F1A" w:themeColor="accent3" w:themeShade="BF"/>
-                <w:sz w:val="18"/>
-                <w:szCs w:val="18"/>
+                <w:rFonts w:ascii="Courier New" w:hAnsi="Courier New" w:cs="Courier New"/>
+                <w:color w:val="124F1A" w:themeColor="accent3" w:themeShade="BF"/>
+                <w:sz w:val="14"/>
+                <w:szCs w:val="14"/>
                 <w:lang w:val="fr-CH"/>
               </w:rPr>
               <w:t>GetVersions</w:t>
@@ -5254,10 +5245,10 @@
             <w:proofErr w:type="gramStart"/>
             <w:r>
               <w:rPr>
-                <w:rFonts w:ascii="Bahnschrift Light SemiCondensed" w:hAnsi="Bahnschrift Light SemiCondensed" w:cs="Arial"/>
-                <w:color w:val="124F1A" w:themeColor="accent3" w:themeShade="BF"/>
-                <w:sz w:val="18"/>
-                <w:szCs w:val="18"/>
+                <w:rFonts w:ascii="Courier New" w:hAnsi="Courier New" w:cs="Courier New"/>
+                <w:color w:val="124F1A" w:themeColor="accent3" w:themeShade="BF"/>
+                <w:sz w:val="14"/>
+                <w:szCs w:val="14"/>
                 <w:lang w:val="fr-CH"/>
               </w:rPr>
               <w:t>":</w:t>
@@ -5265,10 +5256,10 @@
             <w:proofErr w:type="gramEnd"/>
             <w:r>
               <w:rPr>
-                <w:rFonts w:ascii="Bahnschrift Light SemiCondensed" w:hAnsi="Bahnschrift Light SemiCondensed" w:cs="Arial"/>
-                <w:color w:val="124F1A" w:themeColor="accent3" w:themeShade="BF"/>
-                <w:sz w:val="18"/>
-                <w:szCs w:val="18"/>
+                <w:rFonts w:ascii="Courier New" w:hAnsi="Courier New" w:cs="Courier New"/>
+                <w:color w:val="124F1A" w:themeColor="accent3" w:themeShade="BF"/>
+                <w:sz w:val="14"/>
+                <w:szCs w:val="14"/>
                 <w:lang w:val="fr-CH"/>
               </w:rPr>
               <w:t xml:space="preserve"> [</w:t>
@@ -5279,19 +5270,19 @@
               <w:pStyle w:val="Sansinterligne"/>
               <w:ind w:left="58"/>
               <w:rPr>
-                <w:rFonts w:ascii="Bahnschrift Light SemiCondensed" w:hAnsi="Bahnschrift Light SemiCondensed" w:cs="Arial"/>
-                <w:color w:val="124F1A" w:themeColor="accent3" w:themeShade="BF"/>
-                <w:sz w:val="18"/>
-                <w:szCs w:val="18"/>
-                <w:lang w:val="fr-CH"/>
-              </w:rPr>
-            </w:pPr>
-            <w:r>
-              <w:rPr>
-                <w:rFonts w:ascii="Bahnschrift Light SemiCondensed" w:hAnsi="Bahnschrift Light SemiCondensed" w:cs="Arial"/>
-                <w:color w:val="124F1A" w:themeColor="accent3" w:themeShade="BF"/>
-                <w:sz w:val="18"/>
-                <w:szCs w:val="18"/>
+                <w:rFonts w:ascii="Courier New" w:hAnsi="Courier New" w:cs="Courier New"/>
+                <w:color w:val="124F1A" w:themeColor="accent3" w:themeShade="BF"/>
+                <w:sz w:val="14"/>
+                <w:szCs w:val="14"/>
+                <w:lang w:val="fr-CH"/>
+              </w:rPr>
+            </w:pPr>
+            <w:r>
+              <w:rPr>
+                <w:rFonts w:ascii="Courier New" w:hAnsi="Courier New" w:cs="Courier New"/>
+                <w:color w:val="124F1A" w:themeColor="accent3" w:themeShade="BF"/>
+                <w:sz w:val="14"/>
+                <w:szCs w:val="14"/>
                 <w:lang w:val="fr-CH"/>
               </w:rPr>
               <w:t xml:space="preserve">    {"FORMAT</w:t>
@@ -5299,10 +5290,10 @@
             <w:proofErr w:type="gramStart"/>
             <w:r>
               <w:rPr>
-                <w:rFonts w:ascii="Bahnschrift Light SemiCondensed" w:hAnsi="Bahnschrift Light SemiCondensed" w:cs="Arial"/>
-                <w:color w:val="124F1A" w:themeColor="accent3" w:themeShade="BF"/>
-                <w:sz w:val="18"/>
-                <w:szCs w:val="18"/>
+                <w:rFonts w:ascii="Courier New" w:hAnsi="Courier New" w:cs="Courier New"/>
+                <w:color w:val="124F1A" w:themeColor="accent3" w:themeShade="BF"/>
+                <w:sz w:val="14"/>
+                <w:szCs w:val="14"/>
                 <w:lang w:val="fr-CH"/>
               </w:rPr>
               <w:t>":</w:t>
@@ -5310,10 +5301,10 @@
             <w:proofErr w:type="gramEnd"/>
             <w:r>
               <w:rPr>
-                <w:rFonts w:ascii="Bahnschrift Light SemiCondensed" w:hAnsi="Bahnschrift Light SemiCondensed" w:cs="Arial"/>
-                <w:color w:val="124F1A" w:themeColor="accent3" w:themeShade="BF"/>
-                <w:sz w:val="18"/>
-                <w:szCs w:val="18"/>
+                <w:rFonts w:ascii="Courier New" w:hAnsi="Courier New" w:cs="Courier New"/>
+                <w:color w:val="124F1A" w:themeColor="accent3" w:themeShade="BF"/>
+                <w:sz w:val="14"/>
+                <w:szCs w:val="14"/>
                 <w:lang w:val="fr-CH"/>
               </w:rPr>
               <w:t xml:space="preserve"> "xml", "</w:t>
@@ -5321,10 +5312,10 @@
             <w:proofErr w:type="spellStart"/>
             <w:r>
               <w:rPr>
-                <w:rFonts w:ascii="Bahnschrift Light SemiCondensed" w:hAnsi="Bahnschrift Light SemiCondensed" w:cs="Arial"/>
-                <w:color w:val="124F1A" w:themeColor="accent3" w:themeShade="BF"/>
-                <w:sz w:val="18"/>
-                <w:szCs w:val="18"/>
+                <w:rFonts w:ascii="Courier New" w:hAnsi="Courier New" w:cs="Courier New"/>
+                <w:color w:val="124F1A" w:themeColor="accent3" w:themeShade="BF"/>
+                <w:sz w:val="14"/>
+                <w:szCs w:val="14"/>
                 <w:lang w:val="fr-CH"/>
               </w:rPr>
               <w:t>ExpectedStatusCode</w:t>
@@ -5333,10 +5324,10 @@
             <w:proofErr w:type="gramStart"/>
             <w:r>
               <w:rPr>
-                <w:rFonts w:ascii="Bahnschrift Light SemiCondensed" w:hAnsi="Bahnschrift Light SemiCondensed" w:cs="Arial"/>
-                <w:color w:val="124F1A" w:themeColor="accent3" w:themeShade="BF"/>
-                <w:sz w:val="18"/>
-                <w:szCs w:val="18"/>
+                <w:rFonts w:ascii="Courier New" w:hAnsi="Courier New" w:cs="Courier New"/>
+                <w:color w:val="124F1A" w:themeColor="accent3" w:themeShade="BF"/>
+                <w:sz w:val="14"/>
+                <w:szCs w:val="14"/>
                 <w:lang w:val="fr-CH"/>
               </w:rPr>
               <w:t>":</w:t>
@@ -5344,10 +5335,10 @@
             <w:proofErr w:type="gramEnd"/>
             <w:r>
               <w:rPr>
-                <w:rFonts w:ascii="Bahnschrift Light SemiCondensed" w:hAnsi="Bahnschrift Light SemiCondensed" w:cs="Arial"/>
-                <w:color w:val="124F1A" w:themeColor="accent3" w:themeShade="BF"/>
-                <w:sz w:val="18"/>
-                <w:szCs w:val="18"/>
+                <w:rFonts w:ascii="Courier New" w:hAnsi="Courier New" w:cs="Courier New"/>
+                <w:color w:val="124F1A" w:themeColor="accent3" w:themeShade="BF"/>
+                <w:sz w:val="14"/>
+                <w:szCs w:val="14"/>
                 <w:lang w:val="fr-CH"/>
               </w:rPr>
               <w:t xml:space="preserve"> </w:t>
@@ -5355,10 +5346,10 @@
             <w:proofErr w:type="gramStart"/>
             <w:r>
               <w:rPr>
-                <w:rFonts w:ascii="Bahnschrift Light SemiCondensed" w:hAnsi="Bahnschrift Light SemiCondensed" w:cs="Arial"/>
-                <w:color w:val="124F1A" w:themeColor="accent3" w:themeShade="BF"/>
-                <w:sz w:val="18"/>
-                <w:szCs w:val="18"/>
+                <w:rFonts w:ascii="Courier New" w:hAnsi="Courier New" w:cs="Courier New"/>
+                <w:color w:val="124F1A" w:themeColor="accent3" w:themeShade="BF"/>
+                <w:sz w:val="14"/>
+                <w:szCs w:val="14"/>
                 <w:lang w:val="fr-CH"/>
               </w:rPr>
               <w:t>200 }</w:t>
@@ -5366,10 +5357,10 @@
             <w:proofErr w:type="gramEnd"/>
             <w:r>
               <w:rPr>
-                <w:rFonts w:ascii="Bahnschrift Light SemiCondensed" w:hAnsi="Bahnschrift Light SemiCondensed" w:cs="Arial"/>
-                <w:color w:val="124F1A" w:themeColor="accent3" w:themeShade="BF"/>
-                <w:sz w:val="18"/>
-                <w:szCs w:val="18"/>
+                <w:rFonts w:ascii="Courier New" w:hAnsi="Courier New" w:cs="Courier New"/>
+                <w:color w:val="124F1A" w:themeColor="accent3" w:themeShade="BF"/>
+                <w:sz w:val="14"/>
+                <w:szCs w:val="14"/>
                 <w:lang w:val="fr-CH"/>
               </w:rPr>
               <w:t>,</w:t>
@@ -5380,19 +5371,19 @@
               <w:pStyle w:val="Sansinterligne"/>
               <w:ind w:left="58"/>
               <w:rPr>
-                <w:rFonts w:ascii="Bahnschrift Light SemiCondensed" w:hAnsi="Bahnschrift Light SemiCondensed" w:cs="Arial"/>
-                <w:color w:val="124F1A" w:themeColor="accent3" w:themeShade="BF"/>
-                <w:sz w:val="18"/>
-                <w:szCs w:val="18"/>
-                <w:lang w:val="fr-CH"/>
-              </w:rPr>
-            </w:pPr>
-            <w:r>
-              <w:rPr>
-                <w:rFonts w:ascii="Bahnschrift Light SemiCondensed" w:hAnsi="Bahnschrift Light SemiCondensed" w:cs="Arial"/>
-                <w:color w:val="124F1A" w:themeColor="accent3" w:themeShade="BF"/>
-                <w:sz w:val="18"/>
-                <w:szCs w:val="18"/>
+                <w:rFonts w:ascii="Courier New" w:hAnsi="Courier New" w:cs="Courier New"/>
+                <w:color w:val="124F1A" w:themeColor="accent3" w:themeShade="BF"/>
+                <w:sz w:val="14"/>
+                <w:szCs w:val="14"/>
+                <w:lang w:val="fr-CH"/>
+              </w:rPr>
+            </w:pPr>
+            <w:r>
+              <w:rPr>
+                <w:rFonts w:ascii="Courier New" w:hAnsi="Courier New" w:cs="Courier New"/>
+                <w:color w:val="124F1A" w:themeColor="accent3" w:themeShade="BF"/>
+                <w:sz w:val="14"/>
+                <w:szCs w:val="14"/>
                 <w:lang w:val="fr-CH"/>
               </w:rPr>
               <w:t xml:space="preserve">    {"FORMAT</w:t>
@@ -5400,10 +5391,10 @@
             <w:proofErr w:type="gramStart"/>
             <w:r>
               <w:rPr>
-                <w:rFonts w:ascii="Bahnschrift Light SemiCondensed" w:hAnsi="Bahnschrift Light SemiCondensed" w:cs="Arial"/>
-                <w:color w:val="124F1A" w:themeColor="accent3" w:themeShade="BF"/>
-                <w:sz w:val="18"/>
-                <w:szCs w:val="18"/>
+                <w:rFonts w:ascii="Courier New" w:hAnsi="Courier New" w:cs="Courier New"/>
+                <w:color w:val="124F1A" w:themeColor="accent3" w:themeShade="BF"/>
+                <w:sz w:val="14"/>
+                <w:szCs w:val="14"/>
                 <w:lang w:val="fr-CH"/>
               </w:rPr>
               <w:t>":</w:t>
@@ -5411,10 +5402,10 @@
             <w:proofErr w:type="gramEnd"/>
             <w:r>
               <w:rPr>
-                <w:rFonts w:ascii="Bahnschrift Light SemiCondensed" w:hAnsi="Bahnschrift Light SemiCondensed" w:cs="Arial"/>
-                <w:color w:val="124F1A" w:themeColor="accent3" w:themeShade="BF"/>
-                <w:sz w:val="18"/>
-                <w:szCs w:val="18"/>
+                <w:rFonts w:ascii="Courier New" w:hAnsi="Courier New" w:cs="Courier New"/>
+                <w:color w:val="124F1A" w:themeColor="accent3" w:themeShade="BF"/>
+                <w:sz w:val="14"/>
+                <w:szCs w:val="14"/>
                 <w:lang w:val="fr-CH"/>
               </w:rPr>
               <w:t xml:space="preserve"> "</w:t>
@@ -5422,10 +5413,10 @@
             <w:proofErr w:type="spellStart"/>
             <w:r>
               <w:rPr>
-                <w:rFonts w:ascii="Bahnschrift Light SemiCondensed" w:hAnsi="Bahnschrift Light SemiCondensed" w:cs="Arial"/>
-                <w:color w:val="124F1A" w:themeColor="accent3" w:themeShade="BF"/>
-                <w:sz w:val="18"/>
-                <w:szCs w:val="18"/>
+                <w:rFonts w:ascii="Courier New" w:hAnsi="Courier New" w:cs="Courier New"/>
+                <w:color w:val="124F1A" w:themeColor="accent3" w:themeShade="BF"/>
+                <w:sz w:val="14"/>
+                <w:szCs w:val="14"/>
                 <w:lang w:val="fr-CH"/>
               </w:rPr>
               <w:t>json</w:t>
@@ -5433,10 +5424,10 @@
             <w:proofErr w:type="spellEnd"/>
             <w:r>
               <w:rPr>
-                <w:rFonts w:ascii="Bahnschrift Light SemiCondensed" w:hAnsi="Bahnschrift Light SemiCondensed" w:cs="Arial"/>
-                <w:color w:val="124F1A" w:themeColor="accent3" w:themeShade="BF"/>
-                <w:sz w:val="18"/>
-                <w:szCs w:val="18"/>
+                <w:rFonts w:ascii="Courier New" w:hAnsi="Courier New" w:cs="Courier New"/>
+                <w:color w:val="124F1A" w:themeColor="accent3" w:themeShade="BF"/>
+                <w:sz w:val="14"/>
+                <w:szCs w:val="14"/>
                 <w:lang w:val="fr-CH"/>
               </w:rPr>
               <w:t>", "</w:t>
@@ -5444,10 +5435,10 @@
             <w:proofErr w:type="spellStart"/>
             <w:r>
               <w:rPr>
-                <w:rFonts w:ascii="Bahnschrift Light SemiCondensed" w:hAnsi="Bahnschrift Light SemiCondensed" w:cs="Arial"/>
-                <w:color w:val="124F1A" w:themeColor="accent3" w:themeShade="BF"/>
-                <w:sz w:val="18"/>
-                <w:szCs w:val="18"/>
+                <w:rFonts w:ascii="Courier New" w:hAnsi="Courier New" w:cs="Courier New"/>
+                <w:color w:val="124F1A" w:themeColor="accent3" w:themeShade="BF"/>
+                <w:sz w:val="14"/>
+                <w:szCs w:val="14"/>
                 <w:lang w:val="fr-CH"/>
               </w:rPr>
               <w:t>ExpectedStatusCode</w:t>
@@ -5456,10 +5447,10 @@
             <w:proofErr w:type="gramStart"/>
             <w:r>
               <w:rPr>
-                <w:rFonts w:ascii="Bahnschrift Light SemiCondensed" w:hAnsi="Bahnschrift Light SemiCondensed" w:cs="Arial"/>
-                <w:color w:val="124F1A" w:themeColor="accent3" w:themeShade="BF"/>
-                <w:sz w:val="18"/>
-                <w:szCs w:val="18"/>
+                <w:rFonts w:ascii="Courier New" w:hAnsi="Courier New" w:cs="Courier New"/>
+                <w:color w:val="124F1A" w:themeColor="accent3" w:themeShade="BF"/>
+                <w:sz w:val="14"/>
+                <w:szCs w:val="14"/>
                 <w:lang w:val="fr-CH"/>
               </w:rPr>
               <w:t>":</w:t>
@@ -5467,10 +5458,10 @@
             <w:proofErr w:type="gramEnd"/>
             <w:r>
               <w:rPr>
-                <w:rFonts w:ascii="Bahnschrift Light SemiCondensed" w:hAnsi="Bahnschrift Light SemiCondensed" w:cs="Arial"/>
-                <w:color w:val="124F1A" w:themeColor="accent3" w:themeShade="BF"/>
-                <w:sz w:val="18"/>
-                <w:szCs w:val="18"/>
+                <w:rFonts w:ascii="Courier New" w:hAnsi="Courier New" w:cs="Courier New"/>
+                <w:color w:val="124F1A" w:themeColor="accent3" w:themeShade="BF"/>
+                <w:sz w:val="14"/>
+                <w:szCs w:val="14"/>
                 <w:lang w:val="fr-CH"/>
               </w:rPr>
               <w:t xml:space="preserve"> </w:t>
@@ -5478,10 +5469,10 @@
             <w:proofErr w:type="gramStart"/>
             <w:r>
               <w:rPr>
-                <w:rFonts w:ascii="Bahnschrift Light SemiCondensed" w:hAnsi="Bahnschrift Light SemiCondensed" w:cs="Arial"/>
-                <w:color w:val="124F1A" w:themeColor="accent3" w:themeShade="BF"/>
-                <w:sz w:val="18"/>
-                <w:szCs w:val="18"/>
+                <w:rFonts w:ascii="Courier New" w:hAnsi="Courier New" w:cs="Courier New"/>
+                <w:color w:val="124F1A" w:themeColor="accent3" w:themeShade="BF"/>
+                <w:sz w:val="14"/>
+                <w:szCs w:val="14"/>
                 <w:lang w:val="fr-CH"/>
               </w:rPr>
               <w:t>200 }</w:t>
@@ -5498,10 +5489,10 @@
             </w:pPr>
             <w:r>
               <w:rPr>
-                <w:rFonts w:ascii="Bahnschrift Light SemiCondensed" w:hAnsi="Bahnschrift Light SemiCondensed" w:cs="Arial"/>
-                <w:color w:val="124F1A" w:themeColor="accent3" w:themeShade="BF"/>
-                <w:sz w:val="18"/>
-                <w:szCs w:val="18"/>
+                <w:rFonts w:ascii="Courier New" w:hAnsi="Courier New" w:cs="Courier New"/>
+                <w:color w:val="124F1A" w:themeColor="accent3" w:themeShade="BF"/>
+                <w:sz w:val="14"/>
+                <w:szCs w:val="14"/>
                 <w:lang w:val="fr-CH"/>
               </w:rPr>
               <w:t>]</w:t>
@@ -5764,19 +5755,19 @@
             <w:pPr>
               <w:pStyle w:val="Sansinterligne"/>
               <w:rPr>
-                <w:rFonts w:ascii="Bahnschrift Light SemiCondensed" w:hAnsi="Bahnschrift Light SemiCondensed" w:cs="Arial"/>
-                <w:color w:val="124F1A" w:themeColor="accent3" w:themeShade="BF"/>
-                <w:sz w:val="18"/>
-                <w:szCs w:val="18"/>
-                <w:lang w:val="fr-CH"/>
-              </w:rPr>
-            </w:pPr>
-            <w:r>
-              <w:rPr>
-                <w:rFonts w:ascii="Bahnschrift Light SemiCondensed" w:hAnsi="Bahnschrift Light SemiCondensed" w:cs="Arial"/>
-                <w:color w:val="124F1A" w:themeColor="accent3" w:themeShade="BF"/>
-                <w:sz w:val="18"/>
-                <w:szCs w:val="18"/>
+                <w:rFonts w:ascii="Courier New" w:hAnsi="Courier New" w:cs="Courier New"/>
+                <w:color w:val="124F1A" w:themeColor="accent3" w:themeShade="BF"/>
+                <w:sz w:val="14"/>
+                <w:szCs w:val="14"/>
+                <w:lang w:val="fr-CH"/>
+              </w:rPr>
+            </w:pPr>
+            <w:r>
+              <w:rPr>
+                <w:rFonts w:ascii="Courier New" w:hAnsi="Courier New" w:cs="Courier New"/>
+                <w:color w:val="124F1A" w:themeColor="accent3" w:themeShade="BF"/>
+                <w:sz w:val="14"/>
+                <w:szCs w:val="14"/>
                 <w:lang w:val="fr-CH"/>
               </w:rPr>
               <w:t>"</w:t>
@@ -5784,10 +5775,10 @@
             <w:proofErr w:type="spellStart"/>
             <w:r>
               <w:rPr>
-                <w:rFonts w:ascii="Bahnschrift Light SemiCondensed" w:hAnsi="Bahnschrift Light SemiCondensed" w:cs="Arial"/>
-                <w:color w:val="124F1A" w:themeColor="accent3" w:themeShade="BF"/>
-                <w:sz w:val="18"/>
-                <w:szCs w:val="18"/>
+                <w:rFonts w:ascii="Courier New" w:hAnsi="Courier New" w:cs="Courier New"/>
+                <w:color w:val="124F1A" w:themeColor="accent3" w:themeShade="BF"/>
+                <w:sz w:val="14"/>
+                <w:szCs w:val="14"/>
                 <w:lang w:val="fr-CH"/>
               </w:rPr>
               <w:t>GetCapabilities</w:t>
@@ -5796,10 +5787,10 @@
             <w:proofErr w:type="gramStart"/>
             <w:r>
               <w:rPr>
-                <w:rFonts w:ascii="Bahnschrift Light SemiCondensed" w:hAnsi="Bahnschrift Light SemiCondensed" w:cs="Arial"/>
-                <w:color w:val="124F1A" w:themeColor="accent3" w:themeShade="BF"/>
-                <w:sz w:val="18"/>
-                <w:szCs w:val="18"/>
+                <w:rFonts w:ascii="Courier New" w:hAnsi="Courier New" w:cs="Courier New"/>
+                <w:color w:val="124F1A" w:themeColor="accent3" w:themeShade="BF"/>
+                <w:sz w:val="14"/>
+                <w:szCs w:val="14"/>
                 <w:lang w:val="fr-CH"/>
               </w:rPr>
               <w:t>":</w:t>
@@ -5807,10 +5798,10 @@
             <w:proofErr w:type="gramEnd"/>
             <w:r>
               <w:rPr>
-                <w:rFonts w:ascii="Bahnschrift Light SemiCondensed" w:hAnsi="Bahnschrift Light SemiCondensed" w:cs="Arial"/>
-                <w:color w:val="124F1A" w:themeColor="accent3" w:themeShade="BF"/>
-                <w:sz w:val="18"/>
-                <w:szCs w:val="18"/>
+                <w:rFonts w:ascii="Courier New" w:hAnsi="Courier New" w:cs="Courier New"/>
+                <w:color w:val="124F1A" w:themeColor="accent3" w:themeShade="BF"/>
+                <w:sz w:val="14"/>
+                <w:szCs w:val="14"/>
                 <w:lang w:val="fr-CH"/>
               </w:rPr>
               <w:t xml:space="preserve"> [</w:t>
@@ -5820,19 +5811,19 @@
             <w:pPr>
               <w:pStyle w:val="Sansinterligne"/>
               <w:rPr>
-                <w:rFonts w:ascii="Bahnschrift Light SemiCondensed" w:hAnsi="Bahnschrift Light SemiCondensed" w:cs="Arial"/>
-                <w:color w:val="124F1A" w:themeColor="accent3" w:themeShade="BF"/>
-                <w:sz w:val="18"/>
-                <w:szCs w:val="18"/>
-                <w:lang w:val="fr-CH"/>
-              </w:rPr>
-            </w:pPr>
-            <w:r>
-              <w:rPr>
-                <w:rFonts w:ascii="Bahnschrift Light SemiCondensed" w:hAnsi="Bahnschrift Light SemiCondensed" w:cs="Arial"/>
-                <w:color w:val="124F1A" w:themeColor="accent3" w:themeShade="BF"/>
-                <w:sz w:val="18"/>
-                <w:szCs w:val="18"/>
+                <w:rFonts w:ascii="Courier New" w:hAnsi="Courier New" w:cs="Courier New"/>
+                <w:color w:val="124F1A" w:themeColor="accent3" w:themeShade="BF"/>
+                <w:sz w:val="14"/>
+                <w:szCs w:val="14"/>
+                <w:lang w:val="fr-CH"/>
+              </w:rPr>
+            </w:pPr>
+            <w:r>
+              <w:rPr>
+                <w:rFonts w:ascii="Courier New" w:hAnsi="Courier New" w:cs="Courier New"/>
+                <w:color w:val="124F1A" w:themeColor="accent3" w:themeShade="BF"/>
+                <w:sz w:val="14"/>
+                <w:szCs w:val="14"/>
                 <w:lang w:val="fr-CH"/>
               </w:rPr>
               <w:t xml:space="preserve">    {"FORMAT</w:t>
@@ -5840,10 +5831,10 @@
             <w:proofErr w:type="gramStart"/>
             <w:r>
               <w:rPr>
-                <w:rFonts w:ascii="Bahnschrift Light SemiCondensed" w:hAnsi="Bahnschrift Light SemiCondensed" w:cs="Arial"/>
-                <w:color w:val="124F1A" w:themeColor="accent3" w:themeShade="BF"/>
-                <w:sz w:val="18"/>
-                <w:szCs w:val="18"/>
+                <w:rFonts w:ascii="Courier New" w:hAnsi="Courier New" w:cs="Courier New"/>
+                <w:color w:val="124F1A" w:themeColor="accent3" w:themeShade="BF"/>
+                <w:sz w:val="14"/>
+                <w:szCs w:val="14"/>
                 <w:lang w:val="fr-CH"/>
               </w:rPr>
               <w:t>":</w:t>
@@ -5851,10 +5842,10 @@
             <w:proofErr w:type="gramEnd"/>
             <w:r>
               <w:rPr>
-                <w:rFonts w:ascii="Bahnschrift Light SemiCondensed" w:hAnsi="Bahnschrift Light SemiCondensed" w:cs="Arial"/>
-                <w:color w:val="124F1A" w:themeColor="accent3" w:themeShade="BF"/>
-                <w:sz w:val="18"/>
-                <w:szCs w:val="18"/>
+                <w:rFonts w:ascii="Courier New" w:hAnsi="Courier New" w:cs="Courier New"/>
+                <w:color w:val="124F1A" w:themeColor="accent3" w:themeShade="BF"/>
+                <w:sz w:val="14"/>
+                <w:szCs w:val="14"/>
                 <w:lang w:val="fr-CH"/>
               </w:rPr>
               <w:t xml:space="preserve"> "xml", "</w:t>
@@ -5862,10 +5853,10 @@
             <w:proofErr w:type="spellStart"/>
             <w:r>
               <w:rPr>
-                <w:rFonts w:ascii="Bahnschrift Light SemiCondensed" w:hAnsi="Bahnschrift Light SemiCondensed" w:cs="Arial"/>
-                <w:color w:val="124F1A" w:themeColor="accent3" w:themeShade="BF"/>
-                <w:sz w:val="18"/>
-                <w:szCs w:val="18"/>
+                <w:rFonts w:ascii="Courier New" w:hAnsi="Courier New" w:cs="Courier New"/>
+                <w:color w:val="124F1A" w:themeColor="accent3" w:themeShade="BF"/>
+                <w:sz w:val="14"/>
+                <w:szCs w:val="14"/>
                 <w:lang w:val="fr-CH"/>
               </w:rPr>
               <w:t>ExpectedStatusCode</w:t>
@@ -5874,10 +5865,10 @@
             <w:proofErr w:type="gramStart"/>
             <w:r>
               <w:rPr>
-                <w:rFonts w:ascii="Bahnschrift Light SemiCondensed" w:hAnsi="Bahnschrift Light SemiCondensed" w:cs="Arial"/>
-                <w:color w:val="124F1A" w:themeColor="accent3" w:themeShade="BF"/>
-                <w:sz w:val="18"/>
-                <w:szCs w:val="18"/>
+                <w:rFonts w:ascii="Courier New" w:hAnsi="Courier New" w:cs="Courier New"/>
+                <w:color w:val="124F1A" w:themeColor="accent3" w:themeShade="BF"/>
+                <w:sz w:val="14"/>
+                <w:szCs w:val="14"/>
                 <w:lang w:val="fr-CH"/>
               </w:rPr>
               <w:t>":</w:t>
@@ -5885,10 +5876,10 @@
             <w:proofErr w:type="gramEnd"/>
             <w:r>
               <w:rPr>
-                <w:rFonts w:ascii="Bahnschrift Light SemiCondensed" w:hAnsi="Bahnschrift Light SemiCondensed" w:cs="Arial"/>
-                <w:color w:val="124F1A" w:themeColor="accent3" w:themeShade="BF"/>
-                <w:sz w:val="18"/>
-                <w:szCs w:val="18"/>
+                <w:rFonts w:ascii="Courier New" w:hAnsi="Courier New" w:cs="Courier New"/>
+                <w:color w:val="124F1A" w:themeColor="accent3" w:themeShade="BF"/>
+                <w:sz w:val="14"/>
+                <w:szCs w:val="14"/>
                 <w:lang w:val="fr-CH"/>
               </w:rPr>
               <w:t xml:space="preserve"> </w:t>
@@ -5896,10 +5887,10 @@
             <w:proofErr w:type="gramStart"/>
             <w:r>
               <w:rPr>
-                <w:rFonts w:ascii="Bahnschrift Light SemiCondensed" w:hAnsi="Bahnschrift Light SemiCondensed" w:cs="Arial"/>
-                <w:color w:val="124F1A" w:themeColor="accent3" w:themeShade="BF"/>
-                <w:sz w:val="18"/>
-                <w:szCs w:val="18"/>
+                <w:rFonts w:ascii="Courier New" w:hAnsi="Courier New" w:cs="Courier New"/>
+                <w:color w:val="124F1A" w:themeColor="accent3" w:themeShade="BF"/>
+                <w:sz w:val="14"/>
+                <w:szCs w:val="14"/>
                 <w:lang w:val="fr-CH"/>
               </w:rPr>
               <w:t>200 }</w:t>
@@ -5907,10 +5898,10 @@
             <w:proofErr w:type="gramEnd"/>
             <w:r>
               <w:rPr>
-                <w:rFonts w:ascii="Bahnschrift Light SemiCondensed" w:hAnsi="Bahnschrift Light SemiCondensed" w:cs="Arial"/>
-                <w:color w:val="124F1A" w:themeColor="accent3" w:themeShade="BF"/>
-                <w:sz w:val="18"/>
-                <w:szCs w:val="18"/>
+                <w:rFonts w:ascii="Courier New" w:hAnsi="Courier New" w:cs="Courier New"/>
+                <w:color w:val="124F1A" w:themeColor="accent3" w:themeShade="BF"/>
+                <w:sz w:val="14"/>
+                <w:szCs w:val="14"/>
                 <w:lang w:val="fr-CH"/>
               </w:rPr>
               <w:t>,</w:t>
@@ -5920,19 +5911,19 @@
             <w:pPr>
               <w:pStyle w:val="Sansinterligne"/>
               <w:rPr>
-                <w:rFonts w:ascii="Bahnschrift Light SemiCondensed" w:hAnsi="Bahnschrift Light SemiCondensed" w:cs="Arial"/>
-                <w:color w:val="124F1A" w:themeColor="accent3" w:themeShade="BF"/>
-                <w:sz w:val="18"/>
-                <w:szCs w:val="18"/>
-                <w:lang w:val="fr-CH"/>
-              </w:rPr>
-            </w:pPr>
-            <w:r>
-              <w:rPr>
-                <w:rFonts w:ascii="Bahnschrift Light SemiCondensed" w:hAnsi="Bahnschrift Light SemiCondensed" w:cs="Arial"/>
-                <w:color w:val="124F1A" w:themeColor="accent3" w:themeShade="BF"/>
-                <w:sz w:val="18"/>
-                <w:szCs w:val="18"/>
+                <w:rFonts w:ascii="Courier New" w:hAnsi="Courier New" w:cs="Courier New"/>
+                <w:color w:val="124F1A" w:themeColor="accent3" w:themeShade="BF"/>
+                <w:sz w:val="14"/>
+                <w:szCs w:val="14"/>
+                <w:lang w:val="fr-CH"/>
+              </w:rPr>
+            </w:pPr>
+            <w:r>
+              <w:rPr>
+                <w:rFonts w:ascii="Courier New" w:hAnsi="Courier New" w:cs="Courier New"/>
+                <w:color w:val="124F1A" w:themeColor="accent3" w:themeShade="BF"/>
+                <w:sz w:val="14"/>
+                <w:szCs w:val="14"/>
                 <w:lang w:val="fr-CH"/>
               </w:rPr>
               <w:t xml:space="preserve">    {"FORMAT</w:t>
@@ -5940,10 +5931,10 @@
             <w:proofErr w:type="gramStart"/>
             <w:r>
               <w:rPr>
-                <w:rFonts w:ascii="Bahnschrift Light SemiCondensed" w:hAnsi="Bahnschrift Light SemiCondensed" w:cs="Arial"/>
-                <w:color w:val="124F1A" w:themeColor="accent3" w:themeShade="BF"/>
-                <w:sz w:val="18"/>
-                <w:szCs w:val="18"/>
+                <w:rFonts w:ascii="Courier New" w:hAnsi="Courier New" w:cs="Courier New"/>
+                <w:color w:val="124F1A" w:themeColor="accent3" w:themeShade="BF"/>
+                <w:sz w:val="14"/>
+                <w:szCs w:val="14"/>
                 <w:lang w:val="fr-CH"/>
               </w:rPr>
               <w:t>":</w:t>
@@ -5951,10 +5942,10 @@
             <w:proofErr w:type="gramEnd"/>
             <w:r>
               <w:rPr>
-                <w:rFonts w:ascii="Bahnschrift Light SemiCondensed" w:hAnsi="Bahnschrift Light SemiCondensed" w:cs="Arial"/>
-                <w:color w:val="124F1A" w:themeColor="accent3" w:themeShade="BF"/>
-                <w:sz w:val="18"/>
-                <w:szCs w:val="18"/>
+                <w:rFonts w:ascii="Courier New" w:hAnsi="Courier New" w:cs="Courier New"/>
+                <w:color w:val="124F1A" w:themeColor="accent3" w:themeShade="BF"/>
+                <w:sz w:val="14"/>
+                <w:szCs w:val="14"/>
                 <w:lang w:val="fr-CH"/>
               </w:rPr>
               <w:t xml:space="preserve"> "</w:t>
@@ -5962,10 +5953,10 @@
             <w:proofErr w:type="spellStart"/>
             <w:r>
               <w:rPr>
-                <w:rFonts w:ascii="Bahnschrift Light SemiCondensed" w:hAnsi="Bahnschrift Light SemiCondensed" w:cs="Arial"/>
-                <w:color w:val="124F1A" w:themeColor="accent3" w:themeShade="BF"/>
-                <w:sz w:val="18"/>
-                <w:szCs w:val="18"/>
+                <w:rFonts w:ascii="Courier New" w:hAnsi="Courier New" w:cs="Courier New"/>
+                <w:color w:val="124F1A" w:themeColor="accent3" w:themeShade="BF"/>
+                <w:sz w:val="14"/>
+                <w:szCs w:val="14"/>
                 <w:lang w:val="fr-CH"/>
               </w:rPr>
               <w:t>json</w:t>
@@ -5973,10 +5964,10 @@
             <w:proofErr w:type="spellEnd"/>
             <w:r>
               <w:rPr>
-                <w:rFonts w:ascii="Bahnschrift Light SemiCondensed" w:hAnsi="Bahnschrift Light SemiCondensed" w:cs="Arial"/>
-                <w:color w:val="124F1A" w:themeColor="accent3" w:themeShade="BF"/>
-                <w:sz w:val="18"/>
-                <w:szCs w:val="18"/>
+                <w:rFonts w:ascii="Courier New" w:hAnsi="Courier New" w:cs="Courier New"/>
+                <w:color w:val="124F1A" w:themeColor="accent3" w:themeShade="BF"/>
+                <w:sz w:val="14"/>
+                <w:szCs w:val="14"/>
                 <w:lang w:val="fr-CH"/>
               </w:rPr>
               <w:t>", "</w:t>
@@ -5984,10 +5975,10 @@
             <w:proofErr w:type="spellStart"/>
             <w:r>
               <w:rPr>
-                <w:rFonts w:ascii="Bahnschrift Light SemiCondensed" w:hAnsi="Bahnschrift Light SemiCondensed" w:cs="Arial"/>
-                <w:color w:val="124F1A" w:themeColor="accent3" w:themeShade="BF"/>
-                <w:sz w:val="18"/>
-                <w:szCs w:val="18"/>
+                <w:rFonts w:ascii="Courier New" w:hAnsi="Courier New" w:cs="Courier New"/>
+                <w:color w:val="124F1A" w:themeColor="accent3" w:themeShade="BF"/>
+                <w:sz w:val="14"/>
+                <w:szCs w:val="14"/>
                 <w:lang w:val="fr-CH"/>
               </w:rPr>
               <w:t>ExpectedStatusCode</w:t>
@@ -5996,10 +5987,10 @@
             <w:proofErr w:type="gramStart"/>
             <w:r>
               <w:rPr>
-                <w:rFonts w:ascii="Bahnschrift Light SemiCondensed" w:hAnsi="Bahnschrift Light SemiCondensed" w:cs="Arial"/>
-                <w:color w:val="124F1A" w:themeColor="accent3" w:themeShade="BF"/>
-                <w:sz w:val="18"/>
-                <w:szCs w:val="18"/>
+                <w:rFonts w:ascii="Courier New" w:hAnsi="Courier New" w:cs="Courier New"/>
+                <w:color w:val="124F1A" w:themeColor="accent3" w:themeShade="BF"/>
+                <w:sz w:val="14"/>
+                <w:szCs w:val="14"/>
                 <w:lang w:val="fr-CH"/>
               </w:rPr>
               <w:t>":</w:t>
@@ -6007,10 +5998,10 @@
             <w:proofErr w:type="gramEnd"/>
             <w:r>
               <w:rPr>
-                <w:rFonts w:ascii="Bahnschrift Light SemiCondensed" w:hAnsi="Bahnschrift Light SemiCondensed" w:cs="Arial"/>
-                <w:color w:val="124F1A" w:themeColor="accent3" w:themeShade="BF"/>
-                <w:sz w:val="18"/>
-                <w:szCs w:val="18"/>
+                <w:rFonts w:ascii="Courier New" w:hAnsi="Courier New" w:cs="Courier New"/>
+                <w:color w:val="124F1A" w:themeColor="accent3" w:themeShade="BF"/>
+                <w:sz w:val="14"/>
+                <w:szCs w:val="14"/>
                 <w:lang w:val="fr-CH"/>
               </w:rPr>
               <w:t xml:space="preserve"> </w:t>
@@ -6018,10 +6009,10 @@
             <w:proofErr w:type="gramStart"/>
             <w:r>
               <w:rPr>
-                <w:rFonts w:ascii="Bahnschrift Light SemiCondensed" w:hAnsi="Bahnschrift Light SemiCondensed" w:cs="Arial"/>
-                <w:color w:val="124F1A" w:themeColor="accent3" w:themeShade="BF"/>
-                <w:sz w:val="18"/>
-                <w:szCs w:val="18"/>
+                <w:rFonts w:ascii="Courier New" w:hAnsi="Courier New" w:cs="Courier New"/>
+                <w:color w:val="124F1A" w:themeColor="accent3" w:themeShade="BF"/>
+                <w:sz w:val="14"/>
+                <w:szCs w:val="14"/>
                 <w:lang w:val="fr-CH"/>
               </w:rPr>
               <w:t>200 }</w:t>
@@ -6040,10 +6031,10 @@
             </w:pPr>
             <w:r>
               <w:rPr>
-                <w:rFonts w:ascii="Bahnschrift Light SemiCondensed" w:hAnsi="Bahnschrift Light SemiCondensed" w:cs="Arial"/>
-                <w:color w:val="124F1A" w:themeColor="accent3" w:themeShade="BF"/>
-                <w:sz w:val="18"/>
-                <w:szCs w:val="18"/>
+                <w:rFonts w:ascii="Courier New" w:hAnsi="Courier New" w:cs="Courier New"/>
+                <w:color w:val="124F1A" w:themeColor="accent3" w:themeShade="BF"/>
+                <w:sz w:val="14"/>
+                <w:szCs w:val="14"/>
                 <w:lang w:val="fr-CH"/>
               </w:rPr>
               <w:t>]</w:t>
@@ -6708,7 +6699,6 @@
                 <w:sz w:val="18"/>
                 <w:szCs w:val="18"/>
               </w:rPr>
-              <w:lastRenderedPageBreak/>
               <w:t>POSTALCODE</w:t>
             </w:r>
           </w:p>
@@ -7204,38 +7194,38 @@
             <w:pPr>
               <w:pStyle w:val="Sansinterligne"/>
               <w:rPr>
-                <w:rFonts w:ascii="Bahnschrift Light SemiCondensed" w:hAnsi="Bahnschrift Light SemiCondensed" w:cs="Arial"/>
-                <w:color w:val="124F1A" w:themeColor="accent3" w:themeShade="BF"/>
-                <w:sz w:val="18"/>
-                <w:szCs w:val="18"/>
-              </w:rPr>
-            </w:pPr>
-            <w:r>
-              <w:rPr>
-                <w:rFonts w:ascii="Bahnschrift Light SemiCondensed" w:hAnsi="Bahnschrift Light SemiCondensed" w:cs="Arial"/>
-                <w:color w:val="124F1A" w:themeColor="accent3" w:themeShade="BF"/>
-                <w:sz w:val="18"/>
-                <w:szCs w:val="18"/>
+                <w:rFonts w:ascii="Courier New" w:hAnsi="Courier New" w:cs="Courier New"/>
+                <w:color w:val="124F1A" w:themeColor="accent3" w:themeShade="BF"/>
+                <w:sz w:val="14"/>
+                <w:szCs w:val="14"/>
+              </w:rPr>
+            </w:pPr>
+            <w:r>
+              <w:rPr>
+                <w:rFonts w:ascii="Courier New" w:hAnsi="Courier New" w:cs="Courier New"/>
+                <w:color w:val="124F1A" w:themeColor="accent3" w:themeShade="BF"/>
+                <w:sz w:val="14"/>
+                <w:szCs w:val="14"/>
               </w:rPr>
               <w:t>"</w:t>
             </w:r>
             <w:proofErr w:type="spellStart"/>
             <w:r>
               <w:rPr>
-                <w:rFonts w:ascii="Bahnschrift Light SemiCondensed" w:hAnsi="Bahnschrift Light SemiCondensed" w:cs="Arial"/>
-                <w:color w:val="124F1A" w:themeColor="accent3" w:themeShade="BF"/>
-                <w:sz w:val="18"/>
-                <w:szCs w:val="18"/>
+                <w:rFonts w:ascii="Courier New" w:hAnsi="Courier New" w:cs="Courier New"/>
+                <w:color w:val="124F1A" w:themeColor="accent3" w:themeShade="BF"/>
+                <w:sz w:val="14"/>
+                <w:szCs w:val="14"/>
               </w:rPr>
               <w:t>GetEGRID</w:t>
             </w:r>
             <w:proofErr w:type="spellEnd"/>
             <w:r>
               <w:rPr>
-                <w:rFonts w:ascii="Bahnschrift Light SemiCondensed" w:hAnsi="Bahnschrift Light SemiCondensed" w:cs="Arial"/>
-                <w:color w:val="124F1A" w:themeColor="accent3" w:themeShade="BF"/>
-                <w:sz w:val="18"/>
-                <w:szCs w:val="18"/>
+                <w:rFonts w:ascii="Courier New" w:hAnsi="Courier New" w:cs="Courier New"/>
+                <w:color w:val="124F1A" w:themeColor="accent3" w:themeShade="BF"/>
+                <w:sz w:val="14"/>
+                <w:szCs w:val="14"/>
               </w:rPr>
               <w:t>": [</w:t>
             </w:r>
@@ -7244,58 +7234,58 @@
             <w:pPr>
               <w:pStyle w:val="Sansinterligne"/>
               <w:rPr>
-                <w:rFonts w:ascii="Bahnschrift Light SemiCondensed" w:hAnsi="Bahnschrift Light SemiCondensed" w:cs="Arial"/>
-                <w:color w:val="124F1A" w:themeColor="accent3" w:themeShade="BF"/>
-                <w:sz w:val="18"/>
-                <w:szCs w:val="18"/>
-              </w:rPr>
-            </w:pPr>
-            <w:r>
-              <w:rPr>
-                <w:rFonts w:ascii="Bahnschrift Light SemiCondensed" w:hAnsi="Bahnschrift Light SemiCondensed" w:cs="Arial"/>
-                <w:color w:val="124F1A" w:themeColor="accent3" w:themeShade="BF"/>
-                <w:sz w:val="18"/>
-                <w:szCs w:val="18"/>
+                <w:rFonts w:ascii="Courier New" w:hAnsi="Courier New" w:cs="Courier New"/>
+                <w:color w:val="124F1A" w:themeColor="accent3" w:themeShade="BF"/>
+                <w:sz w:val="14"/>
+                <w:szCs w:val="14"/>
+              </w:rPr>
+            </w:pPr>
+            <w:r>
+              <w:rPr>
+                <w:rFonts w:ascii="Courier New" w:hAnsi="Courier New" w:cs="Courier New"/>
+                <w:color w:val="124F1A" w:themeColor="accent3" w:themeShade="BF"/>
+                <w:sz w:val="14"/>
+                <w:szCs w:val="14"/>
               </w:rPr>
               <w:t xml:space="preserve">      {"FORMAT": "</w:t>
             </w:r>
             <w:proofErr w:type="spellStart"/>
             <w:r>
               <w:rPr>
-                <w:rFonts w:ascii="Bahnschrift Light SemiCondensed" w:hAnsi="Bahnschrift Light SemiCondensed" w:cs="Arial"/>
-                <w:color w:val="124F1A" w:themeColor="accent3" w:themeShade="BF"/>
-                <w:sz w:val="18"/>
-                <w:szCs w:val="18"/>
+                <w:rFonts w:ascii="Courier New" w:hAnsi="Courier New" w:cs="Courier New"/>
+                <w:color w:val="124F1A" w:themeColor="accent3" w:themeShade="BF"/>
+                <w:sz w:val="14"/>
+                <w:szCs w:val="14"/>
               </w:rPr>
               <w:t>xml</w:t>
             </w:r>
             <w:proofErr w:type="spellEnd"/>
             <w:r>
               <w:rPr>
-                <w:rFonts w:ascii="Bahnschrift Light SemiCondensed" w:hAnsi="Bahnschrift Light SemiCondensed" w:cs="Arial"/>
-                <w:color w:val="124F1A" w:themeColor="accent3" w:themeShade="BF"/>
-                <w:sz w:val="18"/>
-                <w:szCs w:val="18"/>
+                <w:rFonts w:ascii="Courier New" w:hAnsi="Courier New" w:cs="Courier New"/>
+                <w:color w:val="124F1A" w:themeColor="accent3" w:themeShade="BF"/>
+                <w:sz w:val="14"/>
+                <w:szCs w:val="14"/>
               </w:rPr>
               <w:t>", "EN": "2606296.340,1215309.120", "</w:t>
             </w:r>
             <w:proofErr w:type="spellStart"/>
             <w:r>
               <w:rPr>
-                <w:rFonts w:ascii="Bahnschrift Light SemiCondensed" w:hAnsi="Bahnschrift Light SemiCondensed" w:cs="Arial"/>
-                <w:color w:val="124F1A" w:themeColor="accent3" w:themeShade="BF"/>
-                <w:sz w:val="18"/>
-                <w:szCs w:val="18"/>
+                <w:rFonts w:ascii="Courier New" w:hAnsi="Courier New" w:cs="Courier New"/>
+                <w:color w:val="124F1A" w:themeColor="accent3" w:themeShade="BF"/>
+                <w:sz w:val="14"/>
+                <w:szCs w:val="14"/>
               </w:rPr>
               <w:t>ExpectedStatusCode</w:t>
             </w:r>
             <w:proofErr w:type="spellEnd"/>
             <w:r>
               <w:rPr>
-                <w:rFonts w:ascii="Bahnschrift Light SemiCondensed" w:hAnsi="Bahnschrift Light SemiCondensed" w:cs="Arial"/>
-                <w:color w:val="124F1A" w:themeColor="accent3" w:themeShade="BF"/>
-                <w:sz w:val="18"/>
-                <w:szCs w:val="18"/>
+                <w:rFonts w:ascii="Courier New" w:hAnsi="Courier New" w:cs="Courier New"/>
+                <w:color w:val="124F1A" w:themeColor="accent3" w:themeShade="BF"/>
+                <w:sz w:val="14"/>
+                <w:szCs w:val="14"/>
               </w:rPr>
               <w:t>": 200},</w:t>
             </w:r>
@@ -7304,28 +7294,28 @@
             <w:pPr>
               <w:pStyle w:val="Sansinterligne"/>
               <w:rPr>
-                <w:rFonts w:ascii="Bahnschrift Light SemiCondensed" w:hAnsi="Bahnschrift Light SemiCondensed" w:cs="Arial"/>
-                <w:color w:val="124F1A" w:themeColor="accent3" w:themeShade="BF"/>
-                <w:sz w:val="18"/>
-                <w:szCs w:val="18"/>
-                <w:lang w:val="en-US"/>
-              </w:rPr>
-            </w:pPr>
-            <w:r>
-              <w:rPr>
-                <w:rFonts w:ascii="Bahnschrift Light SemiCondensed" w:hAnsi="Bahnschrift Light SemiCondensed" w:cs="Arial"/>
-                <w:color w:val="124F1A" w:themeColor="accent3" w:themeShade="BF"/>
-                <w:sz w:val="18"/>
-                <w:szCs w:val="18"/>
+                <w:rFonts w:ascii="Courier New" w:hAnsi="Courier New" w:cs="Courier New"/>
+                <w:color w:val="124F1A" w:themeColor="accent3" w:themeShade="BF"/>
+                <w:sz w:val="14"/>
+                <w:szCs w:val="14"/>
+                <w:lang w:val="en-US"/>
+              </w:rPr>
+            </w:pPr>
+            <w:r>
+              <w:rPr>
+                <w:rFonts w:ascii="Courier New" w:hAnsi="Courier New" w:cs="Courier New"/>
+                <w:color w:val="124F1A" w:themeColor="accent3" w:themeShade="BF"/>
+                <w:sz w:val="14"/>
+                <w:szCs w:val="14"/>
               </w:rPr>
               <w:t xml:space="preserve">      </w:t>
             </w:r>
             <w:r>
               <w:rPr>
-                <w:rFonts w:ascii="Bahnschrift Light SemiCondensed" w:hAnsi="Bahnschrift Light SemiCondensed" w:cs="Arial"/>
-                <w:color w:val="124F1A" w:themeColor="accent3" w:themeShade="BF"/>
-                <w:sz w:val="18"/>
-                <w:szCs w:val="18"/>
+                <w:rFonts w:ascii="Courier New" w:hAnsi="Courier New" w:cs="Courier New"/>
+                <w:color w:val="124F1A" w:themeColor="accent3" w:themeShade="BF"/>
+                <w:sz w:val="14"/>
+                <w:szCs w:val="14"/>
                 <w:lang w:val="en-US"/>
               </w:rPr>
               <w:t>{"FORMAT": "xml", "IDENTDN": "AR0200300600", "NUMBER": 100, "</w:t>
@@ -7333,10 +7323,10 @@
             <w:proofErr w:type="spellStart"/>
             <w:r>
               <w:rPr>
-                <w:rFonts w:ascii="Bahnschrift Light SemiCondensed" w:hAnsi="Bahnschrift Light SemiCondensed" w:cs="Arial"/>
-                <w:color w:val="124F1A" w:themeColor="accent3" w:themeShade="BF"/>
-                <w:sz w:val="18"/>
-                <w:szCs w:val="18"/>
+                <w:rFonts w:ascii="Courier New" w:hAnsi="Courier New" w:cs="Courier New"/>
+                <w:color w:val="124F1A" w:themeColor="accent3" w:themeShade="BF"/>
+                <w:sz w:val="14"/>
+                <w:szCs w:val="14"/>
                 <w:lang w:val="en-US"/>
               </w:rPr>
               <w:t>ExpectedStatusCode</w:t>
@@ -7344,10 +7334,10 @@
             <w:proofErr w:type="spellEnd"/>
             <w:r>
               <w:rPr>
-                <w:rFonts w:ascii="Bahnschrift Light SemiCondensed" w:hAnsi="Bahnschrift Light SemiCondensed" w:cs="Arial"/>
-                <w:color w:val="124F1A" w:themeColor="accent3" w:themeShade="BF"/>
-                <w:sz w:val="18"/>
-                <w:szCs w:val="18"/>
+                <w:rFonts w:ascii="Courier New" w:hAnsi="Courier New" w:cs="Courier New"/>
+                <w:color w:val="124F1A" w:themeColor="accent3" w:themeShade="BF"/>
+                <w:sz w:val="14"/>
+                <w:szCs w:val="14"/>
                 <w:lang w:val="en-US"/>
               </w:rPr>
               <w:t xml:space="preserve">": </w:t>
@@ -7355,10 +7345,10 @@
             <w:proofErr w:type="gramStart"/>
             <w:r>
               <w:rPr>
-                <w:rFonts w:ascii="Bahnschrift Light SemiCondensed" w:hAnsi="Bahnschrift Light SemiCondensed" w:cs="Arial"/>
-                <w:color w:val="124F1A" w:themeColor="accent3" w:themeShade="BF"/>
-                <w:sz w:val="18"/>
-                <w:szCs w:val="18"/>
+                <w:rFonts w:ascii="Courier New" w:hAnsi="Courier New" w:cs="Courier New"/>
+                <w:color w:val="124F1A" w:themeColor="accent3" w:themeShade="BF"/>
+                <w:sz w:val="14"/>
+                <w:szCs w:val="14"/>
                 <w:lang w:val="en-US"/>
               </w:rPr>
               <w:t>204 }</w:t>
@@ -7366,10 +7356,10 @@
             <w:proofErr w:type="gramEnd"/>
             <w:r>
               <w:rPr>
-                <w:rFonts w:ascii="Bahnschrift Light SemiCondensed" w:hAnsi="Bahnschrift Light SemiCondensed" w:cs="Arial"/>
-                <w:color w:val="124F1A" w:themeColor="accent3" w:themeShade="BF"/>
-                <w:sz w:val="18"/>
-                <w:szCs w:val="18"/>
+                <w:rFonts w:ascii="Courier New" w:hAnsi="Courier New" w:cs="Courier New"/>
+                <w:color w:val="124F1A" w:themeColor="accent3" w:themeShade="BF"/>
+                <w:sz w:val="14"/>
+                <w:szCs w:val="14"/>
                 <w:lang w:val="en-US"/>
               </w:rPr>
               <w:t>,</w:t>
@@ -7379,30 +7369,31 @@
             <w:pPr>
               <w:pStyle w:val="Sansinterligne"/>
               <w:rPr>
-                <w:rFonts w:ascii="Bahnschrift Light SemiCondensed" w:hAnsi="Bahnschrift Light SemiCondensed" w:cs="Arial"/>
-                <w:color w:val="124F1A" w:themeColor="accent3" w:themeShade="BF"/>
-                <w:sz w:val="18"/>
-                <w:szCs w:val="18"/>
-                <w:lang w:val="en-US"/>
-              </w:rPr>
-            </w:pPr>
-            <w:r>
-              <w:rPr>
-                <w:rFonts w:ascii="Bahnschrift Light SemiCondensed" w:hAnsi="Bahnschrift Light SemiCondensed" w:cs="Arial"/>
-                <w:color w:val="124F1A" w:themeColor="accent3" w:themeShade="BF"/>
-                <w:sz w:val="18"/>
-                <w:szCs w:val="18"/>
-                <w:lang w:val="en-US"/>
-              </w:rPr>
+                <w:rFonts w:ascii="Courier New" w:hAnsi="Courier New" w:cs="Courier New"/>
+                <w:color w:val="124F1A" w:themeColor="accent3" w:themeShade="BF"/>
+                <w:sz w:val="14"/>
+                <w:szCs w:val="14"/>
+                <w:lang w:val="en-US"/>
+              </w:rPr>
+            </w:pPr>
+            <w:r>
+              <w:rPr>
+                <w:rFonts w:ascii="Courier New" w:hAnsi="Courier New" w:cs="Courier New"/>
+                <w:color w:val="124F1A" w:themeColor="accent3" w:themeShade="BF"/>
+                <w:sz w:val="14"/>
+                <w:szCs w:val="14"/>
+                <w:lang w:val="en-US"/>
+              </w:rPr>
+              <w:lastRenderedPageBreak/>
               <w:t xml:space="preserve">      {"FORMAT": "</w:t>
             </w:r>
             <w:proofErr w:type="spellStart"/>
             <w:r>
               <w:rPr>
-                <w:rFonts w:ascii="Bahnschrift Light SemiCondensed" w:hAnsi="Bahnschrift Light SemiCondensed" w:cs="Arial"/>
-                <w:color w:val="124F1A" w:themeColor="accent3" w:themeShade="BF"/>
-                <w:sz w:val="18"/>
-                <w:szCs w:val="18"/>
+                <w:rFonts w:ascii="Courier New" w:hAnsi="Courier New" w:cs="Courier New"/>
+                <w:color w:val="124F1A" w:themeColor="accent3" w:themeShade="BF"/>
+                <w:sz w:val="14"/>
+                <w:szCs w:val="14"/>
                 <w:lang w:val="en-US"/>
               </w:rPr>
               <w:t>json</w:t>
@@ -7410,10 +7401,10 @@
             <w:proofErr w:type="spellEnd"/>
             <w:r>
               <w:rPr>
-                <w:rFonts w:ascii="Bahnschrift Light SemiCondensed" w:hAnsi="Bahnschrift Light SemiCondensed" w:cs="Arial"/>
-                <w:color w:val="124F1A" w:themeColor="accent3" w:themeShade="BF"/>
-                <w:sz w:val="18"/>
-                <w:szCs w:val="18"/>
+                <w:rFonts w:ascii="Courier New" w:hAnsi="Courier New" w:cs="Courier New"/>
+                <w:color w:val="124F1A" w:themeColor="accent3" w:themeShade="BF"/>
+                <w:sz w:val="14"/>
+                <w:szCs w:val="14"/>
                 <w:lang w:val="en-US"/>
               </w:rPr>
               <w:t>", "IDENTDN": "BE0200000136", "NUMBER": 426, "</w:t>
@@ -7421,10 +7412,10 @@
             <w:proofErr w:type="spellStart"/>
             <w:r>
               <w:rPr>
-                <w:rFonts w:ascii="Bahnschrift Light SemiCondensed" w:hAnsi="Bahnschrift Light SemiCondensed" w:cs="Arial"/>
-                <w:color w:val="124F1A" w:themeColor="accent3" w:themeShade="BF"/>
-                <w:sz w:val="18"/>
-                <w:szCs w:val="18"/>
+                <w:rFonts w:ascii="Courier New" w:hAnsi="Courier New" w:cs="Courier New"/>
+                <w:color w:val="124F1A" w:themeColor="accent3" w:themeShade="BF"/>
+                <w:sz w:val="14"/>
+                <w:szCs w:val="14"/>
                 <w:lang w:val="en-US"/>
               </w:rPr>
               <w:t>ExpectedStatusCode</w:t>
@@ -7432,10 +7423,10 @@
             <w:proofErr w:type="spellEnd"/>
             <w:r>
               <w:rPr>
-                <w:rFonts w:ascii="Bahnschrift Light SemiCondensed" w:hAnsi="Bahnschrift Light SemiCondensed" w:cs="Arial"/>
-                <w:color w:val="124F1A" w:themeColor="accent3" w:themeShade="BF"/>
-                <w:sz w:val="18"/>
-                <w:szCs w:val="18"/>
+                <w:rFonts w:ascii="Courier New" w:hAnsi="Courier New" w:cs="Courier New"/>
+                <w:color w:val="124F1A" w:themeColor="accent3" w:themeShade="BF"/>
+                <w:sz w:val="14"/>
+                <w:szCs w:val="14"/>
                 <w:lang w:val="en-US"/>
               </w:rPr>
               <w:t xml:space="preserve">": </w:t>
@@ -7443,10 +7434,10 @@
             <w:proofErr w:type="gramStart"/>
             <w:r>
               <w:rPr>
-                <w:rFonts w:ascii="Bahnschrift Light SemiCondensed" w:hAnsi="Bahnschrift Light SemiCondensed" w:cs="Arial"/>
-                <w:color w:val="124F1A" w:themeColor="accent3" w:themeShade="BF"/>
-                <w:sz w:val="18"/>
-                <w:szCs w:val="18"/>
+                <w:rFonts w:ascii="Courier New" w:hAnsi="Courier New" w:cs="Courier New"/>
+                <w:color w:val="124F1A" w:themeColor="accent3" w:themeShade="BF"/>
+                <w:sz w:val="14"/>
+                <w:szCs w:val="14"/>
                 <w:lang w:val="en-US"/>
               </w:rPr>
               <w:t>200 }</w:t>
@@ -7454,10 +7445,10 @@
             <w:proofErr w:type="gramEnd"/>
             <w:r>
               <w:rPr>
-                <w:rFonts w:ascii="Bahnschrift Light SemiCondensed" w:hAnsi="Bahnschrift Light SemiCondensed" w:cs="Arial"/>
-                <w:color w:val="124F1A" w:themeColor="accent3" w:themeShade="BF"/>
-                <w:sz w:val="18"/>
-                <w:szCs w:val="18"/>
+                <w:rFonts w:ascii="Courier New" w:hAnsi="Courier New" w:cs="Courier New"/>
+                <w:color w:val="124F1A" w:themeColor="accent3" w:themeShade="BF"/>
+                <w:sz w:val="14"/>
+                <w:szCs w:val="14"/>
                 <w:lang w:val="en-US"/>
               </w:rPr>
               <w:t>,</w:t>
@@ -7467,88 +7458,88 @@
             <w:pPr>
               <w:pStyle w:val="Sansinterligne"/>
               <w:rPr>
-                <w:rFonts w:ascii="Bahnschrift Light SemiCondensed" w:hAnsi="Bahnschrift Light SemiCondensed" w:cs="Arial"/>
-                <w:color w:val="124F1A" w:themeColor="accent3" w:themeShade="BF"/>
-                <w:sz w:val="18"/>
-                <w:szCs w:val="18"/>
-              </w:rPr>
-            </w:pPr>
-            <w:r>
-              <w:rPr>
-                <w:rFonts w:ascii="Bahnschrift Light SemiCondensed" w:hAnsi="Bahnschrift Light SemiCondensed" w:cs="Arial"/>
-                <w:color w:val="124F1A" w:themeColor="accent3" w:themeShade="BF"/>
-                <w:sz w:val="18"/>
-                <w:szCs w:val="18"/>
+                <w:rFonts w:ascii="Courier New" w:hAnsi="Courier New" w:cs="Courier New"/>
+                <w:color w:val="124F1A" w:themeColor="accent3" w:themeShade="BF"/>
+                <w:sz w:val="14"/>
+                <w:szCs w:val="14"/>
+              </w:rPr>
+            </w:pPr>
+            <w:r>
+              <w:rPr>
+                <w:rFonts w:ascii="Courier New" w:hAnsi="Courier New" w:cs="Courier New"/>
+                <w:color w:val="124F1A" w:themeColor="accent3" w:themeShade="BF"/>
+                <w:sz w:val="14"/>
+                <w:szCs w:val="14"/>
                 <w:lang w:val="en-US"/>
               </w:rPr>
               <w:t xml:space="preserve">      </w:t>
             </w:r>
             <w:r>
               <w:rPr>
-                <w:rFonts w:ascii="Bahnschrift Light SemiCondensed" w:hAnsi="Bahnschrift Light SemiCondensed" w:cs="Arial"/>
-                <w:color w:val="124F1A" w:themeColor="accent3" w:themeShade="BF"/>
-                <w:sz w:val="18"/>
-                <w:szCs w:val="18"/>
+                <w:rFonts w:ascii="Courier New" w:hAnsi="Courier New" w:cs="Courier New"/>
+                <w:color w:val="124F1A" w:themeColor="accent3" w:themeShade="BF"/>
+                <w:sz w:val="14"/>
+                <w:szCs w:val="14"/>
               </w:rPr>
               <w:t>{"FORMAT": "</w:t>
             </w:r>
             <w:proofErr w:type="spellStart"/>
             <w:r>
               <w:rPr>
-                <w:rFonts w:ascii="Bahnschrift Light SemiCondensed" w:hAnsi="Bahnschrift Light SemiCondensed" w:cs="Arial"/>
-                <w:color w:val="124F1A" w:themeColor="accent3" w:themeShade="BF"/>
-                <w:sz w:val="18"/>
-                <w:szCs w:val="18"/>
+                <w:rFonts w:ascii="Courier New" w:hAnsi="Courier New" w:cs="Courier New"/>
+                <w:color w:val="124F1A" w:themeColor="accent3" w:themeShade="BF"/>
+                <w:sz w:val="14"/>
+                <w:szCs w:val="14"/>
               </w:rPr>
               <w:t>xml</w:t>
             </w:r>
             <w:proofErr w:type="spellEnd"/>
             <w:r>
               <w:rPr>
-                <w:rFonts w:ascii="Bahnschrift Light SemiCondensed" w:hAnsi="Bahnschrift Light SemiCondensed" w:cs="Arial"/>
-                <w:color w:val="124F1A" w:themeColor="accent3" w:themeShade="BF"/>
-                <w:sz w:val="18"/>
-                <w:szCs w:val="18"/>
+                <w:rFonts w:ascii="Courier New" w:hAnsi="Courier New" w:cs="Courier New"/>
+                <w:color w:val="124F1A" w:themeColor="accent3" w:themeShade="BF"/>
+                <w:sz w:val="14"/>
+                <w:szCs w:val="14"/>
               </w:rPr>
               <w:t>", "POSTALCODE": "3013", "LOCALISATION": "Reiterstrasse", "NUMBER": 11, "</w:t>
             </w:r>
             <w:proofErr w:type="spellStart"/>
             <w:r>
               <w:rPr>
-                <w:rFonts w:ascii="Bahnschrift Light SemiCondensed" w:hAnsi="Bahnschrift Light SemiCondensed" w:cs="Arial"/>
-                <w:color w:val="124F1A" w:themeColor="accent3" w:themeShade="BF"/>
-                <w:sz w:val="18"/>
-                <w:szCs w:val="18"/>
+                <w:rFonts w:ascii="Courier New" w:hAnsi="Courier New" w:cs="Courier New"/>
+                <w:color w:val="124F1A" w:themeColor="accent3" w:themeShade="BF"/>
+                <w:sz w:val="14"/>
+                <w:szCs w:val="14"/>
               </w:rPr>
               <w:t>ExpectedStatusCode</w:t>
             </w:r>
             <w:proofErr w:type="spellEnd"/>
             <w:r>
               <w:rPr>
-                <w:rFonts w:ascii="Bahnschrift Light SemiCondensed" w:hAnsi="Bahnschrift Light SemiCondensed" w:cs="Arial"/>
-                <w:color w:val="124F1A" w:themeColor="accent3" w:themeShade="BF"/>
-                <w:sz w:val="18"/>
-                <w:szCs w:val="18"/>
+                <w:rFonts w:ascii="Courier New" w:hAnsi="Courier New" w:cs="Courier New"/>
+                <w:color w:val="124F1A" w:themeColor="accent3" w:themeShade="BF"/>
+                <w:sz w:val="14"/>
+                <w:szCs w:val="14"/>
               </w:rPr>
               <w:t xml:space="preserve">": </w:t>
             </w:r>
             <w:proofErr w:type="gramStart"/>
             <w:r>
               <w:rPr>
-                <w:rFonts w:ascii="Bahnschrift Light SemiCondensed" w:hAnsi="Bahnschrift Light SemiCondensed" w:cs="Arial"/>
-                <w:color w:val="124F1A" w:themeColor="accent3" w:themeShade="BF"/>
-                <w:sz w:val="18"/>
-                <w:szCs w:val="18"/>
+                <w:rFonts w:ascii="Courier New" w:hAnsi="Courier New" w:cs="Courier New"/>
+                <w:color w:val="124F1A" w:themeColor="accent3" w:themeShade="BF"/>
+                <w:sz w:val="14"/>
+                <w:szCs w:val="14"/>
               </w:rPr>
               <w:t>200 }</w:t>
             </w:r>
             <w:proofErr w:type="gramEnd"/>
             <w:r>
               <w:rPr>
-                <w:rFonts w:ascii="Bahnschrift Light SemiCondensed" w:hAnsi="Bahnschrift Light SemiCondensed" w:cs="Arial"/>
-                <w:color w:val="124F1A" w:themeColor="accent3" w:themeShade="BF"/>
-                <w:sz w:val="18"/>
-                <w:szCs w:val="18"/>
+                <w:rFonts w:ascii="Courier New" w:hAnsi="Courier New" w:cs="Courier New"/>
+                <w:color w:val="124F1A" w:themeColor="accent3" w:themeShade="BF"/>
+                <w:sz w:val="14"/>
+                <w:szCs w:val="14"/>
               </w:rPr>
               <w:t>,</w:t>
             </w:r>
@@ -7557,58 +7548,58 @@
             <w:pPr>
               <w:pStyle w:val="Sansinterligne"/>
               <w:rPr>
-                <w:rFonts w:ascii="Bahnschrift Light SemiCondensed" w:hAnsi="Bahnschrift Light SemiCondensed" w:cs="Arial"/>
-                <w:color w:val="124F1A" w:themeColor="accent3" w:themeShade="BF"/>
-                <w:sz w:val="18"/>
-                <w:szCs w:val="18"/>
-              </w:rPr>
-            </w:pPr>
-            <w:r>
-              <w:rPr>
-                <w:rFonts w:ascii="Bahnschrift Light SemiCondensed" w:hAnsi="Bahnschrift Light SemiCondensed" w:cs="Arial"/>
-                <w:color w:val="124F1A" w:themeColor="accent3" w:themeShade="BF"/>
-                <w:sz w:val="18"/>
-                <w:szCs w:val="18"/>
+                <w:rFonts w:ascii="Courier New" w:hAnsi="Courier New" w:cs="Courier New"/>
+                <w:color w:val="124F1A" w:themeColor="accent3" w:themeShade="BF"/>
+                <w:sz w:val="14"/>
+                <w:szCs w:val="14"/>
+              </w:rPr>
+            </w:pPr>
+            <w:r>
+              <w:rPr>
+                <w:rFonts w:ascii="Courier New" w:hAnsi="Courier New" w:cs="Courier New"/>
+                <w:color w:val="124F1A" w:themeColor="accent3" w:themeShade="BF"/>
+                <w:sz w:val="14"/>
+                <w:szCs w:val="14"/>
               </w:rPr>
               <w:t xml:space="preserve">      {"FORMAT": "</w:t>
             </w:r>
             <w:proofErr w:type="spellStart"/>
             <w:r>
               <w:rPr>
-                <w:rFonts w:ascii="Bahnschrift Light SemiCondensed" w:hAnsi="Bahnschrift Light SemiCondensed" w:cs="Arial"/>
-                <w:color w:val="124F1A" w:themeColor="accent3" w:themeShade="BF"/>
-                <w:sz w:val="18"/>
-                <w:szCs w:val="18"/>
+                <w:rFonts w:ascii="Courier New" w:hAnsi="Courier New" w:cs="Courier New"/>
+                <w:color w:val="124F1A" w:themeColor="accent3" w:themeShade="BF"/>
+                <w:sz w:val="14"/>
+                <w:szCs w:val="14"/>
               </w:rPr>
               <w:t>json</w:t>
             </w:r>
             <w:proofErr w:type="spellEnd"/>
             <w:r>
               <w:rPr>
-                <w:rFonts w:ascii="Bahnschrift Light SemiCondensed" w:hAnsi="Bahnschrift Light SemiCondensed" w:cs="Arial"/>
-                <w:color w:val="124F1A" w:themeColor="accent3" w:themeShade="BF"/>
-                <w:sz w:val="18"/>
-                <w:szCs w:val="18"/>
+                <w:rFonts w:ascii="Courier New" w:hAnsi="Courier New" w:cs="Courier New"/>
+                <w:color w:val="124F1A" w:themeColor="accent3" w:themeShade="BF"/>
+                <w:sz w:val="14"/>
+                <w:szCs w:val="14"/>
               </w:rPr>
               <w:t>", "GNSS": "47.387922, 9.279204", "</w:t>
             </w:r>
             <w:proofErr w:type="spellStart"/>
             <w:r>
               <w:rPr>
-                <w:rFonts w:ascii="Bahnschrift Light SemiCondensed" w:hAnsi="Bahnschrift Light SemiCondensed" w:cs="Arial"/>
-                <w:color w:val="124F1A" w:themeColor="accent3" w:themeShade="BF"/>
-                <w:sz w:val="18"/>
-                <w:szCs w:val="18"/>
+                <w:rFonts w:ascii="Courier New" w:hAnsi="Courier New" w:cs="Courier New"/>
+                <w:color w:val="124F1A" w:themeColor="accent3" w:themeShade="BF"/>
+                <w:sz w:val="14"/>
+                <w:szCs w:val="14"/>
               </w:rPr>
               <w:t>ExpectedStatusCode</w:t>
             </w:r>
             <w:proofErr w:type="spellEnd"/>
             <w:r>
               <w:rPr>
-                <w:rFonts w:ascii="Bahnschrift Light SemiCondensed" w:hAnsi="Bahnschrift Light SemiCondensed" w:cs="Arial"/>
-                <w:color w:val="124F1A" w:themeColor="accent3" w:themeShade="BF"/>
-                <w:sz w:val="18"/>
-                <w:szCs w:val="18"/>
+                <w:rFonts w:ascii="Courier New" w:hAnsi="Courier New" w:cs="Courier New"/>
+                <w:color w:val="124F1A" w:themeColor="accent3" w:themeShade="BF"/>
+                <w:sz w:val="14"/>
+                <w:szCs w:val="14"/>
               </w:rPr>
               <w:t>": 204}</w:t>
             </w:r>
@@ -7624,10 +7615,10 @@
             </w:pPr>
             <w:r>
               <w:rPr>
-                <w:rFonts w:ascii="Bahnschrift Light SemiCondensed" w:hAnsi="Bahnschrift Light SemiCondensed" w:cs="Arial"/>
-                <w:color w:val="124F1A" w:themeColor="accent3" w:themeShade="BF"/>
-                <w:sz w:val="18"/>
-                <w:szCs w:val="18"/>
+                <w:rFonts w:ascii="Courier New" w:hAnsi="Courier New" w:cs="Courier New"/>
+                <w:color w:val="124F1A" w:themeColor="accent3" w:themeShade="BF"/>
+                <w:sz w:val="14"/>
+                <w:szCs w:val="14"/>
               </w:rPr>
               <w:t>]</w:t>
             </w:r>
@@ -7652,6 +7643,7 @@
           <w:szCs w:val="24"/>
           <w:lang w:val="fr-CH"/>
         </w:rPr>
+        <w:lastRenderedPageBreak/>
         <w:t xml:space="preserve">Check: </w:t>
       </w:r>
       <w:proofErr w:type="spellStart"/>
@@ -9107,7 +9099,6 @@
                 <w:sz w:val="18"/>
                 <w:szCs w:val="18"/>
               </w:rPr>
-              <w:lastRenderedPageBreak/>
               <w:t>IDENTDN</w:t>
             </w:r>
           </w:p>
@@ -9578,19 +9569,19 @@
             <w:pPr>
               <w:pStyle w:val="Sansinterligne"/>
               <w:rPr>
-                <w:rFonts w:ascii="Bahnschrift Light SemiCondensed" w:hAnsi="Bahnschrift Light SemiCondensed"/>
+                <w:rFonts w:ascii="Courier New" w:hAnsi="Courier New" w:cs="Courier New"/>
                 <w:color w:val="196B24" w:themeColor="accent3"/>
-                <w:sz w:val="18"/>
-                <w:szCs w:val="18"/>
-                <w:lang w:val="en-US"/>
-              </w:rPr>
-            </w:pPr>
-            <w:r>
-              <w:rPr>
-                <w:rFonts w:ascii="Bahnschrift Light SemiCondensed" w:hAnsi="Bahnschrift Light SemiCondensed"/>
+                <w:sz w:val="14"/>
+                <w:szCs w:val="14"/>
+                <w:lang w:val="en-US"/>
+              </w:rPr>
+            </w:pPr>
+            <w:r>
+              <w:rPr>
+                <w:rFonts w:ascii="Courier New" w:hAnsi="Courier New" w:cs="Courier New"/>
                 <w:color w:val="196B24" w:themeColor="accent3"/>
-                <w:sz w:val="18"/>
-                <w:szCs w:val="18"/>
+                <w:sz w:val="14"/>
+                <w:szCs w:val="14"/>
                 <w:lang w:val="en-US"/>
               </w:rPr>
               <w:t>"</w:t>
@@ -9598,10 +9589,10 @@
             <w:proofErr w:type="spellStart"/>
             <w:r>
               <w:rPr>
-                <w:rFonts w:ascii="Bahnschrift Light SemiCondensed" w:hAnsi="Bahnschrift Light SemiCondensed"/>
+                <w:rFonts w:ascii="Courier New" w:hAnsi="Courier New" w:cs="Courier New"/>
                 <w:color w:val="196B24" w:themeColor="accent3"/>
-                <w:sz w:val="18"/>
-                <w:szCs w:val="18"/>
+                <w:sz w:val="14"/>
+                <w:szCs w:val="14"/>
                 <w:lang w:val="en-US"/>
               </w:rPr>
               <w:t>GetExtractById</w:t>
@@ -9609,10 +9600,10 @@
             <w:proofErr w:type="spellEnd"/>
             <w:r>
               <w:rPr>
-                <w:rFonts w:ascii="Bahnschrift Light SemiCondensed" w:hAnsi="Bahnschrift Light SemiCondensed"/>
+                <w:rFonts w:ascii="Courier New" w:hAnsi="Courier New" w:cs="Courier New"/>
                 <w:color w:val="196B24" w:themeColor="accent3"/>
-                <w:sz w:val="18"/>
-                <w:szCs w:val="18"/>
+                <w:sz w:val="14"/>
+                <w:szCs w:val="14"/>
                 <w:lang w:val="en-US"/>
               </w:rPr>
               <w:t>": [</w:t>
@@ -9622,19 +9613,19 @@
             <w:pPr>
               <w:pStyle w:val="Sansinterligne"/>
               <w:rPr>
-                <w:rFonts w:ascii="Bahnschrift Light SemiCondensed" w:hAnsi="Bahnschrift Light SemiCondensed"/>
+                <w:rFonts w:ascii="Courier New" w:hAnsi="Courier New" w:cs="Courier New"/>
                 <w:color w:val="196B24" w:themeColor="accent3"/>
-                <w:sz w:val="18"/>
-                <w:szCs w:val="18"/>
-                <w:lang w:val="en-US"/>
-              </w:rPr>
-            </w:pPr>
-            <w:r>
-              <w:rPr>
-                <w:rFonts w:ascii="Bahnschrift Light SemiCondensed" w:hAnsi="Bahnschrift Light SemiCondensed"/>
+                <w:sz w:val="14"/>
+                <w:szCs w:val="14"/>
+                <w:lang w:val="en-US"/>
+              </w:rPr>
+            </w:pPr>
+            <w:r>
+              <w:rPr>
+                <w:rFonts w:ascii="Courier New" w:hAnsi="Courier New" w:cs="Courier New"/>
                 <w:color w:val="196B24" w:themeColor="accent3"/>
-                <w:sz w:val="18"/>
-                <w:szCs w:val="18"/>
+                <w:sz w:val="14"/>
+                <w:szCs w:val="14"/>
                 <w:lang w:val="en-US"/>
               </w:rPr>
               <w:t xml:space="preserve">    {"FORMAT": "pdf", "EGRIDS": ["CH143546128604", "CH143546893419", "CH143546032889"], "</w:t>
@@ -9642,10 +9633,10 @@
             <w:proofErr w:type="spellStart"/>
             <w:r>
               <w:rPr>
-                <w:rFonts w:ascii="Bahnschrift Light SemiCondensed" w:hAnsi="Bahnschrift Light SemiCondensed"/>
+                <w:rFonts w:ascii="Courier New" w:hAnsi="Courier New" w:cs="Courier New"/>
                 <w:color w:val="196B24" w:themeColor="accent3"/>
-                <w:sz w:val="18"/>
-                <w:szCs w:val="18"/>
+                <w:sz w:val="14"/>
+                <w:szCs w:val="14"/>
                 <w:lang w:val="en-US"/>
               </w:rPr>
               <w:t>ExpectedStatusCode</w:t>
@@ -9653,10 +9644,10 @@
             <w:proofErr w:type="spellEnd"/>
             <w:r>
               <w:rPr>
-                <w:rFonts w:ascii="Bahnschrift Light SemiCondensed" w:hAnsi="Bahnschrift Light SemiCondensed"/>
+                <w:rFonts w:ascii="Courier New" w:hAnsi="Courier New" w:cs="Courier New"/>
                 <w:color w:val="196B24" w:themeColor="accent3"/>
-                <w:sz w:val="18"/>
-                <w:szCs w:val="18"/>
+                <w:sz w:val="14"/>
+                <w:szCs w:val="14"/>
                 <w:lang w:val="en-US"/>
               </w:rPr>
               <w:t xml:space="preserve">": </w:t>
@@ -9664,10 +9655,10 @@
             <w:proofErr w:type="gramStart"/>
             <w:r>
               <w:rPr>
-                <w:rFonts w:ascii="Bahnschrift Light SemiCondensed" w:hAnsi="Bahnschrift Light SemiCondensed"/>
+                <w:rFonts w:ascii="Courier New" w:hAnsi="Courier New" w:cs="Courier New"/>
                 <w:color w:val="196B24" w:themeColor="accent3"/>
-                <w:sz w:val="18"/>
-                <w:szCs w:val="18"/>
+                <w:sz w:val="14"/>
+                <w:szCs w:val="14"/>
                 <w:lang w:val="en-US"/>
               </w:rPr>
               <w:t>200 }</w:t>
@@ -9675,10 +9666,10 @@
             <w:proofErr w:type="gramEnd"/>
             <w:r>
               <w:rPr>
-                <w:rFonts w:ascii="Bahnschrift Light SemiCondensed" w:hAnsi="Bahnschrift Light SemiCondensed"/>
+                <w:rFonts w:ascii="Courier New" w:hAnsi="Courier New" w:cs="Courier New"/>
                 <w:color w:val="196B24" w:themeColor="accent3"/>
-                <w:sz w:val="18"/>
-                <w:szCs w:val="18"/>
+                <w:sz w:val="14"/>
+                <w:szCs w:val="14"/>
                 <w:lang w:val="en-US"/>
               </w:rPr>
               <w:t>,</w:t>
@@ -9688,19 +9679,19 @@
             <w:pPr>
               <w:pStyle w:val="Sansinterligne"/>
               <w:rPr>
-                <w:rFonts w:ascii="Bahnschrift Light SemiCondensed" w:hAnsi="Bahnschrift Light SemiCondensed"/>
+                <w:rFonts w:ascii="Courier New" w:hAnsi="Courier New" w:cs="Courier New"/>
                 <w:color w:val="196B24" w:themeColor="accent3"/>
-                <w:sz w:val="18"/>
-                <w:szCs w:val="18"/>
-                <w:lang w:val="en-US"/>
-              </w:rPr>
-            </w:pPr>
-            <w:r>
-              <w:rPr>
-                <w:rFonts w:ascii="Bahnschrift Light SemiCondensed" w:hAnsi="Bahnschrift Light SemiCondensed"/>
+                <w:sz w:val="14"/>
+                <w:szCs w:val="14"/>
+                <w:lang w:val="en-US"/>
+              </w:rPr>
+            </w:pPr>
+            <w:r>
+              <w:rPr>
+                <w:rFonts w:ascii="Courier New" w:hAnsi="Courier New" w:cs="Courier New"/>
                 <w:color w:val="196B24" w:themeColor="accent3"/>
-                <w:sz w:val="18"/>
-                <w:szCs w:val="18"/>
+                <w:sz w:val="14"/>
+                <w:szCs w:val="14"/>
                 <w:lang w:val="en-US"/>
               </w:rPr>
               <w:t xml:space="preserve">    {"FORMAT": "pdf", "EGRID": "CH387146358428", "LANG": "</w:t>
@@ -9708,10 +9699,10 @@
             <w:proofErr w:type="spellStart"/>
             <w:r>
               <w:rPr>
-                <w:rFonts w:ascii="Bahnschrift Light SemiCondensed" w:hAnsi="Bahnschrift Light SemiCondensed"/>
+                <w:rFonts w:ascii="Courier New" w:hAnsi="Courier New" w:cs="Courier New"/>
                 <w:color w:val="196B24" w:themeColor="accent3"/>
-                <w:sz w:val="18"/>
-                <w:szCs w:val="18"/>
+                <w:sz w:val="14"/>
+                <w:szCs w:val="14"/>
                 <w:lang w:val="en-US"/>
               </w:rPr>
               <w:t>fr</w:t>
@@ -9719,10 +9710,10 @@
             <w:proofErr w:type="spellEnd"/>
             <w:r>
               <w:rPr>
-                <w:rFonts w:ascii="Bahnschrift Light SemiCondensed" w:hAnsi="Bahnschrift Light SemiCondensed"/>
+                <w:rFonts w:ascii="Courier New" w:hAnsi="Courier New" w:cs="Courier New"/>
                 <w:color w:val="196B24" w:themeColor="accent3"/>
-                <w:sz w:val="18"/>
-                <w:szCs w:val="18"/>
+                <w:sz w:val="14"/>
+                <w:szCs w:val="14"/>
                 <w:lang w:val="en-US"/>
               </w:rPr>
               <w:t>", "</w:t>
@@ -9730,10 +9721,10 @@
             <w:proofErr w:type="spellStart"/>
             <w:r>
               <w:rPr>
-                <w:rFonts w:ascii="Bahnschrift Light SemiCondensed" w:hAnsi="Bahnschrift Light SemiCondensed"/>
+                <w:rFonts w:ascii="Courier New" w:hAnsi="Courier New" w:cs="Courier New"/>
                 <w:color w:val="196B24" w:themeColor="accent3"/>
-                <w:sz w:val="18"/>
-                <w:szCs w:val="18"/>
+                <w:sz w:val="14"/>
+                <w:szCs w:val="14"/>
                 <w:lang w:val="en-US"/>
               </w:rPr>
               <w:t>ExpectedStatusCode</w:t>
@@ -9741,10 +9732,10 @@
             <w:proofErr w:type="spellEnd"/>
             <w:r>
               <w:rPr>
-                <w:rFonts w:ascii="Bahnschrift Light SemiCondensed" w:hAnsi="Bahnschrift Light SemiCondensed"/>
+                <w:rFonts w:ascii="Courier New" w:hAnsi="Courier New" w:cs="Courier New"/>
                 <w:color w:val="196B24" w:themeColor="accent3"/>
-                <w:sz w:val="18"/>
-                <w:szCs w:val="18"/>
+                <w:sz w:val="14"/>
+                <w:szCs w:val="14"/>
                 <w:lang w:val="en-US"/>
               </w:rPr>
               <w:t xml:space="preserve">": </w:t>
@@ -9752,10 +9743,10 @@
             <w:proofErr w:type="gramStart"/>
             <w:r>
               <w:rPr>
-                <w:rFonts w:ascii="Bahnschrift Light SemiCondensed" w:hAnsi="Bahnschrift Light SemiCondensed"/>
+                <w:rFonts w:ascii="Courier New" w:hAnsi="Courier New" w:cs="Courier New"/>
                 <w:color w:val="196B24" w:themeColor="accent3"/>
-                <w:sz w:val="18"/>
-                <w:szCs w:val="18"/>
+                <w:sz w:val="14"/>
+                <w:szCs w:val="14"/>
                 <w:lang w:val="en-US"/>
               </w:rPr>
               <w:t>200 }</w:t>
@@ -9763,10 +9754,10 @@
             <w:proofErr w:type="gramEnd"/>
             <w:r>
               <w:rPr>
-                <w:rFonts w:ascii="Bahnschrift Light SemiCondensed" w:hAnsi="Bahnschrift Light SemiCondensed"/>
+                <w:rFonts w:ascii="Courier New" w:hAnsi="Courier New" w:cs="Courier New"/>
                 <w:color w:val="196B24" w:themeColor="accent3"/>
-                <w:sz w:val="18"/>
-                <w:szCs w:val="18"/>
+                <w:sz w:val="14"/>
+                <w:szCs w:val="14"/>
                 <w:lang w:val="en-US"/>
               </w:rPr>
               <w:t>,</w:t>
@@ -9776,19 +9767,19 @@
             <w:pPr>
               <w:pStyle w:val="Sansinterligne"/>
               <w:rPr>
-                <w:rFonts w:ascii="Bahnschrift Light SemiCondensed" w:hAnsi="Bahnschrift Light SemiCondensed"/>
+                <w:rFonts w:ascii="Courier New" w:hAnsi="Courier New" w:cs="Courier New"/>
                 <w:color w:val="196B24" w:themeColor="accent3"/>
-                <w:sz w:val="18"/>
-                <w:szCs w:val="18"/>
-                <w:lang w:val="en-US"/>
-              </w:rPr>
-            </w:pPr>
-            <w:r>
-              <w:rPr>
-                <w:rFonts w:ascii="Bahnschrift Light SemiCondensed" w:hAnsi="Bahnschrift Light SemiCondensed"/>
+                <w:sz w:val="14"/>
+                <w:szCs w:val="14"/>
+                <w:lang w:val="en-US"/>
+              </w:rPr>
+            </w:pPr>
+            <w:r>
+              <w:rPr>
+                <w:rFonts w:ascii="Courier New" w:hAnsi="Courier New" w:cs="Courier New"/>
                 <w:color w:val="196B24" w:themeColor="accent3"/>
-                <w:sz w:val="18"/>
-                <w:szCs w:val="18"/>
+                <w:sz w:val="14"/>
+                <w:szCs w:val="14"/>
                 <w:lang w:val="en-US"/>
               </w:rPr>
               <w:t xml:space="preserve">    {"FORMAT": "xml", "EGRID": "CH387146358428", "</w:t>
@@ -9796,10 +9787,10 @@
             <w:proofErr w:type="spellStart"/>
             <w:r>
               <w:rPr>
-                <w:rFonts w:ascii="Bahnschrift Light SemiCondensed" w:hAnsi="Bahnschrift Light SemiCondensed"/>
+                <w:rFonts w:ascii="Courier New" w:hAnsi="Courier New" w:cs="Courier New"/>
                 <w:color w:val="196B24" w:themeColor="accent3"/>
-                <w:sz w:val="18"/>
-                <w:szCs w:val="18"/>
+                <w:sz w:val="14"/>
+                <w:szCs w:val="14"/>
                 <w:lang w:val="en-US"/>
               </w:rPr>
               <w:t>ExpectedStatusCode</w:t>
@@ -9807,10 +9798,10 @@
             <w:proofErr w:type="spellEnd"/>
             <w:r>
               <w:rPr>
-                <w:rFonts w:ascii="Bahnschrift Light SemiCondensed" w:hAnsi="Bahnschrift Light SemiCondensed"/>
+                <w:rFonts w:ascii="Courier New" w:hAnsi="Courier New" w:cs="Courier New"/>
                 <w:color w:val="196B24" w:themeColor="accent3"/>
-                <w:sz w:val="18"/>
-                <w:szCs w:val="18"/>
+                <w:sz w:val="14"/>
+                <w:szCs w:val="14"/>
                 <w:lang w:val="en-US"/>
               </w:rPr>
               <w:t xml:space="preserve">": </w:t>
@@ -9818,10 +9809,10 @@
             <w:proofErr w:type="gramStart"/>
             <w:r>
               <w:rPr>
-                <w:rFonts w:ascii="Bahnschrift Light SemiCondensed" w:hAnsi="Bahnschrift Light SemiCondensed"/>
+                <w:rFonts w:ascii="Courier New" w:hAnsi="Courier New" w:cs="Courier New"/>
                 <w:color w:val="196B24" w:themeColor="accent3"/>
-                <w:sz w:val="18"/>
-                <w:szCs w:val="18"/>
+                <w:sz w:val="14"/>
+                <w:szCs w:val="14"/>
                 <w:lang w:val="en-US"/>
               </w:rPr>
               <w:t>200 }</w:t>
@@ -9829,10 +9820,10 @@
             <w:proofErr w:type="gramEnd"/>
             <w:r>
               <w:rPr>
-                <w:rFonts w:ascii="Bahnschrift Light SemiCondensed" w:hAnsi="Bahnschrift Light SemiCondensed"/>
+                <w:rFonts w:ascii="Courier New" w:hAnsi="Courier New" w:cs="Courier New"/>
                 <w:color w:val="196B24" w:themeColor="accent3"/>
-                <w:sz w:val="18"/>
-                <w:szCs w:val="18"/>
+                <w:sz w:val="14"/>
+                <w:szCs w:val="14"/>
                 <w:lang w:val="en-US"/>
               </w:rPr>
               <w:t>,</w:t>
@@ -9842,19 +9833,19 @@
             <w:pPr>
               <w:pStyle w:val="Sansinterligne"/>
               <w:rPr>
-                <w:rFonts w:ascii="Bahnschrift Light SemiCondensed" w:hAnsi="Bahnschrift Light SemiCondensed"/>
+                <w:rFonts w:ascii="Courier New" w:hAnsi="Courier New" w:cs="Courier New"/>
                 <w:color w:val="196B24" w:themeColor="accent3"/>
-                <w:sz w:val="18"/>
-                <w:szCs w:val="18"/>
-                <w:lang w:val="en-US"/>
-              </w:rPr>
-            </w:pPr>
-            <w:r>
-              <w:rPr>
-                <w:rFonts w:ascii="Bahnschrift Light SemiCondensed" w:hAnsi="Bahnschrift Light SemiCondensed"/>
+                <w:sz w:val="14"/>
+                <w:szCs w:val="14"/>
+                <w:lang w:val="en-US"/>
+              </w:rPr>
+            </w:pPr>
+            <w:r>
+              <w:rPr>
+                <w:rFonts w:ascii="Courier New" w:hAnsi="Courier New" w:cs="Courier New"/>
                 <w:color w:val="196B24" w:themeColor="accent3"/>
-                <w:sz w:val="18"/>
-                <w:szCs w:val="18"/>
+                <w:sz w:val="14"/>
+                <w:szCs w:val="14"/>
                 <w:lang w:val="en-US"/>
               </w:rPr>
               <w:t xml:space="preserve">    {"FORMAT": "</w:t>
@@ -9862,10 +9853,10 @@
             <w:proofErr w:type="spellStart"/>
             <w:r>
               <w:rPr>
-                <w:rFonts w:ascii="Bahnschrift Light SemiCondensed" w:hAnsi="Bahnschrift Light SemiCondensed"/>
+                <w:rFonts w:ascii="Courier New" w:hAnsi="Courier New" w:cs="Courier New"/>
                 <w:color w:val="196B24" w:themeColor="accent3"/>
-                <w:sz w:val="18"/>
-                <w:szCs w:val="18"/>
+                <w:sz w:val="14"/>
+                <w:szCs w:val="14"/>
                 <w:lang w:val="en-US"/>
               </w:rPr>
               <w:t>url</w:t>
@@ -9873,10 +9864,10 @@
             <w:proofErr w:type="spellEnd"/>
             <w:r>
               <w:rPr>
-                <w:rFonts w:ascii="Bahnschrift Light SemiCondensed" w:hAnsi="Bahnschrift Light SemiCondensed"/>
+                <w:rFonts w:ascii="Courier New" w:hAnsi="Courier New" w:cs="Courier New"/>
                 <w:color w:val="196B24" w:themeColor="accent3"/>
-                <w:sz w:val="18"/>
-                <w:szCs w:val="18"/>
+                <w:sz w:val="14"/>
+                <w:szCs w:val="14"/>
                 <w:lang w:val="en-US"/>
               </w:rPr>
               <w:t>", "IDENTDN": "BE0200000136", "NUMBER": 426, "</w:t>
@@ -9884,10 +9875,10 @@
             <w:proofErr w:type="spellStart"/>
             <w:r>
               <w:rPr>
-                <w:rFonts w:ascii="Bahnschrift Light SemiCondensed" w:hAnsi="Bahnschrift Light SemiCondensed"/>
+                <w:rFonts w:ascii="Courier New" w:hAnsi="Courier New" w:cs="Courier New"/>
                 <w:color w:val="196B24" w:themeColor="accent3"/>
-                <w:sz w:val="18"/>
-                <w:szCs w:val="18"/>
+                <w:sz w:val="14"/>
+                <w:szCs w:val="14"/>
                 <w:lang w:val="en-US"/>
               </w:rPr>
               <w:t>ExpectedStatusCode</w:t>
@@ -9895,10 +9886,10 @@
             <w:proofErr w:type="spellEnd"/>
             <w:r>
               <w:rPr>
-                <w:rFonts w:ascii="Bahnschrift Light SemiCondensed" w:hAnsi="Bahnschrift Light SemiCondensed"/>
+                <w:rFonts w:ascii="Courier New" w:hAnsi="Courier New" w:cs="Courier New"/>
                 <w:color w:val="196B24" w:themeColor="accent3"/>
-                <w:sz w:val="18"/>
-                <w:szCs w:val="18"/>
+                <w:sz w:val="14"/>
+                <w:szCs w:val="14"/>
                 <w:lang w:val="en-US"/>
               </w:rPr>
               <w:t xml:space="preserve">": </w:t>
@@ -9906,10 +9897,10 @@
             <w:proofErr w:type="gramStart"/>
             <w:r>
               <w:rPr>
-                <w:rFonts w:ascii="Bahnschrift Light SemiCondensed" w:hAnsi="Bahnschrift Light SemiCondensed"/>
+                <w:rFonts w:ascii="Courier New" w:hAnsi="Courier New" w:cs="Courier New"/>
                 <w:color w:val="196B24" w:themeColor="accent3"/>
-                <w:sz w:val="18"/>
-                <w:szCs w:val="18"/>
+                <w:sz w:val="14"/>
+                <w:szCs w:val="14"/>
                 <w:lang w:val="en-US"/>
               </w:rPr>
               <w:t>303 }</w:t>
@@ -9917,10 +9908,10 @@
             <w:proofErr w:type="gramEnd"/>
             <w:r>
               <w:rPr>
-                <w:rFonts w:ascii="Bahnschrift Light SemiCondensed" w:hAnsi="Bahnschrift Light SemiCondensed"/>
+                <w:rFonts w:ascii="Courier New" w:hAnsi="Courier New" w:cs="Courier New"/>
                 <w:color w:val="196B24" w:themeColor="accent3"/>
-                <w:sz w:val="18"/>
-                <w:szCs w:val="18"/>
+                <w:sz w:val="14"/>
+                <w:szCs w:val="14"/>
                 <w:lang w:val="en-US"/>
               </w:rPr>
               <w:t>,</w:t>
@@ -9930,19 +9921,19 @@
             <w:pPr>
               <w:pStyle w:val="Sansinterligne"/>
               <w:rPr>
-                <w:rFonts w:ascii="Bahnschrift Light SemiCondensed" w:hAnsi="Bahnschrift Light SemiCondensed"/>
+                <w:rFonts w:ascii="Courier New" w:hAnsi="Courier New" w:cs="Courier New"/>
                 <w:color w:val="196B24" w:themeColor="accent3"/>
-                <w:sz w:val="18"/>
-                <w:szCs w:val="18"/>
-                <w:lang w:val="en-US"/>
-              </w:rPr>
-            </w:pPr>
-            <w:r>
-              <w:rPr>
-                <w:rFonts w:ascii="Bahnschrift Light SemiCondensed" w:hAnsi="Bahnschrift Light SemiCondensed"/>
+                <w:sz w:val="14"/>
+                <w:szCs w:val="14"/>
+                <w:lang w:val="en-US"/>
+              </w:rPr>
+            </w:pPr>
+            <w:r>
+              <w:rPr>
+                <w:rFonts w:ascii="Courier New" w:hAnsi="Courier New" w:cs="Courier New"/>
                 <w:color w:val="196B24" w:themeColor="accent3"/>
-                <w:sz w:val="18"/>
-                <w:szCs w:val="18"/>
+                <w:sz w:val="14"/>
+                <w:szCs w:val="14"/>
                 <w:lang w:val="en-US"/>
               </w:rPr>
               <w:t xml:space="preserve">    {"FORMAT": "</w:t>
@@ -9950,10 +9941,10 @@
             <w:proofErr w:type="spellStart"/>
             <w:r>
               <w:rPr>
-                <w:rFonts w:ascii="Bahnschrift Light SemiCondensed" w:hAnsi="Bahnschrift Light SemiCondensed"/>
+                <w:rFonts w:ascii="Courier New" w:hAnsi="Courier New" w:cs="Courier New"/>
                 <w:color w:val="196B24" w:themeColor="accent3"/>
-                <w:sz w:val="18"/>
-                <w:szCs w:val="18"/>
+                <w:sz w:val="14"/>
+                <w:szCs w:val="14"/>
                 <w:lang w:val="en-US"/>
               </w:rPr>
               <w:t>json</w:t>
@@ -9961,10 +9952,10 @@
             <w:proofErr w:type="spellEnd"/>
             <w:r>
               <w:rPr>
-                <w:rFonts w:ascii="Bahnschrift Light SemiCondensed" w:hAnsi="Bahnschrift Light SemiCondensed"/>
+                <w:rFonts w:ascii="Courier New" w:hAnsi="Courier New" w:cs="Courier New"/>
                 <w:color w:val="196B24" w:themeColor="accent3"/>
-                <w:sz w:val="18"/>
-                <w:szCs w:val="18"/>
+                <w:sz w:val="14"/>
+                <w:szCs w:val="14"/>
                 <w:lang w:val="en-US"/>
               </w:rPr>
               <w:t>", "IDENTDN": "BE0200000136", "NUMBER": 426, "</w:t>
@@ -9972,10 +9963,10 @@
             <w:proofErr w:type="spellStart"/>
             <w:r>
               <w:rPr>
-                <w:rFonts w:ascii="Bahnschrift Light SemiCondensed" w:hAnsi="Bahnschrift Light SemiCondensed"/>
+                <w:rFonts w:ascii="Courier New" w:hAnsi="Courier New" w:cs="Courier New"/>
                 <w:color w:val="196B24" w:themeColor="accent3"/>
-                <w:sz w:val="18"/>
-                <w:szCs w:val="18"/>
+                <w:sz w:val="14"/>
+                <w:szCs w:val="14"/>
                 <w:lang w:val="en-US"/>
               </w:rPr>
               <w:t>ExpectedStatusCode</w:t>
@@ -9983,10 +9974,10 @@
             <w:proofErr w:type="spellEnd"/>
             <w:r>
               <w:rPr>
-                <w:rFonts w:ascii="Bahnschrift Light SemiCondensed" w:hAnsi="Bahnschrift Light SemiCondensed"/>
+                <w:rFonts w:ascii="Courier New" w:hAnsi="Courier New" w:cs="Courier New"/>
                 <w:color w:val="196B24" w:themeColor="accent3"/>
-                <w:sz w:val="18"/>
-                <w:szCs w:val="18"/>
+                <w:sz w:val="14"/>
+                <w:szCs w:val="14"/>
                 <w:lang w:val="en-US"/>
               </w:rPr>
               <w:t xml:space="preserve">": </w:t>
@@ -9994,10 +9985,10 @@
             <w:proofErr w:type="gramStart"/>
             <w:r>
               <w:rPr>
-                <w:rFonts w:ascii="Bahnschrift Light SemiCondensed" w:hAnsi="Bahnschrift Light SemiCondensed"/>
+                <w:rFonts w:ascii="Courier New" w:hAnsi="Courier New" w:cs="Courier New"/>
                 <w:color w:val="196B24" w:themeColor="accent3"/>
-                <w:sz w:val="18"/>
-                <w:szCs w:val="18"/>
+                <w:sz w:val="14"/>
+                <w:szCs w:val="14"/>
                 <w:lang w:val="en-US"/>
               </w:rPr>
               <w:t>200 }</w:t>
@@ -10005,10 +9996,10 @@
             <w:proofErr w:type="gramEnd"/>
             <w:r>
               <w:rPr>
-                <w:rFonts w:ascii="Bahnschrift Light SemiCondensed" w:hAnsi="Bahnschrift Light SemiCondensed"/>
+                <w:rFonts w:ascii="Courier New" w:hAnsi="Courier New" w:cs="Courier New"/>
                 <w:color w:val="196B24" w:themeColor="accent3"/>
-                <w:sz w:val="18"/>
-                <w:szCs w:val="18"/>
+                <w:sz w:val="14"/>
+                <w:szCs w:val="14"/>
                 <w:lang w:val="en-US"/>
               </w:rPr>
               <w:t>,</w:t>
@@ -10018,19 +10009,19 @@
             <w:pPr>
               <w:pStyle w:val="Sansinterligne"/>
               <w:rPr>
-                <w:rFonts w:ascii="Bahnschrift Light SemiCondensed" w:hAnsi="Bahnschrift Light SemiCondensed"/>
+                <w:rFonts w:ascii="Courier New" w:hAnsi="Courier New" w:cs="Courier New"/>
                 <w:color w:val="196B24" w:themeColor="accent3"/>
-                <w:sz w:val="18"/>
-                <w:szCs w:val="18"/>
-                <w:lang w:val="en-US"/>
-              </w:rPr>
-            </w:pPr>
-            <w:r>
-              <w:rPr>
-                <w:rFonts w:ascii="Bahnschrift Light SemiCondensed" w:hAnsi="Bahnschrift Light SemiCondensed"/>
+                <w:sz w:val="14"/>
+                <w:szCs w:val="14"/>
+                <w:lang w:val="en-US"/>
+              </w:rPr>
+            </w:pPr>
+            <w:r>
+              <w:rPr>
+                <w:rFonts w:ascii="Courier New" w:hAnsi="Courier New" w:cs="Courier New"/>
                 <w:color w:val="196B24" w:themeColor="accent3"/>
-                <w:sz w:val="18"/>
-                <w:szCs w:val="18"/>
+                <w:sz w:val="14"/>
+                <w:szCs w:val="14"/>
                 <w:lang w:val="en-US"/>
               </w:rPr>
               <w:t xml:space="preserve">    {"FORMAT": "</w:t>
@@ -10038,10 +10029,10 @@
             <w:proofErr w:type="spellStart"/>
             <w:r>
               <w:rPr>
-                <w:rFonts w:ascii="Bahnschrift Light SemiCondensed" w:hAnsi="Bahnschrift Light SemiCondensed"/>
+                <w:rFonts w:ascii="Courier New" w:hAnsi="Courier New" w:cs="Courier New"/>
                 <w:color w:val="196B24" w:themeColor="accent3"/>
-                <w:sz w:val="18"/>
-                <w:szCs w:val="18"/>
+                <w:sz w:val="14"/>
+                <w:szCs w:val="14"/>
                 <w:lang w:val="en-US"/>
               </w:rPr>
               <w:t>json</w:t>
@@ -10049,10 +10040,10 @@
             <w:proofErr w:type="spellEnd"/>
             <w:r>
               <w:rPr>
-                <w:rFonts w:ascii="Bahnschrift Light SemiCondensed" w:hAnsi="Bahnschrift Light SemiCondensed"/>
+                <w:rFonts w:ascii="Courier New" w:hAnsi="Courier New" w:cs="Courier New"/>
                 <w:color w:val="196B24" w:themeColor="accent3"/>
-                <w:sz w:val="18"/>
-                <w:szCs w:val="18"/>
+                <w:sz w:val="14"/>
+                <w:szCs w:val="14"/>
                 <w:lang w:val="en-US"/>
               </w:rPr>
               <w:t>", "IDENTDN": "UR0200001201", "NUMBER": 100, "</w:t>
@@ -10060,10 +10051,10 @@
             <w:proofErr w:type="spellStart"/>
             <w:r>
               <w:rPr>
-                <w:rFonts w:ascii="Bahnschrift Light SemiCondensed" w:hAnsi="Bahnschrift Light SemiCondensed"/>
+                <w:rFonts w:ascii="Courier New" w:hAnsi="Courier New" w:cs="Courier New"/>
                 <w:color w:val="196B24" w:themeColor="accent3"/>
-                <w:sz w:val="18"/>
-                <w:szCs w:val="18"/>
+                <w:sz w:val="14"/>
+                <w:szCs w:val="14"/>
                 <w:lang w:val="en-US"/>
               </w:rPr>
               <w:t>ExpectedStatusCode</w:t>
@@ -10071,10 +10062,10 @@
             <w:proofErr w:type="spellEnd"/>
             <w:r>
               <w:rPr>
-                <w:rFonts w:ascii="Bahnschrift Light SemiCondensed" w:hAnsi="Bahnschrift Light SemiCondensed"/>
+                <w:rFonts w:ascii="Courier New" w:hAnsi="Courier New" w:cs="Courier New"/>
                 <w:color w:val="196B24" w:themeColor="accent3"/>
-                <w:sz w:val="18"/>
-                <w:szCs w:val="18"/>
+                <w:sz w:val="14"/>
+                <w:szCs w:val="14"/>
                 <w:lang w:val="en-US"/>
               </w:rPr>
               <w:t xml:space="preserve">": </w:t>
@@ -10082,10 +10073,10 @@
             <w:proofErr w:type="gramStart"/>
             <w:r>
               <w:rPr>
-                <w:rFonts w:ascii="Bahnschrift Light SemiCondensed" w:hAnsi="Bahnschrift Light SemiCondensed"/>
+                <w:rFonts w:ascii="Courier New" w:hAnsi="Courier New" w:cs="Courier New"/>
                 <w:color w:val="196B24" w:themeColor="accent3"/>
-                <w:sz w:val="18"/>
-                <w:szCs w:val="18"/>
+                <w:sz w:val="14"/>
+                <w:szCs w:val="14"/>
                 <w:lang w:val="en-US"/>
               </w:rPr>
               <w:t>204 }</w:t>
@@ -10093,10 +10084,10 @@
             <w:proofErr w:type="gramEnd"/>
             <w:r>
               <w:rPr>
-                <w:rFonts w:ascii="Bahnschrift Light SemiCondensed" w:hAnsi="Bahnschrift Light SemiCondensed"/>
+                <w:rFonts w:ascii="Courier New" w:hAnsi="Courier New" w:cs="Courier New"/>
                 <w:color w:val="196B24" w:themeColor="accent3"/>
-                <w:sz w:val="18"/>
-                <w:szCs w:val="18"/>
+                <w:sz w:val="14"/>
+                <w:szCs w:val="14"/>
                 <w:lang w:val="en-US"/>
               </w:rPr>
               <w:t>,</w:t>
@@ -10106,19 +10097,19 @@
             <w:pPr>
               <w:pStyle w:val="Sansinterligne"/>
               <w:rPr>
-                <w:rFonts w:ascii="Bahnschrift Light SemiCondensed" w:hAnsi="Bahnschrift Light SemiCondensed"/>
+                <w:rFonts w:ascii="Courier New" w:hAnsi="Courier New" w:cs="Courier New"/>
                 <w:color w:val="196B24" w:themeColor="accent3"/>
-                <w:sz w:val="18"/>
-                <w:szCs w:val="18"/>
-                <w:lang w:val="en-US"/>
-              </w:rPr>
-            </w:pPr>
-            <w:r>
-              <w:rPr>
-                <w:rFonts w:ascii="Bahnschrift Light SemiCondensed" w:hAnsi="Bahnschrift Light SemiCondensed"/>
+                <w:sz w:val="14"/>
+                <w:szCs w:val="14"/>
+                <w:lang w:val="en-US"/>
+              </w:rPr>
+            </w:pPr>
+            <w:r>
+              <w:rPr>
+                <w:rFonts w:ascii="Courier New" w:hAnsi="Courier New" w:cs="Courier New"/>
                 <w:color w:val="196B24" w:themeColor="accent3"/>
-                <w:sz w:val="18"/>
-                <w:szCs w:val="18"/>
+                <w:sz w:val="14"/>
+                <w:szCs w:val="14"/>
                 <w:lang w:val="en-US"/>
               </w:rPr>
               <w:t xml:space="preserve">    {"FORMAT": "xml", "IDENTDN": "BE0200000136", "NUMBER": 426, "Provoke500": true, "</w:t>
@@ -10126,10 +10117,10 @@
             <w:proofErr w:type="spellStart"/>
             <w:r>
               <w:rPr>
-                <w:rFonts w:ascii="Bahnschrift Light SemiCondensed" w:hAnsi="Bahnschrift Light SemiCondensed"/>
+                <w:rFonts w:ascii="Courier New" w:hAnsi="Courier New" w:cs="Courier New"/>
                 <w:color w:val="196B24" w:themeColor="accent3"/>
-                <w:sz w:val="18"/>
-                <w:szCs w:val="18"/>
+                <w:sz w:val="14"/>
+                <w:szCs w:val="14"/>
                 <w:lang w:val="en-US"/>
               </w:rPr>
               <w:t>ExpectedStatusCode</w:t>
@@ -10137,10 +10128,10 @@
             <w:proofErr w:type="spellEnd"/>
             <w:r>
               <w:rPr>
-                <w:rFonts w:ascii="Bahnschrift Light SemiCondensed" w:hAnsi="Bahnschrift Light SemiCondensed"/>
+                <w:rFonts w:ascii="Courier New" w:hAnsi="Courier New" w:cs="Courier New"/>
                 <w:color w:val="196B24" w:themeColor="accent3"/>
-                <w:sz w:val="18"/>
-                <w:szCs w:val="18"/>
+                <w:sz w:val="14"/>
+                <w:szCs w:val="14"/>
                 <w:lang w:val="en-US"/>
               </w:rPr>
               <w:t xml:space="preserve">": </w:t>
@@ -10148,10 +10139,10 @@
             <w:proofErr w:type="gramStart"/>
             <w:r>
               <w:rPr>
-                <w:rFonts w:ascii="Bahnschrift Light SemiCondensed" w:hAnsi="Bahnschrift Light SemiCondensed"/>
+                <w:rFonts w:ascii="Courier New" w:hAnsi="Courier New" w:cs="Courier New"/>
                 <w:color w:val="196B24" w:themeColor="accent3"/>
-                <w:sz w:val="18"/>
-                <w:szCs w:val="18"/>
+                <w:sz w:val="14"/>
+                <w:szCs w:val="14"/>
                 <w:lang w:val="en-US"/>
               </w:rPr>
               <w:t>500 }</w:t>
@@ -10169,10 +10160,10 @@
             </w:pPr>
             <w:r>
               <w:rPr>
-                <w:rFonts w:ascii="Bahnschrift Light SemiCondensed" w:hAnsi="Bahnschrift Light SemiCondensed"/>
+                <w:rFonts w:ascii="Courier New" w:hAnsi="Courier New" w:cs="Courier New"/>
                 <w:color w:val="196B24" w:themeColor="accent3"/>
-                <w:sz w:val="18"/>
-                <w:szCs w:val="18"/>
+                <w:sz w:val="14"/>
+                <w:szCs w:val="14"/>
               </w:rPr>
               <w:t>]</w:t>
             </w:r>
@@ -10220,6 +10211,7 @@
           <w:rFonts w:ascii="Cadastra" w:hAnsi="Cadastra" w:cs="Arial"/>
           <w:sz w:val="18"/>
           <w:szCs w:val="18"/>
+          <w:lang w:val="fr-CH"/>
         </w:rPr>
       </w:pPr>
       <w:r>
@@ -10227,32 +10219,16 @@
           <w:rFonts w:ascii="Cadastra" w:hAnsi="Cadastra" w:cs="Arial"/>
           <w:sz w:val="18"/>
           <w:szCs w:val="18"/>
-        </w:rPr>
-        <w:t xml:space="preserve">Les noms de champs sont sensibles </w:t>
-      </w:r>
-      <w:proofErr w:type="spellStart"/>
+          <w:lang w:val="fr-CH"/>
+        </w:rPr>
+        <w:t>Les noms de champs sont sensibles à la casse (par exemple, FORMAT, et non format)</w:t>
+      </w:r>
       <w:r>
         <w:rPr>
           <w:rFonts w:ascii="Cadastra" w:hAnsi="Cadastra" w:cs="Arial"/>
           <w:sz w:val="18"/>
           <w:szCs w:val="18"/>
-        </w:rPr>
-        <w:t>à</w:t>
-      </w:r>
-      <w:proofErr w:type="spellEnd"/>
-      <w:r>
-        <w:rPr>
-          <w:rFonts w:ascii="Cadastra" w:hAnsi="Cadastra" w:cs="Arial"/>
-          <w:sz w:val="18"/>
-          <w:szCs w:val="18"/>
-        </w:rPr>
-        <w:t xml:space="preserve"> la casse (par exemple, FORMAT, et non format)</w:t>
-      </w:r>
-      <w:r>
-        <w:rPr>
-          <w:rFonts w:ascii="Cadastra" w:hAnsi="Cadastra" w:cs="Arial"/>
-          <w:sz w:val="18"/>
-          <w:szCs w:val="18"/>
+          <w:lang w:val="fr-CH"/>
         </w:rPr>
         <w:t>.</w:t>
       </w:r>
@@ -10268,6 +10244,7 @@
           <w:rFonts w:ascii="Cadastra" w:hAnsi="Cadastra" w:cs="Arial"/>
           <w:sz w:val="18"/>
           <w:szCs w:val="18"/>
+          <w:lang w:val="fr-CH"/>
         </w:rPr>
       </w:pPr>
       <w:r>
@@ -10275,6 +10252,7 @@
           <w:rFonts w:ascii="Cadastra" w:hAnsi="Cadastra" w:cs="Arial"/>
           <w:sz w:val="18"/>
           <w:szCs w:val="18"/>
+          <w:lang w:val="fr-CH"/>
         </w:rPr>
         <w:t xml:space="preserve">Les champs inconnus ne font pas partie du schéma pris en charge et peuvent être ignorés </w:t>
       </w:r>
@@ -10284,6 +10262,7 @@
           <w:rFonts w:ascii="Cadastra" w:hAnsi="Cadastra" w:cs="Arial"/>
           <w:sz w:val="18"/>
           <w:szCs w:val="18"/>
+          <w:lang w:val="fr-CH"/>
         </w:rPr>
         <w:t>ou</w:t>
       </w:r>
@@ -10293,6 +10272,7 @@
           <w:rFonts w:ascii="Cadastra" w:hAnsi="Cadastra" w:cs="Arial"/>
           <w:sz w:val="18"/>
           <w:szCs w:val="18"/>
+          <w:lang w:val="fr-CH"/>
         </w:rPr>
         <w:t xml:space="preserve"> entraîner l'échec du chargement (selon l'analyseur).</w:t>
       </w:r>
@@ -10308,6 +10288,7 @@
           <w:rFonts w:ascii="Cadastra" w:hAnsi="Cadastra" w:cs="Arial"/>
           <w:sz w:val="18"/>
           <w:szCs w:val="18"/>
+          <w:lang w:val="fr-CH"/>
         </w:rPr>
       </w:pPr>
       <w:r>
@@ -10315,6 +10296,7 @@
           <w:rFonts w:ascii="Cadastra" w:hAnsi="Cadastra" w:cs="Arial"/>
           <w:sz w:val="18"/>
           <w:szCs w:val="18"/>
+          <w:lang w:val="fr-CH"/>
         </w:rPr>
         <w:t xml:space="preserve">Le XML doit être bien formé et utiliser l'élément racine </w:t>
       </w:r>
@@ -10324,6 +10306,7 @@
           <w:rFonts w:ascii="Cadastra" w:hAnsi="Cadastra" w:cs="Arial"/>
           <w:sz w:val="18"/>
           <w:szCs w:val="18"/>
+          <w:lang w:val="fr-CH"/>
         </w:rPr>
         <w:t>correct</w:t>
       </w:r>
@@ -10332,6 +10315,7 @@
           <w:rFonts w:ascii="Cadastra" w:hAnsi="Cadastra" w:cs="Arial"/>
           <w:sz w:val="18"/>
           <w:szCs w:val="18"/>
+          <w:lang w:val="fr-CH"/>
         </w:rPr>
         <w:t>:</w:t>
       </w:r>
@@ -10341,6 +10325,7 @@
           <w:rFonts w:ascii="Cadastra" w:hAnsi="Cadastra" w:cs="Arial"/>
           <w:sz w:val="18"/>
           <w:szCs w:val="18"/>
+          <w:lang w:val="fr-CH"/>
         </w:rPr>
         <w:t xml:space="preserve"> </w:t>
       </w:r>
@@ -10349,6 +10334,7 @@
           <w:rFonts w:ascii="Cadastra" w:hAnsi="Cadastra" w:cs="Arial"/>
           <w:sz w:val="18"/>
           <w:szCs w:val="18"/>
+          <w:lang w:val="fr-CH"/>
         </w:rPr>
         <w:br/>
       </w:r>
@@ -10357,6 +10343,7 @@
           <w:rFonts w:ascii="Cadastra" w:hAnsi="Cadastra" w:cs="Arial"/>
           <w:sz w:val="18"/>
           <w:szCs w:val="18"/>
+          <w:lang w:val="fr-CH"/>
         </w:rPr>
         <w:t>&lt;Config&gt;...&lt;/Config&gt;.</w:t>
       </w:r>
@@ -10378,6 +10365,7 @@
           <w:szCs w:val="24"/>
           <w:lang w:val="fr-CH"/>
         </w:rPr>
+        <w:lastRenderedPageBreak/>
         <w:t>Exemple</w:t>
       </w:r>
       <w:r>
@@ -10427,19 +10415,19 @@
             <w:pPr>
               <w:pStyle w:val="Sansinterligne"/>
               <w:rPr>
-                <w:rFonts w:ascii="Bahnschrift Light SemiCondensed" w:hAnsi="Bahnschrift Light SemiCondensed" w:cs="Arial"/>
-                <w:color w:val="124F1A" w:themeColor="accent3" w:themeShade="BF"/>
-                <w:sz w:val="18"/>
-                <w:szCs w:val="18"/>
-                <w:lang w:val="fr-CH"/>
-              </w:rPr>
-            </w:pPr>
-            <w:r>
-              <w:rPr>
-                <w:rFonts w:ascii="Bahnschrift Light SemiCondensed" w:hAnsi="Bahnschrift Light SemiCondensed" w:cs="Arial"/>
-                <w:color w:val="124F1A" w:themeColor="accent3" w:themeShade="BF"/>
-                <w:sz w:val="18"/>
-                <w:szCs w:val="18"/>
+                <w:rFonts w:ascii="Courier New" w:hAnsi="Courier New" w:cs="Courier New"/>
+                <w:color w:val="124F1A" w:themeColor="accent3" w:themeShade="BF"/>
+                <w:sz w:val="13"/>
+                <w:szCs w:val="13"/>
+                <w:lang w:val="fr-CH"/>
+              </w:rPr>
+            </w:pPr>
+            <w:r>
+              <w:rPr>
+                <w:rFonts w:ascii="Courier New" w:hAnsi="Courier New" w:cs="Courier New"/>
+                <w:color w:val="124F1A" w:themeColor="accent3" w:themeShade="BF"/>
+                <w:sz w:val="13"/>
+                <w:szCs w:val="13"/>
                 <w:lang w:val="fr-CH"/>
               </w:rPr>
               <w:t>{</w:t>
@@ -10449,19 +10437,19 @@
             <w:pPr>
               <w:pStyle w:val="Sansinterligne"/>
               <w:rPr>
-                <w:rFonts w:ascii="Bahnschrift Light SemiCondensed" w:hAnsi="Bahnschrift Light SemiCondensed" w:cs="Arial"/>
-                <w:color w:val="124F1A" w:themeColor="accent3" w:themeShade="BF"/>
-                <w:sz w:val="18"/>
-                <w:szCs w:val="18"/>
-                <w:lang w:val="fr-CH"/>
-              </w:rPr>
-            </w:pPr>
-            <w:r>
-              <w:rPr>
-                <w:rFonts w:ascii="Bahnschrift Light SemiCondensed" w:hAnsi="Bahnschrift Light SemiCondensed" w:cs="Arial"/>
-                <w:color w:val="124F1A" w:themeColor="accent3" w:themeShade="BF"/>
-                <w:sz w:val="18"/>
-                <w:szCs w:val="18"/>
+                <w:rFonts w:ascii="Courier New" w:hAnsi="Courier New" w:cs="Courier New"/>
+                <w:color w:val="124F1A" w:themeColor="accent3" w:themeShade="BF"/>
+                <w:sz w:val="13"/>
+                <w:szCs w:val="13"/>
+                <w:lang w:val="fr-CH"/>
+              </w:rPr>
+            </w:pPr>
+            <w:r>
+              <w:rPr>
+                <w:rFonts w:ascii="Courier New" w:hAnsi="Courier New" w:cs="Courier New"/>
+                <w:color w:val="124F1A" w:themeColor="accent3" w:themeShade="BF"/>
+                <w:sz w:val="13"/>
+                <w:szCs w:val="13"/>
                 <w:lang w:val="fr-CH"/>
               </w:rPr>
               <w:t xml:space="preserve">  "Canton</w:t>
@@ -10469,10 +10457,10 @@
             <w:proofErr w:type="gramStart"/>
             <w:r>
               <w:rPr>
-                <w:rFonts w:ascii="Bahnschrift Light SemiCondensed" w:hAnsi="Bahnschrift Light SemiCondensed" w:cs="Arial"/>
-                <w:color w:val="124F1A" w:themeColor="accent3" w:themeShade="BF"/>
-                <w:sz w:val="18"/>
-                <w:szCs w:val="18"/>
+                <w:rFonts w:ascii="Courier New" w:hAnsi="Courier New" w:cs="Courier New"/>
+                <w:color w:val="124F1A" w:themeColor="accent3" w:themeShade="BF"/>
+                <w:sz w:val="13"/>
+                <w:szCs w:val="13"/>
                 <w:lang w:val="fr-CH"/>
               </w:rPr>
               <w:t>":</w:t>
@@ -10480,10 +10468,10 @@
             <w:proofErr w:type="gramEnd"/>
             <w:r>
               <w:rPr>
-                <w:rFonts w:ascii="Bahnschrift Light SemiCondensed" w:hAnsi="Bahnschrift Light SemiCondensed" w:cs="Arial"/>
-                <w:color w:val="124F1A" w:themeColor="accent3" w:themeShade="BF"/>
-                <w:sz w:val="18"/>
-                <w:szCs w:val="18"/>
+                <w:rFonts w:ascii="Courier New" w:hAnsi="Courier New" w:cs="Courier New"/>
+                <w:color w:val="124F1A" w:themeColor="accent3" w:themeShade="BF"/>
+                <w:sz w:val="13"/>
+                <w:szCs w:val="13"/>
                 <w:lang w:val="fr-CH"/>
               </w:rPr>
               <w:t xml:space="preserve"> "BE",</w:t>
@@ -10493,19 +10481,19 @@
             <w:pPr>
               <w:pStyle w:val="Sansinterligne"/>
               <w:rPr>
-                <w:rFonts w:ascii="Bahnschrift Light SemiCondensed" w:hAnsi="Bahnschrift Light SemiCondensed" w:cs="Arial"/>
-                <w:color w:val="124F1A" w:themeColor="accent3" w:themeShade="BF"/>
-                <w:sz w:val="18"/>
-                <w:szCs w:val="18"/>
+                <w:rFonts w:ascii="Courier New" w:hAnsi="Courier New" w:cs="Courier New"/>
+                <w:color w:val="124F1A" w:themeColor="accent3" w:themeShade="BF"/>
+                <w:sz w:val="13"/>
+                <w:szCs w:val="13"/>
                 <w:lang w:val="it-CH"/>
               </w:rPr>
             </w:pPr>
             <w:r>
               <w:rPr>
-                <w:rFonts w:ascii="Bahnschrift Light SemiCondensed" w:hAnsi="Bahnschrift Light SemiCondensed" w:cs="Arial"/>
-                <w:color w:val="124F1A" w:themeColor="accent3" w:themeShade="BF"/>
-                <w:sz w:val="18"/>
-                <w:szCs w:val="18"/>
+                <w:rFonts w:ascii="Courier New" w:hAnsi="Courier New" w:cs="Courier New"/>
+                <w:color w:val="124F1A" w:themeColor="accent3" w:themeShade="BF"/>
+                <w:sz w:val="13"/>
+                <w:szCs w:val="13"/>
                 <w:lang w:val="it-CH"/>
               </w:rPr>
               <w:t xml:space="preserve">  "</w:t>
@@ -10513,10 +10501,10 @@
             <w:proofErr w:type="spellStart"/>
             <w:r>
               <w:rPr>
-                <w:rFonts w:ascii="Bahnschrift Light SemiCondensed" w:hAnsi="Bahnschrift Light SemiCondensed" w:cs="Arial"/>
-                <w:color w:val="124F1A" w:themeColor="accent3" w:themeShade="BF"/>
-                <w:sz w:val="18"/>
-                <w:szCs w:val="18"/>
+                <w:rFonts w:ascii="Courier New" w:hAnsi="Courier New" w:cs="Courier New"/>
+                <w:color w:val="124F1A" w:themeColor="accent3" w:themeShade="BF"/>
+                <w:sz w:val="13"/>
+                <w:szCs w:val="13"/>
                 <w:lang w:val="it-CH"/>
               </w:rPr>
               <w:t>BasicUrl</w:t>
@@ -10524,10 +10512,10 @@
             <w:proofErr w:type="spellEnd"/>
             <w:r>
               <w:rPr>
-                <w:rFonts w:ascii="Bahnschrift Light SemiCondensed" w:hAnsi="Bahnschrift Light SemiCondensed" w:cs="Arial"/>
-                <w:color w:val="124F1A" w:themeColor="accent3" w:themeShade="BF"/>
-                <w:sz w:val="18"/>
-                <w:szCs w:val="18"/>
+                <w:rFonts w:ascii="Courier New" w:hAnsi="Courier New" w:cs="Courier New"/>
+                <w:color w:val="124F1A" w:themeColor="accent3" w:themeShade="BF"/>
+                <w:sz w:val="13"/>
+                <w:szCs w:val="13"/>
                 <w:lang w:val="it-CH"/>
               </w:rPr>
               <w:t>": "https://www.oereb2.apps.be.ch",</w:t>
@@ -10537,29 +10525,29 @@
             <w:pPr>
               <w:pStyle w:val="Sansinterligne"/>
               <w:rPr>
-                <w:rFonts w:ascii="Bahnschrift Light SemiCondensed" w:hAnsi="Bahnschrift Light SemiCondensed" w:cs="Arial"/>
-                <w:color w:val="124F1A" w:themeColor="accent3" w:themeShade="BF"/>
-                <w:sz w:val="18"/>
-                <w:szCs w:val="18"/>
-                <w:lang w:val="en-US"/>
-              </w:rPr>
-            </w:pPr>
-            <w:r>
-              <w:rPr>
-                <w:rFonts w:ascii="Bahnschrift Light SemiCondensed" w:hAnsi="Bahnschrift Light SemiCondensed" w:cs="Arial"/>
-                <w:color w:val="124F1A" w:themeColor="accent3" w:themeShade="BF"/>
-                <w:sz w:val="18"/>
-                <w:szCs w:val="18"/>
+                <w:rFonts w:ascii="Courier New" w:hAnsi="Courier New" w:cs="Courier New"/>
+                <w:color w:val="124F1A" w:themeColor="accent3" w:themeShade="BF"/>
+                <w:sz w:val="13"/>
+                <w:szCs w:val="13"/>
+                <w:lang w:val="en-US"/>
+              </w:rPr>
+            </w:pPr>
+            <w:r>
+              <w:rPr>
+                <w:rFonts w:ascii="Courier New" w:hAnsi="Courier New" w:cs="Courier New"/>
+                <w:color w:val="124F1A" w:themeColor="accent3" w:themeShade="BF"/>
+                <w:sz w:val="13"/>
+                <w:szCs w:val="13"/>
                 <w:lang w:val="it-CH"/>
               </w:rPr>
               <w:t xml:space="preserve">  </w:t>
             </w:r>
             <w:r>
               <w:rPr>
-                <w:rFonts w:ascii="Bahnschrift Light SemiCondensed" w:hAnsi="Bahnschrift Light SemiCondensed" w:cs="Arial"/>
-                <w:color w:val="124F1A" w:themeColor="accent3" w:themeShade="BF"/>
-                <w:sz w:val="18"/>
-                <w:szCs w:val="18"/>
+                <w:rFonts w:ascii="Courier New" w:hAnsi="Courier New" w:cs="Courier New"/>
+                <w:color w:val="124F1A" w:themeColor="accent3" w:themeShade="BF"/>
+                <w:sz w:val="13"/>
+                <w:szCs w:val="13"/>
                 <w:lang w:val="en-US"/>
               </w:rPr>
               <w:t>"</w:t>
@@ -10567,10 +10555,10 @@
             <w:proofErr w:type="spellStart"/>
             <w:r>
               <w:rPr>
-                <w:rFonts w:ascii="Bahnschrift Light SemiCondensed" w:hAnsi="Bahnschrift Light SemiCondensed" w:cs="Arial"/>
-                <w:color w:val="124F1A" w:themeColor="accent3" w:themeShade="BF"/>
-                <w:sz w:val="18"/>
-                <w:szCs w:val="18"/>
+                <w:rFonts w:ascii="Courier New" w:hAnsi="Courier New" w:cs="Courier New"/>
+                <w:color w:val="124F1A" w:themeColor="accent3" w:themeShade="BF"/>
+                <w:sz w:val="13"/>
+                <w:szCs w:val="13"/>
                 <w:lang w:val="en-US"/>
               </w:rPr>
               <w:t>OutputDirectoryPath</w:t>
@@ -10578,10 +10566,10 @@
             <w:proofErr w:type="spellEnd"/>
             <w:r>
               <w:rPr>
-                <w:rFonts w:ascii="Bahnschrift Light SemiCondensed" w:hAnsi="Bahnschrift Light SemiCondensed" w:cs="Arial"/>
-                <w:color w:val="124F1A" w:themeColor="accent3" w:themeShade="BF"/>
-                <w:sz w:val="18"/>
-                <w:szCs w:val="18"/>
+                <w:rFonts w:ascii="Courier New" w:hAnsi="Courier New" w:cs="Courier New"/>
+                <w:color w:val="124F1A" w:themeColor="accent3" w:themeShade="BF"/>
+                <w:sz w:val="13"/>
+                <w:szCs w:val="13"/>
                 <w:lang w:val="en-US"/>
               </w:rPr>
               <w:t>": "out\\results",</w:t>
@@ -10591,19 +10579,19 @@
             <w:pPr>
               <w:pStyle w:val="Sansinterligne"/>
               <w:rPr>
-                <w:rFonts w:ascii="Bahnschrift Light SemiCondensed" w:hAnsi="Bahnschrift Light SemiCondensed" w:cs="Arial"/>
-                <w:color w:val="124F1A" w:themeColor="accent3" w:themeShade="BF"/>
-                <w:sz w:val="18"/>
-                <w:szCs w:val="18"/>
-                <w:lang w:val="en-US"/>
-              </w:rPr>
-            </w:pPr>
-            <w:r>
-              <w:rPr>
-                <w:rFonts w:ascii="Bahnschrift Light SemiCondensed" w:hAnsi="Bahnschrift Light SemiCondensed" w:cs="Arial"/>
-                <w:color w:val="124F1A" w:themeColor="accent3" w:themeShade="BF"/>
-                <w:sz w:val="18"/>
-                <w:szCs w:val="18"/>
+                <w:rFonts w:ascii="Courier New" w:hAnsi="Courier New" w:cs="Courier New"/>
+                <w:color w:val="124F1A" w:themeColor="accent3" w:themeShade="BF"/>
+                <w:sz w:val="13"/>
+                <w:szCs w:val="13"/>
+                <w:lang w:val="en-US"/>
+              </w:rPr>
+            </w:pPr>
+            <w:r>
+              <w:rPr>
+                <w:rFonts w:ascii="Courier New" w:hAnsi="Courier New" w:cs="Courier New"/>
+                <w:color w:val="124F1A" w:themeColor="accent3" w:themeShade="BF"/>
+                <w:sz w:val="13"/>
+                <w:szCs w:val="13"/>
                 <w:lang w:val="en-US"/>
               </w:rPr>
               <w:t xml:space="preserve">  "</w:t>
@@ -10611,10 +10599,10 @@
             <w:proofErr w:type="spellStart"/>
             <w:r>
               <w:rPr>
-                <w:rFonts w:ascii="Bahnschrift Light SemiCondensed" w:hAnsi="Bahnschrift Light SemiCondensed" w:cs="Arial"/>
-                <w:color w:val="124F1A" w:themeColor="accent3" w:themeShade="BF"/>
-                <w:sz w:val="18"/>
-                <w:szCs w:val="18"/>
+                <w:rFonts w:ascii="Courier New" w:hAnsi="Courier New" w:cs="Courier New"/>
+                <w:color w:val="124F1A" w:themeColor="accent3" w:themeShade="BF"/>
+                <w:sz w:val="13"/>
+                <w:szCs w:val="13"/>
                 <w:lang w:val="en-US"/>
               </w:rPr>
               <w:t>GetVersions</w:t>
@@ -10622,10 +10610,10 @@
             <w:proofErr w:type="spellEnd"/>
             <w:r>
               <w:rPr>
-                <w:rFonts w:ascii="Bahnschrift Light SemiCondensed" w:hAnsi="Bahnschrift Light SemiCondensed" w:cs="Arial"/>
-                <w:color w:val="124F1A" w:themeColor="accent3" w:themeShade="BF"/>
-                <w:sz w:val="18"/>
-                <w:szCs w:val="18"/>
+                <w:rFonts w:ascii="Courier New" w:hAnsi="Courier New" w:cs="Courier New"/>
+                <w:color w:val="124F1A" w:themeColor="accent3" w:themeShade="BF"/>
+                <w:sz w:val="13"/>
+                <w:szCs w:val="13"/>
                 <w:lang w:val="en-US"/>
               </w:rPr>
               <w:t>": [</w:t>
@@ -10635,29 +10623,29 @@
             <w:pPr>
               <w:pStyle w:val="Sansinterligne"/>
               <w:rPr>
-                <w:rFonts w:ascii="Bahnschrift Light SemiCondensed" w:hAnsi="Bahnschrift Light SemiCondensed" w:cs="Arial"/>
-                <w:color w:val="124F1A" w:themeColor="accent3" w:themeShade="BF"/>
-                <w:sz w:val="18"/>
-                <w:szCs w:val="18"/>
-                <w:lang w:val="en-US"/>
-              </w:rPr>
-            </w:pPr>
-            <w:r>
-              <w:rPr>
-                <w:rFonts w:ascii="Bahnschrift Light SemiCondensed" w:hAnsi="Bahnschrift Light SemiCondensed" w:cs="Arial"/>
-                <w:color w:val="124F1A" w:themeColor="accent3" w:themeShade="BF"/>
-                <w:sz w:val="18"/>
-                <w:szCs w:val="18"/>
+                <w:rFonts w:ascii="Courier New" w:hAnsi="Courier New" w:cs="Courier New"/>
+                <w:color w:val="124F1A" w:themeColor="accent3" w:themeShade="BF"/>
+                <w:sz w:val="13"/>
+                <w:szCs w:val="13"/>
+                <w:lang w:val="en-US"/>
+              </w:rPr>
+            </w:pPr>
+            <w:r>
+              <w:rPr>
+                <w:rFonts w:ascii="Courier New" w:hAnsi="Courier New" w:cs="Courier New"/>
+                <w:color w:val="124F1A" w:themeColor="accent3" w:themeShade="BF"/>
+                <w:sz w:val="13"/>
+                <w:szCs w:val="13"/>
                 <w:lang w:val="en-US"/>
               </w:rPr>
               <w:t xml:space="preserve">   </w:t>
             </w:r>
             <w:r>
               <w:rPr>
-                <w:rFonts w:ascii="Bahnschrift Light SemiCondensed" w:hAnsi="Bahnschrift Light SemiCondensed" w:cs="Arial"/>
-                <w:color w:val="124F1A" w:themeColor="accent3" w:themeShade="BF"/>
-                <w:sz w:val="18"/>
-                <w:szCs w:val="18"/>
+                <w:rFonts w:ascii="Courier New" w:hAnsi="Courier New" w:cs="Courier New"/>
+                <w:color w:val="124F1A" w:themeColor="accent3" w:themeShade="BF"/>
+                <w:sz w:val="13"/>
+                <w:szCs w:val="13"/>
                 <w:lang w:val="en-US"/>
               </w:rPr>
               <w:tab/>
@@ -10666,10 +10654,10 @@
             <w:proofErr w:type="spellStart"/>
             <w:r>
               <w:rPr>
-                <w:rFonts w:ascii="Bahnschrift Light SemiCondensed" w:hAnsi="Bahnschrift Light SemiCondensed" w:cs="Arial"/>
-                <w:color w:val="124F1A" w:themeColor="accent3" w:themeShade="BF"/>
-                <w:sz w:val="18"/>
-                <w:szCs w:val="18"/>
+                <w:rFonts w:ascii="Courier New" w:hAnsi="Courier New" w:cs="Courier New"/>
+                <w:color w:val="124F1A" w:themeColor="accent3" w:themeShade="BF"/>
+                <w:sz w:val="13"/>
+                <w:szCs w:val="13"/>
                 <w:lang w:val="en-US"/>
               </w:rPr>
               <w:t>ExpectedStatusCode</w:t>
@@ -10677,10 +10665,10 @@
             <w:proofErr w:type="spellEnd"/>
             <w:r>
               <w:rPr>
-                <w:rFonts w:ascii="Bahnschrift Light SemiCondensed" w:hAnsi="Bahnschrift Light SemiCondensed" w:cs="Arial"/>
-                <w:color w:val="124F1A" w:themeColor="accent3" w:themeShade="BF"/>
-                <w:sz w:val="18"/>
-                <w:szCs w:val="18"/>
+                <w:rFonts w:ascii="Courier New" w:hAnsi="Courier New" w:cs="Courier New"/>
+                <w:color w:val="124F1A" w:themeColor="accent3" w:themeShade="BF"/>
+                <w:sz w:val="13"/>
+                <w:szCs w:val="13"/>
                 <w:lang w:val="en-US"/>
               </w:rPr>
               <w:t xml:space="preserve">": </w:t>
@@ -10688,10 +10676,10 @@
             <w:proofErr w:type="gramStart"/>
             <w:r>
               <w:rPr>
-                <w:rFonts w:ascii="Bahnschrift Light SemiCondensed" w:hAnsi="Bahnschrift Light SemiCondensed" w:cs="Arial"/>
-                <w:color w:val="124F1A" w:themeColor="accent3" w:themeShade="BF"/>
-                <w:sz w:val="18"/>
-                <w:szCs w:val="18"/>
+                <w:rFonts w:ascii="Courier New" w:hAnsi="Courier New" w:cs="Courier New"/>
+                <w:color w:val="124F1A" w:themeColor="accent3" w:themeShade="BF"/>
+                <w:sz w:val="13"/>
+                <w:szCs w:val="13"/>
                 <w:lang w:val="en-US"/>
               </w:rPr>
               <w:t>200 }</w:t>
@@ -10699,10 +10687,10 @@
             <w:proofErr w:type="gramEnd"/>
             <w:r>
               <w:rPr>
-                <w:rFonts w:ascii="Bahnschrift Light SemiCondensed" w:hAnsi="Bahnschrift Light SemiCondensed" w:cs="Arial"/>
-                <w:color w:val="124F1A" w:themeColor="accent3" w:themeShade="BF"/>
-                <w:sz w:val="18"/>
-                <w:szCs w:val="18"/>
+                <w:rFonts w:ascii="Courier New" w:hAnsi="Courier New" w:cs="Courier New"/>
+                <w:color w:val="124F1A" w:themeColor="accent3" w:themeShade="BF"/>
+                <w:sz w:val="13"/>
+                <w:szCs w:val="13"/>
                 <w:lang w:val="en-US"/>
               </w:rPr>
               <w:t>,</w:t>
@@ -10712,29 +10700,29 @@
             <w:pPr>
               <w:pStyle w:val="Sansinterligne"/>
               <w:rPr>
-                <w:rFonts w:ascii="Bahnschrift Light SemiCondensed" w:hAnsi="Bahnschrift Light SemiCondensed" w:cs="Arial"/>
-                <w:color w:val="124F1A" w:themeColor="accent3" w:themeShade="BF"/>
-                <w:sz w:val="18"/>
-                <w:szCs w:val="18"/>
-                <w:lang w:val="en-US"/>
-              </w:rPr>
-            </w:pPr>
-            <w:r>
-              <w:rPr>
-                <w:rFonts w:ascii="Bahnschrift Light SemiCondensed" w:hAnsi="Bahnschrift Light SemiCondensed" w:cs="Arial"/>
-                <w:color w:val="124F1A" w:themeColor="accent3" w:themeShade="BF"/>
-                <w:sz w:val="18"/>
-                <w:szCs w:val="18"/>
+                <w:rFonts w:ascii="Courier New" w:hAnsi="Courier New" w:cs="Courier New"/>
+                <w:color w:val="124F1A" w:themeColor="accent3" w:themeShade="BF"/>
+                <w:sz w:val="13"/>
+                <w:szCs w:val="13"/>
+                <w:lang w:val="en-US"/>
+              </w:rPr>
+            </w:pPr>
+            <w:r>
+              <w:rPr>
+                <w:rFonts w:ascii="Courier New" w:hAnsi="Courier New" w:cs="Courier New"/>
+                <w:color w:val="124F1A" w:themeColor="accent3" w:themeShade="BF"/>
+                <w:sz w:val="13"/>
+                <w:szCs w:val="13"/>
                 <w:lang w:val="en-US"/>
               </w:rPr>
               <w:t xml:space="preserve">    </w:t>
             </w:r>
             <w:r>
               <w:rPr>
-                <w:rFonts w:ascii="Bahnschrift Light SemiCondensed" w:hAnsi="Bahnschrift Light SemiCondensed" w:cs="Arial"/>
-                <w:color w:val="124F1A" w:themeColor="accent3" w:themeShade="BF"/>
-                <w:sz w:val="18"/>
-                <w:szCs w:val="18"/>
+                <w:rFonts w:ascii="Courier New" w:hAnsi="Courier New" w:cs="Courier New"/>
+                <w:color w:val="124F1A" w:themeColor="accent3" w:themeShade="BF"/>
+                <w:sz w:val="13"/>
+                <w:szCs w:val="13"/>
                 <w:lang w:val="en-US"/>
               </w:rPr>
               <w:tab/>
@@ -10744,10 +10732,10 @@
             <w:proofErr w:type="gramStart"/>
             <w:r>
               <w:rPr>
-                <w:rFonts w:ascii="Bahnschrift Light SemiCondensed" w:hAnsi="Bahnschrift Light SemiCondensed" w:cs="Arial"/>
-                <w:color w:val="124F1A" w:themeColor="accent3" w:themeShade="BF"/>
-                <w:sz w:val="18"/>
-                <w:szCs w:val="18"/>
+                <w:rFonts w:ascii="Courier New" w:hAnsi="Courier New" w:cs="Courier New"/>
+                <w:color w:val="124F1A" w:themeColor="accent3" w:themeShade="BF"/>
+                <w:sz w:val="13"/>
+                <w:szCs w:val="13"/>
                 <w:lang w:val="en-US"/>
               </w:rPr>
               <w:t>json</w:t>
@@ -10756,10 +10744,10 @@
             <w:proofErr w:type="gramEnd"/>
             <w:r>
               <w:rPr>
-                <w:rFonts w:ascii="Bahnschrift Light SemiCondensed" w:hAnsi="Bahnschrift Light SemiCondensed" w:cs="Arial"/>
-                <w:color w:val="124F1A" w:themeColor="accent3" w:themeShade="BF"/>
-                <w:sz w:val="18"/>
-                <w:szCs w:val="18"/>
+                <w:rFonts w:ascii="Courier New" w:hAnsi="Courier New" w:cs="Courier New"/>
+                <w:color w:val="124F1A" w:themeColor="accent3" w:themeShade="BF"/>
+                <w:sz w:val="13"/>
+                <w:szCs w:val="13"/>
                 <w:lang w:val="en-US"/>
               </w:rPr>
               <w:t>", "</w:t>
@@ -10767,10 +10755,10 @@
             <w:proofErr w:type="spellStart"/>
             <w:r>
               <w:rPr>
-                <w:rFonts w:ascii="Bahnschrift Light SemiCondensed" w:hAnsi="Bahnschrift Light SemiCondensed" w:cs="Arial"/>
-                <w:color w:val="124F1A" w:themeColor="accent3" w:themeShade="BF"/>
-                <w:sz w:val="18"/>
-                <w:szCs w:val="18"/>
+                <w:rFonts w:ascii="Courier New" w:hAnsi="Courier New" w:cs="Courier New"/>
+                <w:color w:val="124F1A" w:themeColor="accent3" w:themeShade="BF"/>
+                <w:sz w:val="13"/>
+                <w:szCs w:val="13"/>
                 <w:lang w:val="en-US"/>
               </w:rPr>
               <w:t>ExpectedStatusCode</w:t>
@@ -10778,10 +10766,10 @@
             <w:proofErr w:type="spellEnd"/>
             <w:r>
               <w:rPr>
-                <w:rFonts w:ascii="Bahnschrift Light SemiCondensed" w:hAnsi="Bahnschrift Light SemiCondensed" w:cs="Arial"/>
-                <w:color w:val="124F1A" w:themeColor="accent3" w:themeShade="BF"/>
-                <w:sz w:val="18"/>
-                <w:szCs w:val="18"/>
+                <w:rFonts w:ascii="Courier New" w:hAnsi="Courier New" w:cs="Courier New"/>
+                <w:color w:val="124F1A" w:themeColor="accent3" w:themeShade="BF"/>
+                <w:sz w:val="13"/>
+                <w:szCs w:val="13"/>
                 <w:lang w:val="en-US"/>
               </w:rPr>
               <w:t xml:space="preserve">": </w:t>
@@ -10789,10 +10777,10 @@
             <w:proofErr w:type="gramStart"/>
             <w:r>
               <w:rPr>
-                <w:rFonts w:ascii="Bahnschrift Light SemiCondensed" w:hAnsi="Bahnschrift Light SemiCondensed" w:cs="Arial"/>
-                <w:color w:val="124F1A" w:themeColor="accent3" w:themeShade="BF"/>
-                <w:sz w:val="18"/>
-                <w:szCs w:val="18"/>
+                <w:rFonts w:ascii="Courier New" w:hAnsi="Courier New" w:cs="Courier New"/>
+                <w:color w:val="124F1A" w:themeColor="accent3" w:themeShade="BF"/>
+                <w:sz w:val="13"/>
+                <w:szCs w:val="13"/>
                 <w:lang w:val="en-US"/>
               </w:rPr>
               <w:t>200 }</w:t>
@@ -10803,19 +10791,19 @@
             <w:pPr>
               <w:pStyle w:val="Sansinterligne"/>
               <w:rPr>
-                <w:rFonts w:ascii="Bahnschrift Light SemiCondensed" w:hAnsi="Bahnschrift Light SemiCondensed" w:cs="Arial"/>
-                <w:color w:val="124F1A" w:themeColor="accent3" w:themeShade="BF"/>
-                <w:sz w:val="18"/>
-                <w:szCs w:val="18"/>
-                <w:lang w:val="en-US"/>
-              </w:rPr>
-            </w:pPr>
-            <w:r>
-              <w:rPr>
-                <w:rFonts w:ascii="Bahnschrift Light SemiCondensed" w:hAnsi="Bahnschrift Light SemiCondensed" w:cs="Arial"/>
-                <w:color w:val="124F1A" w:themeColor="accent3" w:themeShade="BF"/>
-                <w:sz w:val="18"/>
-                <w:szCs w:val="18"/>
+                <w:rFonts w:ascii="Courier New" w:hAnsi="Courier New" w:cs="Courier New"/>
+                <w:color w:val="124F1A" w:themeColor="accent3" w:themeShade="BF"/>
+                <w:sz w:val="13"/>
+                <w:szCs w:val="13"/>
+                <w:lang w:val="en-US"/>
+              </w:rPr>
+            </w:pPr>
+            <w:r>
+              <w:rPr>
+                <w:rFonts w:ascii="Courier New" w:hAnsi="Courier New" w:cs="Courier New"/>
+                <w:color w:val="124F1A" w:themeColor="accent3" w:themeShade="BF"/>
+                <w:sz w:val="13"/>
+                <w:szCs w:val="13"/>
                 <w:lang w:val="en-US"/>
               </w:rPr>
               <w:t xml:space="preserve">  ],</w:t>
@@ -10825,19 +10813,19 @@
             <w:pPr>
               <w:pStyle w:val="Sansinterligne"/>
               <w:rPr>
-                <w:rFonts w:ascii="Bahnschrift Light SemiCondensed" w:hAnsi="Bahnschrift Light SemiCondensed" w:cs="Arial"/>
-                <w:color w:val="124F1A" w:themeColor="accent3" w:themeShade="BF"/>
-                <w:sz w:val="18"/>
-                <w:szCs w:val="18"/>
-                <w:lang w:val="en-US"/>
-              </w:rPr>
-            </w:pPr>
-            <w:r>
-              <w:rPr>
-                <w:rFonts w:ascii="Bahnschrift Light SemiCondensed" w:hAnsi="Bahnschrift Light SemiCondensed" w:cs="Arial"/>
-                <w:color w:val="124F1A" w:themeColor="accent3" w:themeShade="BF"/>
-                <w:sz w:val="18"/>
-                <w:szCs w:val="18"/>
+                <w:rFonts w:ascii="Courier New" w:hAnsi="Courier New" w:cs="Courier New"/>
+                <w:color w:val="124F1A" w:themeColor="accent3" w:themeShade="BF"/>
+                <w:sz w:val="13"/>
+                <w:szCs w:val="13"/>
+                <w:lang w:val="en-US"/>
+              </w:rPr>
+            </w:pPr>
+            <w:r>
+              <w:rPr>
+                <w:rFonts w:ascii="Courier New" w:hAnsi="Courier New" w:cs="Courier New"/>
+                <w:color w:val="124F1A" w:themeColor="accent3" w:themeShade="BF"/>
+                <w:sz w:val="13"/>
+                <w:szCs w:val="13"/>
                 <w:lang w:val="en-US"/>
               </w:rPr>
               <w:t xml:space="preserve">  "</w:t>
@@ -10845,10 +10833,10 @@
             <w:proofErr w:type="spellStart"/>
             <w:r>
               <w:rPr>
-                <w:rFonts w:ascii="Bahnschrift Light SemiCondensed" w:hAnsi="Bahnschrift Light SemiCondensed" w:cs="Arial"/>
-                <w:color w:val="124F1A" w:themeColor="accent3" w:themeShade="BF"/>
-                <w:sz w:val="18"/>
-                <w:szCs w:val="18"/>
+                <w:rFonts w:ascii="Courier New" w:hAnsi="Courier New" w:cs="Courier New"/>
+                <w:color w:val="124F1A" w:themeColor="accent3" w:themeShade="BF"/>
+                <w:sz w:val="13"/>
+                <w:szCs w:val="13"/>
                 <w:lang w:val="en-US"/>
               </w:rPr>
               <w:t>GetCapabilities</w:t>
@@ -10856,10 +10844,10 @@
             <w:proofErr w:type="spellEnd"/>
             <w:r>
               <w:rPr>
-                <w:rFonts w:ascii="Bahnschrift Light SemiCondensed" w:hAnsi="Bahnschrift Light SemiCondensed" w:cs="Arial"/>
-                <w:color w:val="124F1A" w:themeColor="accent3" w:themeShade="BF"/>
-                <w:sz w:val="18"/>
-                <w:szCs w:val="18"/>
+                <w:rFonts w:ascii="Courier New" w:hAnsi="Courier New" w:cs="Courier New"/>
+                <w:color w:val="124F1A" w:themeColor="accent3" w:themeShade="BF"/>
+                <w:sz w:val="13"/>
+                <w:szCs w:val="13"/>
                 <w:lang w:val="en-US"/>
               </w:rPr>
               <w:t>": [</w:t>
@@ -10869,29 +10857,29 @@
             <w:pPr>
               <w:pStyle w:val="Sansinterligne"/>
               <w:rPr>
-                <w:rFonts w:ascii="Bahnschrift Light SemiCondensed" w:hAnsi="Bahnschrift Light SemiCondensed" w:cs="Arial"/>
-                <w:color w:val="124F1A" w:themeColor="accent3" w:themeShade="BF"/>
-                <w:sz w:val="18"/>
-                <w:szCs w:val="18"/>
-                <w:lang w:val="en-US"/>
-              </w:rPr>
-            </w:pPr>
-            <w:r>
-              <w:rPr>
-                <w:rFonts w:ascii="Bahnschrift Light SemiCondensed" w:hAnsi="Bahnschrift Light SemiCondensed" w:cs="Arial"/>
-                <w:color w:val="124F1A" w:themeColor="accent3" w:themeShade="BF"/>
-                <w:sz w:val="18"/>
-                <w:szCs w:val="18"/>
+                <w:rFonts w:ascii="Courier New" w:hAnsi="Courier New" w:cs="Courier New"/>
+                <w:color w:val="124F1A" w:themeColor="accent3" w:themeShade="BF"/>
+                <w:sz w:val="13"/>
+                <w:szCs w:val="13"/>
+                <w:lang w:val="en-US"/>
+              </w:rPr>
+            </w:pPr>
+            <w:r>
+              <w:rPr>
+                <w:rFonts w:ascii="Courier New" w:hAnsi="Courier New" w:cs="Courier New"/>
+                <w:color w:val="124F1A" w:themeColor="accent3" w:themeShade="BF"/>
+                <w:sz w:val="13"/>
+                <w:szCs w:val="13"/>
                 <w:lang w:val="en-US"/>
               </w:rPr>
               <w:t xml:space="preserve">   </w:t>
             </w:r>
             <w:r>
               <w:rPr>
-                <w:rFonts w:ascii="Bahnschrift Light SemiCondensed" w:hAnsi="Bahnschrift Light SemiCondensed" w:cs="Arial"/>
-                <w:color w:val="124F1A" w:themeColor="accent3" w:themeShade="BF"/>
-                <w:sz w:val="18"/>
-                <w:szCs w:val="18"/>
+                <w:rFonts w:ascii="Courier New" w:hAnsi="Courier New" w:cs="Courier New"/>
+                <w:color w:val="124F1A" w:themeColor="accent3" w:themeShade="BF"/>
+                <w:sz w:val="13"/>
+                <w:szCs w:val="13"/>
                 <w:lang w:val="en-US"/>
               </w:rPr>
               <w:tab/>
@@ -10900,10 +10888,10 @@
             <w:proofErr w:type="spellStart"/>
             <w:r>
               <w:rPr>
-                <w:rFonts w:ascii="Bahnschrift Light SemiCondensed" w:hAnsi="Bahnschrift Light SemiCondensed" w:cs="Arial"/>
-                <w:color w:val="124F1A" w:themeColor="accent3" w:themeShade="BF"/>
-                <w:sz w:val="18"/>
-                <w:szCs w:val="18"/>
+                <w:rFonts w:ascii="Courier New" w:hAnsi="Courier New" w:cs="Courier New"/>
+                <w:color w:val="124F1A" w:themeColor="accent3" w:themeShade="BF"/>
+                <w:sz w:val="13"/>
+                <w:szCs w:val="13"/>
                 <w:lang w:val="en-US"/>
               </w:rPr>
               <w:t>ExpectedStatusCode</w:t>
@@ -10911,10 +10899,10 @@
             <w:proofErr w:type="spellEnd"/>
             <w:r>
               <w:rPr>
-                <w:rFonts w:ascii="Bahnschrift Light SemiCondensed" w:hAnsi="Bahnschrift Light SemiCondensed" w:cs="Arial"/>
-                <w:color w:val="124F1A" w:themeColor="accent3" w:themeShade="BF"/>
-                <w:sz w:val="18"/>
-                <w:szCs w:val="18"/>
+                <w:rFonts w:ascii="Courier New" w:hAnsi="Courier New" w:cs="Courier New"/>
+                <w:color w:val="124F1A" w:themeColor="accent3" w:themeShade="BF"/>
+                <w:sz w:val="13"/>
+                <w:szCs w:val="13"/>
                 <w:lang w:val="en-US"/>
               </w:rPr>
               <w:t xml:space="preserve">": </w:t>
@@ -10922,10 +10910,10 @@
             <w:proofErr w:type="gramStart"/>
             <w:r>
               <w:rPr>
-                <w:rFonts w:ascii="Bahnschrift Light SemiCondensed" w:hAnsi="Bahnschrift Light SemiCondensed" w:cs="Arial"/>
-                <w:color w:val="124F1A" w:themeColor="accent3" w:themeShade="BF"/>
-                <w:sz w:val="18"/>
-                <w:szCs w:val="18"/>
+                <w:rFonts w:ascii="Courier New" w:hAnsi="Courier New" w:cs="Courier New"/>
+                <w:color w:val="124F1A" w:themeColor="accent3" w:themeShade="BF"/>
+                <w:sz w:val="13"/>
+                <w:szCs w:val="13"/>
                 <w:lang w:val="en-US"/>
               </w:rPr>
               <w:t>200 }</w:t>
@@ -10933,10 +10921,10 @@
             <w:proofErr w:type="gramEnd"/>
             <w:r>
               <w:rPr>
-                <w:rFonts w:ascii="Bahnschrift Light SemiCondensed" w:hAnsi="Bahnschrift Light SemiCondensed" w:cs="Arial"/>
-                <w:color w:val="124F1A" w:themeColor="accent3" w:themeShade="BF"/>
-                <w:sz w:val="18"/>
-                <w:szCs w:val="18"/>
+                <w:rFonts w:ascii="Courier New" w:hAnsi="Courier New" w:cs="Courier New"/>
+                <w:color w:val="124F1A" w:themeColor="accent3" w:themeShade="BF"/>
+                <w:sz w:val="13"/>
+                <w:szCs w:val="13"/>
                 <w:lang w:val="en-US"/>
               </w:rPr>
               <w:t>,</w:t>
@@ -10946,29 +10934,29 @@
             <w:pPr>
               <w:pStyle w:val="Sansinterligne"/>
               <w:rPr>
-                <w:rFonts w:ascii="Bahnschrift Light SemiCondensed" w:hAnsi="Bahnschrift Light SemiCondensed" w:cs="Arial"/>
-                <w:color w:val="124F1A" w:themeColor="accent3" w:themeShade="BF"/>
-                <w:sz w:val="18"/>
-                <w:szCs w:val="18"/>
-                <w:lang w:val="en-US"/>
-              </w:rPr>
-            </w:pPr>
-            <w:r>
-              <w:rPr>
-                <w:rFonts w:ascii="Bahnschrift Light SemiCondensed" w:hAnsi="Bahnschrift Light SemiCondensed" w:cs="Arial"/>
-                <w:color w:val="124F1A" w:themeColor="accent3" w:themeShade="BF"/>
-                <w:sz w:val="18"/>
-                <w:szCs w:val="18"/>
+                <w:rFonts w:ascii="Courier New" w:hAnsi="Courier New" w:cs="Courier New"/>
+                <w:color w:val="124F1A" w:themeColor="accent3" w:themeShade="BF"/>
+                <w:sz w:val="13"/>
+                <w:szCs w:val="13"/>
+                <w:lang w:val="en-US"/>
+              </w:rPr>
+            </w:pPr>
+            <w:r>
+              <w:rPr>
+                <w:rFonts w:ascii="Courier New" w:hAnsi="Courier New" w:cs="Courier New"/>
+                <w:color w:val="124F1A" w:themeColor="accent3" w:themeShade="BF"/>
+                <w:sz w:val="13"/>
+                <w:szCs w:val="13"/>
                 <w:lang w:val="en-US"/>
               </w:rPr>
               <w:t xml:space="preserve">    </w:t>
             </w:r>
             <w:r>
               <w:rPr>
-                <w:rFonts w:ascii="Bahnschrift Light SemiCondensed" w:hAnsi="Bahnschrift Light SemiCondensed" w:cs="Arial"/>
-                <w:color w:val="124F1A" w:themeColor="accent3" w:themeShade="BF"/>
-                <w:sz w:val="18"/>
-                <w:szCs w:val="18"/>
+                <w:rFonts w:ascii="Courier New" w:hAnsi="Courier New" w:cs="Courier New"/>
+                <w:color w:val="124F1A" w:themeColor="accent3" w:themeShade="BF"/>
+                <w:sz w:val="13"/>
+                <w:szCs w:val="13"/>
                 <w:lang w:val="en-US"/>
               </w:rPr>
               <w:tab/>
@@ -10978,10 +10966,10 @@
             <w:proofErr w:type="gramStart"/>
             <w:r>
               <w:rPr>
-                <w:rFonts w:ascii="Bahnschrift Light SemiCondensed" w:hAnsi="Bahnschrift Light SemiCondensed" w:cs="Arial"/>
-                <w:color w:val="124F1A" w:themeColor="accent3" w:themeShade="BF"/>
-                <w:sz w:val="18"/>
-                <w:szCs w:val="18"/>
+                <w:rFonts w:ascii="Courier New" w:hAnsi="Courier New" w:cs="Courier New"/>
+                <w:color w:val="124F1A" w:themeColor="accent3" w:themeShade="BF"/>
+                <w:sz w:val="13"/>
+                <w:szCs w:val="13"/>
                 <w:lang w:val="en-US"/>
               </w:rPr>
               <w:t>json</w:t>
@@ -10990,10 +10978,10 @@
             <w:proofErr w:type="gramEnd"/>
             <w:r>
               <w:rPr>
-                <w:rFonts w:ascii="Bahnschrift Light SemiCondensed" w:hAnsi="Bahnschrift Light SemiCondensed" w:cs="Arial"/>
-                <w:color w:val="124F1A" w:themeColor="accent3" w:themeShade="BF"/>
-                <w:sz w:val="18"/>
-                <w:szCs w:val="18"/>
+                <w:rFonts w:ascii="Courier New" w:hAnsi="Courier New" w:cs="Courier New"/>
+                <w:color w:val="124F1A" w:themeColor="accent3" w:themeShade="BF"/>
+                <w:sz w:val="13"/>
+                <w:szCs w:val="13"/>
                 <w:lang w:val="en-US"/>
               </w:rPr>
               <w:t>", "</w:t>
@@ -11001,10 +10989,10 @@
             <w:proofErr w:type="spellStart"/>
             <w:r>
               <w:rPr>
-                <w:rFonts w:ascii="Bahnschrift Light SemiCondensed" w:hAnsi="Bahnschrift Light SemiCondensed" w:cs="Arial"/>
-                <w:color w:val="124F1A" w:themeColor="accent3" w:themeShade="BF"/>
-                <w:sz w:val="18"/>
-                <w:szCs w:val="18"/>
+                <w:rFonts w:ascii="Courier New" w:hAnsi="Courier New" w:cs="Courier New"/>
+                <w:color w:val="124F1A" w:themeColor="accent3" w:themeShade="BF"/>
+                <w:sz w:val="13"/>
+                <w:szCs w:val="13"/>
                 <w:lang w:val="en-US"/>
               </w:rPr>
               <w:t>ExpectedStatusCode</w:t>
@@ -11012,10 +11000,10 @@
             <w:proofErr w:type="spellEnd"/>
             <w:r>
               <w:rPr>
-                <w:rFonts w:ascii="Bahnschrift Light SemiCondensed" w:hAnsi="Bahnschrift Light SemiCondensed" w:cs="Arial"/>
-                <w:color w:val="124F1A" w:themeColor="accent3" w:themeShade="BF"/>
-                <w:sz w:val="18"/>
-                <w:szCs w:val="18"/>
+                <w:rFonts w:ascii="Courier New" w:hAnsi="Courier New" w:cs="Courier New"/>
+                <w:color w:val="124F1A" w:themeColor="accent3" w:themeShade="BF"/>
+                <w:sz w:val="13"/>
+                <w:szCs w:val="13"/>
                 <w:lang w:val="en-US"/>
               </w:rPr>
               <w:t xml:space="preserve">": </w:t>
@@ -11023,10 +11011,10 @@
             <w:proofErr w:type="gramStart"/>
             <w:r>
               <w:rPr>
-                <w:rFonts w:ascii="Bahnschrift Light SemiCondensed" w:hAnsi="Bahnschrift Light SemiCondensed" w:cs="Arial"/>
-                <w:color w:val="124F1A" w:themeColor="accent3" w:themeShade="BF"/>
-                <w:sz w:val="18"/>
-                <w:szCs w:val="18"/>
+                <w:rFonts w:ascii="Courier New" w:hAnsi="Courier New" w:cs="Courier New"/>
+                <w:color w:val="124F1A" w:themeColor="accent3" w:themeShade="BF"/>
+                <w:sz w:val="13"/>
+                <w:szCs w:val="13"/>
                 <w:lang w:val="en-US"/>
               </w:rPr>
               <w:t>200 }</w:t>
@@ -11037,19 +11025,19 @@
             <w:pPr>
               <w:pStyle w:val="Sansinterligne"/>
               <w:rPr>
-                <w:rFonts w:ascii="Bahnschrift Light SemiCondensed" w:hAnsi="Bahnschrift Light SemiCondensed" w:cs="Arial"/>
-                <w:color w:val="124F1A" w:themeColor="accent3" w:themeShade="BF"/>
-                <w:sz w:val="18"/>
-                <w:szCs w:val="18"/>
-                <w:lang w:val="en-US"/>
-              </w:rPr>
-            </w:pPr>
-            <w:r>
-              <w:rPr>
-                <w:rFonts w:ascii="Bahnschrift Light SemiCondensed" w:hAnsi="Bahnschrift Light SemiCondensed" w:cs="Arial"/>
-                <w:color w:val="124F1A" w:themeColor="accent3" w:themeShade="BF"/>
-                <w:sz w:val="18"/>
-                <w:szCs w:val="18"/>
+                <w:rFonts w:ascii="Courier New" w:hAnsi="Courier New" w:cs="Courier New"/>
+                <w:color w:val="124F1A" w:themeColor="accent3" w:themeShade="BF"/>
+                <w:sz w:val="13"/>
+                <w:szCs w:val="13"/>
+                <w:lang w:val="en-US"/>
+              </w:rPr>
+            </w:pPr>
+            <w:r>
+              <w:rPr>
+                <w:rFonts w:ascii="Courier New" w:hAnsi="Courier New" w:cs="Courier New"/>
+                <w:color w:val="124F1A" w:themeColor="accent3" w:themeShade="BF"/>
+                <w:sz w:val="13"/>
+                <w:szCs w:val="13"/>
                 <w:lang w:val="en-US"/>
               </w:rPr>
               <w:t xml:space="preserve">  ],</w:t>
@@ -11059,19 +11047,19 @@
             <w:pPr>
               <w:pStyle w:val="Sansinterligne"/>
               <w:rPr>
-                <w:rFonts w:ascii="Bahnschrift Light SemiCondensed" w:hAnsi="Bahnschrift Light SemiCondensed" w:cs="Arial"/>
-                <w:color w:val="124F1A" w:themeColor="accent3" w:themeShade="BF"/>
-                <w:sz w:val="18"/>
-                <w:szCs w:val="18"/>
-                <w:lang w:val="en-US"/>
-              </w:rPr>
-            </w:pPr>
-            <w:r>
-              <w:rPr>
-                <w:rFonts w:ascii="Bahnschrift Light SemiCondensed" w:hAnsi="Bahnschrift Light SemiCondensed" w:cs="Arial"/>
-                <w:color w:val="124F1A" w:themeColor="accent3" w:themeShade="BF"/>
-                <w:sz w:val="18"/>
-                <w:szCs w:val="18"/>
+                <w:rFonts w:ascii="Courier New" w:hAnsi="Courier New" w:cs="Courier New"/>
+                <w:color w:val="124F1A" w:themeColor="accent3" w:themeShade="BF"/>
+                <w:sz w:val="13"/>
+                <w:szCs w:val="13"/>
+                <w:lang w:val="en-US"/>
+              </w:rPr>
+            </w:pPr>
+            <w:r>
+              <w:rPr>
+                <w:rFonts w:ascii="Courier New" w:hAnsi="Courier New" w:cs="Courier New"/>
+                <w:color w:val="124F1A" w:themeColor="accent3" w:themeShade="BF"/>
+                <w:sz w:val="13"/>
+                <w:szCs w:val="13"/>
                 <w:lang w:val="en-US"/>
               </w:rPr>
               <w:t xml:space="preserve">    "</w:t>
@@ -11079,10 +11067,10 @@
             <w:proofErr w:type="spellStart"/>
             <w:r>
               <w:rPr>
-                <w:rFonts w:ascii="Bahnschrift Light SemiCondensed" w:hAnsi="Bahnschrift Light SemiCondensed" w:cs="Arial"/>
-                <w:color w:val="124F1A" w:themeColor="accent3" w:themeShade="BF"/>
-                <w:sz w:val="18"/>
-                <w:szCs w:val="18"/>
+                <w:rFonts w:ascii="Courier New" w:hAnsi="Courier New" w:cs="Courier New"/>
+                <w:color w:val="124F1A" w:themeColor="accent3" w:themeShade="BF"/>
+                <w:sz w:val="13"/>
+                <w:szCs w:val="13"/>
                 <w:lang w:val="en-US"/>
               </w:rPr>
               <w:t>GetEGRID</w:t>
@@ -11090,10 +11078,10 @@
             <w:proofErr w:type="spellEnd"/>
             <w:r>
               <w:rPr>
-                <w:rFonts w:ascii="Bahnschrift Light SemiCondensed" w:hAnsi="Bahnschrift Light SemiCondensed" w:cs="Arial"/>
-                <w:color w:val="124F1A" w:themeColor="accent3" w:themeShade="BF"/>
-                <w:sz w:val="18"/>
-                <w:szCs w:val="18"/>
+                <w:rFonts w:ascii="Courier New" w:hAnsi="Courier New" w:cs="Courier New"/>
+                <w:color w:val="124F1A" w:themeColor="accent3" w:themeShade="BF"/>
+                <w:sz w:val="13"/>
+                <w:szCs w:val="13"/>
                 <w:lang w:val="en-US"/>
               </w:rPr>
               <w:t>": [</w:t>
@@ -11103,29 +11091,29 @@
             <w:pPr>
               <w:pStyle w:val="Sansinterligne"/>
               <w:rPr>
-                <w:rFonts w:ascii="Bahnschrift Light SemiCondensed" w:hAnsi="Bahnschrift Light SemiCondensed" w:cs="Arial"/>
-                <w:color w:val="124F1A" w:themeColor="accent3" w:themeShade="BF"/>
-                <w:sz w:val="18"/>
-                <w:szCs w:val="18"/>
-                <w:lang w:val="en-US"/>
-              </w:rPr>
-            </w:pPr>
-            <w:r>
-              <w:rPr>
-                <w:rFonts w:ascii="Bahnschrift Light SemiCondensed" w:hAnsi="Bahnschrift Light SemiCondensed" w:cs="Arial"/>
-                <w:color w:val="124F1A" w:themeColor="accent3" w:themeShade="BF"/>
-                <w:sz w:val="18"/>
-                <w:szCs w:val="18"/>
+                <w:rFonts w:ascii="Courier New" w:hAnsi="Courier New" w:cs="Courier New"/>
+                <w:color w:val="124F1A" w:themeColor="accent3" w:themeShade="BF"/>
+                <w:sz w:val="13"/>
+                <w:szCs w:val="13"/>
+                <w:lang w:val="en-US"/>
+              </w:rPr>
+            </w:pPr>
+            <w:r>
+              <w:rPr>
+                <w:rFonts w:ascii="Courier New" w:hAnsi="Courier New" w:cs="Courier New"/>
+                <w:color w:val="124F1A" w:themeColor="accent3" w:themeShade="BF"/>
+                <w:sz w:val="13"/>
+                <w:szCs w:val="13"/>
                 <w:lang w:val="en-US"/>
               </w:rPr>
               <w:t xml:space="preserve">      </w:t>
             </w:r>
             <w:r>
               <w:rPr>
-                <w:rFonts w:ascii="Bahnschrift Light SemiCondensed" w:hAnsi="Bahnschrift Light SemiCondensed" w:cs="Arial"/>
-                <w:color w:val="124F1A" w:themeColor="accent3" w:themeShade="BF"/>
-                <w:sz w:val="18"/>
-                <w:szCs w:val="18"/>
+                <w:rFonts w:ascii="Courier New" w:hAnsi="Courier New" w:cs="Courier New"/>
+                <w:color w:val="124F1A" w:themeColor="accent3" w:themeShade="BF"/>
+                <w:sz w:val="13"/>
+                <w:szCs w:val="13"/>
                 <w:lang w:val="en-US"/>
               </w:rPr>
               <w:tab/>
@@ -11134,10 +11122,10 @@
             <w:proofErr w:type="spellStart"/>
             <w:r>
               <w:rPr>
-                <w:rFonts w:ascii="Bahnschrift Light SemiCondensed" w:hAnsi="Bahnschrift Light SemiCondensed" w:cs="Arial"/>
-                <w:color w:val="124F1A" w:themeColor="accent3" w:themeShade="BF"/>
-                <w:sz w:val="18"/>
-                <w:szCs w:val="18"/>
+                <w:rFonts w:ascii="Courier New" w:hAnsi="Courier New" w:cs="Courier New"/>
+                <w:color w:val="124F1A" w:themeColor="accent3" w:themeShade="BF"/>
+                <w:sz w:val="13"/>
+                <w:szCs w:val="13"/>
                 <w:lang w:val="en-US"/>
               </w:rPr>
               <w:t>ExpectedStatusCode</w:t>
@@ -11145,10 +11133,10 @@
             <w:proofErr w:type="spellEnd"/>
             <w:r>
               <w:rPr>
-                <w:rFonts w:ascii="Bahnschrift Light SemiCondensed" w:hAnsi="Bahnschrift Light SemiCondensed" w:cs="Arial"/>
-                <w:color w:val="124F1A" w:themeColor="accent3" w:themeShade="BF"/>
-                <w:sz w:val="18"/>
-                <w:szCs w:val="18"/>
+                <w:rFonts w:ascii="Courier New" w:hAnsi="Courier New" w:cs="Courier New"/>
+                <w:color w:val="124F1A" w:themeColor="accent3" w:themeShade="BF"/>
+                <w:sz w:val="13"/>
+                <w:szCs w:val="13"/>
                 <w:lang w:val="en-US"/>
               </w:rPr>
               <w:t xml:space="preserve">": </w:t>
@@ -11156,10 +11144,10 @@
             <w:proofErr w:type="gramStart"/>
             <w:r>
               <w:rPr>
-                <w:rFonts w:ascii="Bahnschrift Light SemiCondensed" w:hAnsi="Bahnschrift Light SemiCondensed" w:cs="Arial"/>
-                <w:color w:val="124F1A" w:themeColor="accent3" w:themeShade="BF"/>
-                <w:sz w:val="18"/>
-                <w:szCs w:val="18"/>
+                <w:rFonts w:ascii="Courier New" w:hAnsi="Courier New" w:cs="Courier New"/>
+                <w:color w:val="124F1A" w:themeColor="accent3" w:themeShade="BF"/>
+                <w:sz w:val="13"/>
+                <w:szCs w:val="13"/>
                 <w:lang w:val="en-US"/>
               </w:rPr>
               <w:t>200},</w:t>
@@ -11170,29 +11158,29 @@
             <w:pPr>
               <w:pStyle w:val="Sansinterligne"/>
               <w:rPr>
-                <w:rFonts w:ascii="Bahnschrift Light SemiCondensed" w:hAnsi="Bahnschrift Light SemiCondensed" w:cs="Arial"/>
-                <w:color w:val="124F1A" w:themeColor="accent3" w:themeShade="BF"/>
-                <w:sz w:val="18"/>
-                <w:szCs w:val="18"/>
-                <w:lang w:val="en-US"/>
-              </w:rPr>
-            </w:pPr>
-            <w:r>
-              <w:rPr>
-                <w:rFonts w:ascii="Bahnschrift Light SemiCondensed" w:hAnsi="Bahnschrift Light SemiCondensed" w:cs="Arial"/>
-                <w:color w:val="124F1A" w:themeColor="accent3" w:themeShade="BF"/>
-                <w:sz w:val="18"/>
-                <w:szCs w:val="18"/>
+                <w:rFonts w:ascii="Courier New" w:hAnsi="Courier New" w:cs="Courier New"/>
+                <w:color w:val="124F1A" w:themeColor="accent3" w:themeShade="BF"/>
+                <w:sz w:val="13"/>
+                <w:szCs w:val="13"/>
+                <w:lang w:val="en-US"/>
+              </w:rPr>
+            </w:pPr>
+            <w:r>
+              <w:rPr>
+                <w:rFonts w:ascii="Courier New" w:hAnsi="Courier New" w:cs="Courier New"/>
+                <w:color w:val="124F1A" w:themeColor="accent3" w:themeShade="BF"/>
+                <w:sz w:val="13"/>
+                <w:szCs w:val="13"/>
                 <w:lang w:val="en-US"/>
               </w:rPr>
               <w:t xml:space="preserve">     </w:t>
             </w:r>
             <w:r>
               <w:rPr>
-                <w:rFonts w:ascii="Bahnschrift Light SemiCondensed" w:hAnsi="Bahnschrift Light SemiCondensed" w:cs="Arial"/>
-                <w:color w:val="124F1A" w:themeColor="accent3" w:themeShade="BF"/>
-                <w:sz w:val="18"/>
-                <w:szCs w:val="18"/>
+                <w:rFonts w:ascii="Courier New" w:hAnsi="Courier New" w:cs="Courier New"/>
+                <w:color w:val="124F1A" w:themeColor="accent3" w:themeShade="BF"/>
+                <w:sz w:val="13"/>
+                <w:szCs w:val="13"/>
                 <w:lang w:val="en-US"/>
               </w:rPr>
               <w:tab/>
@@ -11201,10 +11189,10 @@
             <w:proofErr w:type="spellStart"/>
             <w:r>
               <w:rPr>
-                <w:rFonts w:ascii="Bahnschrift Light SemiCondensed" w:hAnsi="Bahnschrift Light SemiCondensed" w:cs="Arial"/>
-                <w:color w:val="124F1A" w:themeColor="accent3" w:themeShade="BF"/>
-                <w:sz w:val="18"/>
-                <w:szCs w:val="18"/>
+                <w:rFonts w:ascii="Courier New" w:hAnsi="Courier New" w:cs="Courier New"/>
+                <w:color w:val="124F1A" w:themeColor="accent3" w:themeShade="BF"/>
+                <w:sz w:val="13"/>
+                <w:szCs w:val="13"/>
                 <w:lang w:val="en-US"/>
               </w:rPr>
               <w:t>ExpectedStatusCode</w:t>
@@ -11212,10 +11200,10 @@
             <w:proofErr w:type="spellEnd"/>
             <w:r>
               <w:rPr>
-                <w:rFonts w:ascii="Bahnschrift Light SemiCondensed" w:hAnsi="Bahnschrift Light SemiCondensed" w:cs="Arial"/>
-                <w:color w:val="124F1A" w:themeColor="accent3" w:themeShade="BF"/>
-                <w:sz w:val="18"/>
-                <w:szCs w:val="18"/>
+                <w:rFonts w:ascii="Courier New" w:hAnsi="Courier New" w:cs="Courier New"/>
+                <w:color w:val="124F1A" w:themeColor="accent3" w:themeShade="BF"/>
+                <w:sz w:val="13"/>
+                <w:szCs w:val="13"/>
                 <w:lang w:val="en-US"/>
               </w:rPr>
               <w:t xml:space="preserve">": </w:t>
@@ -11223,10 +11211,10 @@
             <w:proofErr w:type="gramStart"/>
             <w:r>
               <w:rPr>
-                <w:rFonts w:ascii="Bahnschrift Light SemiCondensed" w:hAnsi="Bahnschrift Light SemiCondensed" w:cs="Arial"/>
-                <w:color w:val="124F1A" w:themeColor="accent3" w:themeShade="BF"/>
-                <w:sz w:val="18"/>
-                <w:szCs w:val="18"/>
+                <w:rFonts w:ascii="Courier New" w:hAnsi="Courier New" w:cs="Courier New"/>
+                <w:color w:val="124F1A" w:themeColor="accent3" w:themeShade="BF"/>
+                <w:sz w:val="13"/>
+                <w:szCs w:val="13"/>
                 <w:lang w:val="en-US"/>
               </w:rPr>
               <w:t>204 }</w:t>
@@ -11234,10 +11222,10 @@
             <w:proofErr w:type="gramEnd"/>
             <w:r>
               <w:rPr>
-                <w:rFonts w:ascii="Bahnschrift Light SemiCondensed" w:hAnsi="Bahnschrift Light SemiCondensed" w:cs="Arial"/>
-                <w:color w:val="124F1A" w:themeColor="accent3" w:themeShade="BF"/>
-                <w:sz w:val="18"/>
-                <w:szCs w:val="18"/>
+                <w:rFonts w:ascii="Courier New" w:hAnsi="Courier New" w:cs="Courier New"/>
+                <w:color w:val="124F1A" w:themeColor="accent3" w:themeShade="BF"/>
+                <w:sz w:val="13"/>
+                <w:szCs w:val="13"/>
                 <w:lang w:val="en-US"/>
               </w:rPr>
               <w:t>,</w:t>
@@ -11247,29 +11235,29 @@
             <w:pPr>
               <w:pStyle w:val="Sansinterligne"/>
               <w:rPr>
-                <w:rFonts w:ascii="Bahnschrift Light SemiCondensed" w:hAnsi="Bahnschrift Light SemiCondensed" w:cs="Arial"/>
-                <w:color w:val="124F1A" w:themeColor="accent3" w:themeShade="BF"/>
-                <w:sz w:val="18"/>
-                <w:szCs w:val="18"/>
-                <w:lang w:val="en-US"/>
-              </w:rPr>
-            </w:pPr>
-            <w:r>
-              <w:rPr>
-                <w:rFonts w:ascii="Bahnschrift Light SemiCondensed" w:hAnsi="Bahnschrift Light SemiCondensed" w:cs="Arial"/>
-                <w:color w:val="124F1A" w:themeColor="accent3" w:themeShade="BF"/>
-                <w:sz w:val="18"/>
-                <w:szCs w:val="18"/>
+                <w:rFonts w:ascii="Courier New" w:hAnsi="Courier New" w:cs="Courier New"/>
+                <w:color w:val="124F1A" w:themeColor="accent3" w:themeShade="BF"/>
+                <w:sz w:val="13"/>
+                <w:szCs w:val="13"/>
+                <w:lang w:val="en-US"/>
+              </w:rPr>
+            </w:pPr>
+            <w:r>
+              <w:rPr>
+                <w:rFonts w:ascii="Courier New" w:hAnsi="Courier New" w:cs="Courier New"/>
+                <w:color w:val="124F1A" w:themeColor="accent3" w:themeShade="BF"/>
+                <w:sz w:val="13"/>
+                <w:szCs w:val="13"/>
                 <w:lang w:val="en-US"/>
               </w:rPr>
               <w:t xml:space="preserve">      </w:t>
             </w:r>
             <w:r>
               <w:rPr>
-                <w:rFonts w:ascii="Bahnschrift Light SemiCondensed" w:hAnsi="Bahnschrift Light SemiCondensed" w:cs="Arial"/>
-                <w:color w:val="124F1A" w:themeColor="accent3" w:themeShade="BF"/>
-                <w:sz w:val="18"/>
-                <w:szCs w:val="18"/>
+                <w:rFonts w:ascii="Courier New" w:hAnsi="Courier New" w:cs="Courier New"/>
+                <w:color w:val="124F1A" w:themeColor="accent3" w:themeShade="BF"/>
+                <w:sz w:val="13"/>
+                <w:szCs w:val="13"/>
                 <w:lang w:val="en-US"/>
               </w:rPr>
               <w:tab/>
@@ -11278,10 +11266,10 @@
             <w:proofErr w:type="spellStart"/>
             <w:r>
               <w:rPr>
-                <w:rFonts w:ascii="Bahnschrift Light SemiCondensed" w:hAnsi="Bahnschrift Light SemiCondensed" w:cs="Arial"/>
-                <w:color w:val="124F1A" w:themeColor="accent3" w:themeShade="BF"/>
-                <w:sz w:val="18"/>
-                <w:szCs w:val="18"/>
+                <w:rFonts w:ascii="Courier New" w:hAnsi="Courier New" w:cs="Courier New"/>
+                <w:color w:val="124F1A" w:themeColor="accent3" w:themeShade="BF"/>
+                <w:sz w:val="13"/>
+                <w:szCs w:val="13"/>
                 <w:lang w:val="en-US"/>
               </w:rPr>
               <w:t>json</w:t>
@@ -11289,10 +11277,10 @@
             <w:proofErr w:type="spellEnd"/>
             <w:r>
               <w:rPr>
-                <w:rFonts w:ascii="Bahnschrift Light SemiCondensed" w:hAnsi="Bahnschrift Light SemiCondensed" w:cs="Arial"/>
-                <w:color w:val="124F1A" w:themeColor="accent3" w:themeShade="BF"/>
-                <w:sz w:val="18"/>
-                <w:szCs w:val="18"/>
+                <w:rFonts w:ascii="Courier New" w:hAnsi="Courier New" w:cs="Courier New"/>
+                <w:color w:val="124F1A" w:themeColor="accent3" w:themeShade="BF"/>
+                <w:sz w:val="13"/>
+                <w:szCs w:val="13"/>
                 <w:lang w:val="en-US"/>
               </w:rPr>
               <w:t>", "IDENTDN": "BE0200000136", "NUMBER": 426, "</w:t>
@@ -11300,10 +11288,10 @@
             <w:proofErr w:type="spellStart"/>
             <w:r>
               <w:rPr>
-                <w:rFonts w:ascii="Bahnschrift Light SemiCondensed" w:hAnsi="Bahnschrift Light SemiCondensed" w:cs="Arial"/>
-                <w:color w:val="124F1A" w:themeColor="accent3" w:themeShade="BF"/>
-                <w:sz w:val="18"/>
-                <w:szCs w:val="18"/>
+                <w:rFonts w:ascii="Courier New" w:hAnsi="Courier New" w:cs="Courier New"/>
+                <w:color w:val="124F1A" w:themeColor="accent3" w:themeShade="BF"/>
+                <w:sz w:val="13"/>
+                <w:szCs w:val="13"/>
                 <w:lang w:val="en-US"/>
               </w:rPr>
               <w:t>ExpectedStatusCode</w:t>
@@ -11311,10 +11299,10 @@
             <w:proofErr w:type="spellEnd"/>
             <w:r>
               <w:rPr>
-                <w:rFonts w:ascii="Bahnschrift Light SemiCondensed" w:hAnsi="Bahnschrift Light SemiCondensed" w:cs="Arial"/>
-                <w:color w:val="124F1A" w:themeColor="accent3" w:themeShade="BF"/>
-                <w:sz w:val="18"/>
-                <w:szCs w:val="18"/>
+                <w:rFonts w:ascii="Courier New" w:hAnsi="Courier New" w:cs="Courier New"/>
+                <w:color w:val="124F1A" w:themeColor="accent3" w:themeShade="BF"/>
+                <w:sz w:val="13"/>
+                <w:szCs w:val="13"/>
                 <w:lang w:val="en-US"/>
               </w:rPr>
               <w:t xml:space="preserve">": </w:t>
@@ -11322,10 +11310,10 @@
             <w:proofErr w:type="gramStart"/>
             <w:r>
               <w:rPr>
-                <w:rFonts w:ascii="Bahnschrift Light SemiCondensed" w:hAnsi="Bahnschrift Light SemiCondensed" w:cs="Arial"/>
-                <w:color w:val="124F1A" w:themeColor="accent3" w:themeShade="BF"/>
-                <w:sz w:val="18"/>
-                <w:szCs w:val="18"/>
+                <w:rFonts w:ascii="Courier New" w:hAnsi="Courier New" w:cs="Courier New"/>
+                <w:color w:val="124F1A" w:themeColor="accent3" w:themeShade="BF"/>
+                <w:sz w:val="13"/>
+                <w:szCs w:val="13"/>
                 <w:lang w:val="en-US"/>
               </w:rPr>
               <w:t>200 }</w:t>
@@ -11333,10 +11321,10 @@
             <w:proofErr w:type="gramEnd"/>
             <w:r>
               <w:rPr>
-                <w:rFonts w:ascii="Bahnschrift Light SemiCondensed" w:hAnsi="Bahnschrift Light SemiCondensed" w:cs="Arial"/>
-                <w:color w:val="124F1A" w:themeColor="accent3" w:themeShade="BF"/>
-                <w:sz w:val="18"/>
-                <w:szCs w:val="18"/>
+                <w:rFonts w:ascii="Courier New" w:hAnsi="Courier New" w:cs="Courier New"/>
+                <w:color w:val="124F1A" w:themeColor="accent3" w:themeShade="BF"/>
+                <w:sz w:val="13"/>
+                <w:szCs w:val="13"/>
                 <w:lang w:val="en-US"/>
               </w:rPr>
               <w:t>,</w:t>
@@ -11346,29 +11334,29 @@
             <w:pPr>
               <w:pStyle w:val="Sansinterligne"/>
               <w:rPr>
-                <w:rFonts w:ascii="Bahnschrift Light SemiCondensed" w:hAnsi="Bahnschrift Light SemiCondensed" w:cs="Arial"/>
-                <w:color w:val="124F1A" w:themeColor="accent3" w:themeShade="BF"/>
-                <w:sz w:val="18"/>
-                <w:szCs w:val="18"/>
-                <w:lang w:val="en-US"/>
-              </w:rPr>
-            </w:pPr>
-            <w:r>
-              <w:rPr>
-                <w:rFonts w:ascii="Bahnschrift Light SemiCondensed" w:hAnsi="Bahnschrift Light SemiCondensed" w:cs="Arial"/>
-                <w:color w:val="124F1A" w:themeColor="accent3" w:themeShade="BF"/>
-                <w:sz w:val="18"/>
-                <w:szCs w:val="18"/>
+                <w:rFonts w:ascii="Courier New" w:hAnsi="Courier New" w:cs="Courier New"/>
+                <w:color w:val="124F1A" w:themeColor="accent3" w:themeShade="BF"/>
+                <w:sz w:val="13"/>
+                <w:szCs w:val="13"/>
+                <w:lang w:val="en-US"/>
+              </w:rPr>
+            </w:pPr>
+            <w:r>
+              <w:rPr>
+                <w:rFonts w:ascii="Courier New" w:hAnsi="Courier New" w:cs="Courier New"/>
+                <w:color w:val="124F1A" w:themeColor="accent3" w:themeShade="BF"/>
+                <w:sz w:val="13"/>
+                <w:szCs w:val="13"/>
                 <w:lang w:val="en-US"/>
               </w:rPr>
               <w:t xml:space="preserve">      </w:t>
             </w:r>
             <w:r>
               <w:rPr>
-                <w:rFonts w:ascii="Bahnschrift Light SemiCondensed" w:hAnsi="Bahnschrift Light SemiCondensed" w:cs="Arial"/>
-                <w:color w:val="124F1A" w:themeColor="accent3" w:themeShade="BF"/>
-                <w:sz w:val="18"/>
-                <w:szCs w:val="18"/>
+                <w:rFonts w:ascii="Courier New" w:hAnsi="Courier New" w:cs="Courier New"/>
+                <w:color w:val="124F1A" w:themeColor="accent3" w:themeShade="BF"/>
+                <w:sz w:val="13"/>
+                <w:szCs w:val="13"/>
                 <w:lang w:val="en-US"/>
               </w:rPr>
               <w:tab/>
@@ -11377,10 +11365,10 @@
             <w:proofErr w:type="spellStart"/>
             <w:r>
               <w:rPr>
-                <w:rFonts w:ascii="Bahnschrift Light SemiCondensed" w:hAnsi="Bahnschrift Light SemiCondensed" w:cs="Arial"/>
-                <w:color w:val="124F1A" w:themeColor="accent3" w:themeShade="BF"/>
-                <w:sz w:val="18"/>
-                <w:szCs w:val="18"/>
+                <w:rFonts w:ascii="Courier New" w:hAnsi="Courier New" w:cs="Courier New"/>
+                <w:color w:val="124F1A" w:themeColor="accent3" w:themeShade="BF"/>
+                <w:sz w:val="13"/>
+                <w:szCs w:val="13"/>
                 <w:lang w:val="en-US"/>
               </w:rPr>
               <w:t>Reiterstrasse</w:t>
@@ -11388,10 +11376,10 @@
             <w:proofErr w:type="spellEnd"/>
             <w:r>
               <w:rPr>
-                <w:rFonts w:ascii="Bahnschrift Light SemiCondensed" w:hAnsi="Bahnschrift Light SemiCondensed" w:cs="Arial"/>
-                <w:color w:val="124F1A" w:themeColor="accent3" w:themeShade="BF"/>
-                <w:sz w:val="18"/>
-                <w:szCs w:val="18"/>
+                <w:rFonts w:ascii="Courier New" w:hAnsi="Courier New" w:cs="Courier New"/>
+                <w:color w:val="124F1A" w:themeColor="accent3" w:themeShade="BF"/>
+                <w:sz w:val="13"/>
+                <w:szCs w:val="13"/>
                 <w:lang w:val="en-US"/>
               </w:rPr>
               <w:t>", "NUMBER": 11, "</w:t>
@@ -11399,10 +11387,10 @@
             <w:proofErr w:type="spellStart"/>
             <w:r>
               <w:rPr>
-                <w:rFonts w:ascii="Bahnschrift Light SemiCondensed" w:hAnsi="Bahnschrift Light SemiCondensed" w:cs="Arial"/>
-                <w:color w:val="124F1A" w:themeColor="accent3" w:themeShade="BF"/>
-                <w:sz w:val="18"/>
-                <w:szCs w:val="18"/>
+                <w:rFonts w:ascii="Courier New" w:hAnsi="Courier New" w:cs="Courier New"/>
+                <w:color w:val="124F1A" w:themeColor="accent3" w:themeShade="BF"/>
+                <w:sz w:val="13"/>
+                <w:szCs w:val="13"/>
                 <w:lang w:val="en-US"/>
               </w:rPr>
               <w:t>ExpectedStatusCode</w:t>
@@ -11410,10 +11398,10 @@
             <w:proofErr w:type="spellEnd"/>
             <w:r>
               <w:rPr>
-                <w:rFonts w:ascii="Bahnschrift Light SemiCondensed" w:hAnsi="Bahnschrift Light SemiCondensed" w:cs="Arial"/>
-                <w:color w:val="124F1A" w:themeColor="accent3" w:themeShade="BF"/>
-                <w:sz w:val="18"/>
-                <w:szCs w:val="18"/>
+                <w:rFonts w:ascii="Courier New" w:hAnsi="Courier New" w:cs="Courier New"/>
+                <w:color w:val="124F1A" w:themeColor="accent3" w:themeShade="BF"/>
+                <w:sz w:val="13"/>
+                <w:szCs w:val="13"/>
                 <w:lang w:val="en-US"/>
               </w:rPr>
               <w:t xml:space="preserve">": </w:t>
@@ -11421,10 +11409,10 @@
             <w:proofErr w:type="gramStart"/>
             <w:r>
               <w:rPr>
-                <w:rFonts w:ascii="Bahnschrift Light SemiCondensed" w:hAnsi="Bahnschrift Light SemiCondensed" w:cs="Arial"/>
-                <w:color w:val="124F1A" w:themeColor="accent3" w:themeShade="BF"/>
-                <w:sz w:val="18"/>
-                <w:szCs w:val="18"/>
+                <w:rFonts w:ascii="Courier New" w:hAnsi="Courier New" w:cs="Courier New"/>
+                <w:color w:val="124F1A" w:themeColor="accent3" w:themeShade="BF"/>
+                <w:sz w:val="13"/>
+                <w:szCs w:val="13"/>
                 <w:lang w:val="en-US"/>
               </w:rPr>
               <w:t>200 }</w:t>
@@ -11432,10 +11420,10 @@
             <w:proofErr w:type="gramEnd"/>
             <w:r>
               <w:rPr>
-                <w:rFonts w:ascii="Bahnschrift Light SemiCondensed" w:hAnsi="Bahnschrift Light SemiCondensed" w:cs="Arial"/>
-                <w:color w:val="124F1A" w:themeColor="accent3" w:themeShade="BF"/>
-                <w:sz w:val="18"/>
-                <w:szCs w:val="18"/>
+                <w:rFonts w:ascii="Courier New" w:hAnsi="Courier New" w:cs="Courier New"/>
+                <w:color w:val="124F1A" w:themeColor="accent3" w:themeShade="BF"/>
+                <w:sz w:val="13"/>
+                <w:szCs w:val="13"/>
                 <w:lang w:val="en-US"/>
               </w:rPr>
               <w:t>,</w:t>
@@ -11445,29 +11433,29 @@
             <w:pPr>
               <w:pStyle w:val="Sansinterligne"/>
               <w:rPr>
-                <w:rFonts w:ascii="Bahnschrift Light SemiCondensed" w:hAnsi="Bahnschrift Light SemiCondensed" w:cs="Arial"/>
-                <w:color w:val="124F1A" w:themeColor="accent3" w:themeShade="BF"/>
-                <w:sz w:val="18"/>
-                <w:szCs w:val="18"/>
-                <w:lang w:val="en-US"/>
-              </w:rPr>
-            </w:pPr>
-            <w:r>
-              <w:rPr>
-                <w:rFonts w:ascii="Bahnschrift Light SemiCondensed" w:hAnsi="Bahnschrift Light SemiCondensed" w:cs="Arial"/>
-                <w:color w:val="124F1A" w:themeColor="accent3" w:themeShade="BF"/>
-                <w:sz w:val="18"/>
-                <w:szCs w:val="18"/>
+                <w:rFonts w:ascii="Courier New" w:hAnsi="Courier New" w:cs="Courier New"/>
+                <w:color w:val="124F1A" w:themeColor="accent3" w:themeShade="BF"/>
+                <w:sz w:val="13"/>
+                <w:szCs w:val="13"/>
+                <w:lang w:val="en-US"/>
+              </w:rPr>
+            </w:pPr>
+            <w:r>
+              <w:rPr>
+                <w:rFonts w:ascii="Courier New" w:hAnsi="Courier New" w:cs="Courier New"/>
+                <w:color w:val="124F1A" w:themeColor="accent3" w:themeShade="BF"/>
+                <w:sz w:val="13"/>
+                <w:szCs w:val="13"/>
                 <w:lang w:val="en-US"/>
               </w:rPr>
               <w:t xml:space="preserve">      </w:t>
             </w:r>
             <w:r>
               <w:rPr>
-                <w:rFonts w:ascii="Bahnschrift Light SemiCondensed" w:hAnsi="Bahnschrift Light SemiCondensed" w:cs="Arial"/>
-                <w:color w:val="124F1A" w:themeColor="accent3" w:themeShade="BF"/>
-                <w:sz w:val="18"/>
-                <w:szCs w:val="18"/>
+                <w:rFonts w:ascii="Courier New" w:hAnsi="Courier New" w:cs="Courier New"/>
+                <w:color w:val="124F1A" w:themeColor="accent3" w:themeShade="BF"/>
+                <w:sz w:val="13"/>
+                <w:szCs w:val="13"/>
                 <w:lang w:val="en-US"/>
               </w:rPr>
               <w:tab/>
@@ -11477,10 +11465,10 @@
             <w:proofErr w:type="gramStart"/>
             <w:r>
               <w:rPr>
-                <w:rFonts w:ascii="Bahnschrift Light SemiCondensed" w:hAnsi="Bahnschrift Light SemiCondensed" w:cs="Arial"/>
-                <w:color w:val="124F1A" w:themeColor="accent3" w:themeShade="BF"/>
-                <w:sz w:val="18"/>
-                <w:szCs w:val="18"/>
+                <w:rFonts w:ascii="Courier New" w:hAnsi="Courier New" w:cs="Courier New"/>
+                <w:color w:val="124F1A" w:themeColor="accent3" w:themeShade="BF"/>
+                <w:sz w:val="13"/>
+                <w:szCs w:val="13"/>
                 <w:lang w:val="en-US"/>
               </w:rPr>
               <w:t>json</w:t>
@@ -11489,10 +11477,10 @@
             <w:proofErr w:type="gramEnd"/>
             <w:r>
               <w:rPr>
-                <w:rFonts w:ascii="Bahnschrift Light SemiCondensed" w:hAnsi="Bahnschrift Light SemiCondensed" w:cs="Arial"/>
-                <w:color w:val="124F1A" w:themeColor="accent3" w:themeShade="BF"/>
-                <w:sz w:val="18"/>
-                <w:szCs w:val="18"/>
+                <w:rFonts w:ascii="Courier New" w:hAnsi="Courier New" w:cs="Courier New"/>
+                <w:color w:val="124F1A" w:themeColor="accent3" w:themeShade="BF"/>
+                <w:sz w:val="13"/>
+                <w:szCs w:val="13"/>
                 <w:lang w:val="en-US"/>
               </w:rPr>
               <w:t>", "GNSS": "47.387922, 9.279204", "</w:t>
@@ -11500,10 +11488,10 @@
             <w:proofErr w:type="spellStart"/>
             <w:r>
               <w:rPr>
-                <w:rFonts w:ascii="Bahnschrift Light SemiCondensed" w:hAnsi="Bahnschrift Light SemiCondensed" w:cs="Arial"/>
-                <w:color w:val="124F1A" w:themeColor="accent3" w:themeShade="BF"/>
-                <w:sz w:val="18"/>
-                <w:szCs w:val="18"/>
+                <w:rFonts w:ascii="Courier New" w:hAnsi="Courier New" w:cs="Courier New"/>
+                <w:color w:val="124F1A" w:themeColor="accent3" w:themeShade="BF"/>
+                <w:sz w:val="13"/>
+                <w:szCs w:val="13"/>
                 <w:lang w:val="en-US"/>
               </w:rPr>
               <w:t>ExpectedStatusCode</w:t>
@@ -11511,10 +11499,10 @@
             <w:proofErr w:type="spellEnd"/>
             <w:r>
               <w:rPr>
-                <w:rFonts w:ascii="Bahnschrift Light SemiCondensed" w:hAnsi="Bahnschrift Light SemiCondensed" w:cs="Arial"/>
-                <w:color w:val="124F1A" w:themeColor="accent3" w:themeShade="BF"/>
-                <w:sz w:val="18"/>
-                <w:szCs w:val="18"/>
+                <w:rFonts w:ascii="Courier New" w:hAnsi="Courier New" w:cs="Courier New"/>
+                <w:color w:val="124F1A" w:themeColor="accent3" w:themeShade="BF"/>
+                <w:sz w:val="13"/>
+                <w:szCs w:val="13"/>
                 <w:lang w:val="en-US"/>
               </w:rPr>
               <w:t>": 204}</w:t>
@@ -11524,22 +11512,21 @@
             <w:pPr>
               <w:pStyle w:val="Sansinterligne"/>
               <w:rPr>
-                <w:rFonts w:ascii="Bahnschrift Light SemiCondensed" w:hAnsi="Bahnschrift Light SemiCondensed" w:cs="Arial"/>
-                <w:color w:val="124F1A" w:themeColor="accent3" w:themeShade="BF"/>
-                <w:sz w:val="18"/>
-                <w:szCs w:val="18"/>
-                <w:lang w:val="en-US"/>
-              </w:rPr>
-            </w:pPr>
-            <w:r>
-              <w:rPr>
-                <w:rFonts w:ascii="Bahnschrift Light SemiCondensed" w:hAnsi="Bahnschrift Light SemiCondensed" w:cs="Arial"/>
-                <w:color w:val="124F1A" w:themeColor="accent3" w:themeShade="BF"/>
-                <w:sz w:val="18"/>
-                <w:szCs w:val="18"/>
-                <w:lang w:val="en-US"/>
-              </w:rPr>
-              <w:lastRenderedPageBreak/>
+                <w:rFonts w:ascii="Courier New" w:hAnsi="Courier New" w:cs="Courier New"/>
+                <w:color w:val="124F1A" w:themeColor="accent3" w:themeShade="BF"/>
+                <w:sz w:val="13"/>
+                <w:szCs w:val="13"/>
+                <w:lang w:val="en-US"/>
+              </w:rPr>
+            </w:pPr>
+            <w:r>
+              <w:rPr>
+                <w:rFonts w:ascii="Courier New" w:hAnsi="Courier New" w:cs="Courier New"/>
+                <w:color w:val="124F1A" w:themeColor="accent3" w:themeShade="BF"/>
+                <w:sz w:val="13"/>
+                <w:szCs w:val="13"/>
+                <w:lang w:val="en-US"/>
+              </w:rPr>
               <w:t xml:space="preserve">  ],</w:t>
             </w:r>
           </w:p>
@@ -11547,19 +11534,19 @@
             <w:pPr>
               <w:pStyle w:val="Sansinterligne"/>
               <w:rPr>
-                <w:rFonts w:ascii="Bahnschrift Light SemiCondensed" w:hAnsi="Bahnschrift Light SemiCondensed" w:cs="Arial"/>
-                <w:color w:val="124F1A" w:themeColor="accent3" w:themeShade="BF"/>
-                <w:sz w:val="18"/>
-                <w:szCs w:val="18"/>
-                <w:lang w:val="en-US"/>
-              </w:rPr>
-            </w:pPr>
-            <w:r>
-              <w:rPr>
-                <w:rFonts w:ascii="Bahnschrift Light SemiCondensed" w:hAnsi="Bahnschrift Light SemiCondensed" w:cs="Arial"/>
-                <w:color w:val="124F1A" w:themeColor="accent3" w:themeShade="BF"/>
-                <w:sz w:val="18"/>
-                <w:szCs w:val="18"/>
+                <w:rFonts w:ascii="Courier New" w:hAnsi="Courier New" w:cs="Courier New"/>
+                <w:color w:val="124F1A" w:themeColor="accent3" w:themeShade="BF"/>
+                <w:sz w:val="13"/>
+                <w:szCs w:val="13"/>
+                <w:lang w:val="en-US"/>
+              </w:rPr>
+            </w:pPr>
+            <w:r>
+              <w:rPr>
+                <w:rFonts w:ascii="Courier New" w:hAnsi="Courier New" w:cs="Courier New"/>
+                <w:color w:val="124F1A" w:themeColor="accent3" w:themeShade="BF"/>
+                <w:sz w:val="13"/>
+                <w:szCs w:val="13"/>
                 <w:lang w:val="en-US"/>
               </w:rPr>
               <w:t xml:space="preserve">  "</w:t>
@@ -11567,10 +11554,10 @@
             <w:proofErr w:type="spellStart"/>
             <w:r>
               <w:rPr>
-                <w:rFonts w:ascii="Bahnschrift Light SemiCondensed" w:hAnsi="Bahnschrift Light SemiCondensed" w:cs="Arial"/>
-                <w:color w:val="124F1A" w:themeColor="accent3" w:themeShade="BF"/>
-                <w:sz w:val="18"/>
-                <w:szCs w:val="18"/>
+                <w:rFonts w:ascii="Courier New" w:hAnsi="Courier New" w:cs="Courier New"/>
+                <w:color w:val="124F1A" w:themeColor="accent3" w:themeShade="BF"/>
+                <w:sz w:val="13"/>
+                <w:szCs w:val="13"/>
                 <w:lang w:val="en-US"/>
               </w:rPr>
               <w:t>GetExtractById</w:t>
@@ -11578,10 +11565,10 @@
             <w:proofErr w:type="spellEnd"/>
             <w:r>
               <w:rPr>
-                <w:rFonts w:ascii="Bahnschrift Light SemiCondensed" w:hAnsi="Bahnschrift Light SemiCondensed" w:cs="Arial"/>
-                <w:color w:val="124F1A" w:themeColor="accent3" w:themeShade="BF"/>
-                <w:sz w:val="18"/>
-                <w:szCs w:val="18"/>
+                <w:rFonts w:ascii="Courier New" w:hAnsi="Courier New" w:cs="Courier New"/>
+                <w:color w:val="124F1A" w:themeColor="accent3" w:themeShade="BF"/>
+                <w:sz w:val="13"/>
+                <w:szCs w:val="13"/>
                 <w:lang w:val="en-US"/>
               </w:rPr>
               <w:t>": [</w:t>
@@ -11591,29 +11578,29 @@
             <w:pPr>
               <w:pStyle w:val="Sansinterligne"/>
               <w:rPr>
-                <w:rFonts w:ascii="Bahnschrift Light SemiCondensed" w:hAnsi="Bahnschrift Light SemiCondensed" w:cs="Arial"/>
-                <w:color w:val="124F1A" w:themeColor="accent3" w:themeShade="BF"/>
-                <w:sz w:val="18"/>
-                <w:szCs w:val="18"/>
-                <w:lang w:val="en-US"/>
-              </w:rPr>
-            </w:pPr>
-            <w:r>
-              <w:rPr>
-                <w:rFonts w:ascii="Bahnschrift Light SemiCondensed" w:hAnsi="Bahnschrift Light SemiCondensed" w:cs="Arial"/>
-                <w:color w:val="124F1A" w:themeColor="accent3" w:themeShade="BF"/>
-                <w:sz w:val="18"/>
-                <w:szCs w:val="18"/>
+                <w:rFonts w:ascii="Courier New" w:hAnsi="Courier New" w:cs="Courier New"/>
+                <w:color w:val="124F1A" w:themeColor="accent3" w:themeShade="BF"/>
+                <w:sz w:val="13"/>
+                <w:szCs w:val="13"/>
+                <w:lang w:val="en-US"/>
+              </w:rPr>
+            </w:pPr>
+            <w:r>
+              <w:rPr>
+                <w:rFonts w:ascii="Courier New" w:hAnsi="Courier New" w:cs="Courier New"/>
+                <w:color w:val="124F1A" w:themeColor="accent3" w:themeShade="BF"/>
+                <w:sz w:val="13"/>
+                <w:szCs w:val="13"/>
                 <w:lang w:val="en-US"/>
               </w:rPr>
               <w:t xml:space="preserve">    </w:t>
             </w:r>
             <w:r>
               <w:rPr>
-                <w:rFonts w:ascii="Bahnschrift Light SemiCondensed" w:hAnsi="Bahnschrift Light SemiCondensed" w:cs="Arial"/>
-                <w:color w:val="124F1A" w:themeColor="accent3" w:themeShade="BF"/>
-                <w:sz w:val="18"/>
-                <w:szCs w:val="18"/>
+                <w:rFonts w:ascii="Courier New" w:hAnsi="Courier New" w:cs="Courier New"/>
+                <w:color w:val="124F1A" w:themeColor="accent3" w:themeShade="BF"/>
+                <w:sz w:val="13"/>
+                <w:szCs w:val="13"/>
                 <w:lang w:val="en-US"/>
               </w:rPr>
               <w:tab/>
@@ -11622,10 +11609,10 @@
             <w:proofErr w:type="spellStart"/>
             <w:r>
               <w:rPr>
-                <w:rFonts w:ascii="Bahnschrift Light SemiCondensed" w:hAnsi="Bahnschrift Light SemiCondensed" w:cs="Arial"/>
-                <w:color w:val="124F1A" w:themeColor="accent3" w:themeShade="BF"/>
-                <w:sz w:val="18"/>
-                <w:szCs w:val="18"/>
+                <w:rFonts w:ascii="Courier New" w:hAnsi="Courier New" w:cs="Courier New"/>
+                <w:color w:val="124F1A" w:themeColor="accent3" w:themeShade="BF"/>
+                <w:sz w:val="13"/>
+                <w:szCs w:val="13"/>
                 <w:lang w:val="en-US"/>
               </w:rPr>
               <w:t>ExpectedStatusCode</w:t>
@@ -11633,10 +11620,10 @@
             <w:proofErr w:type="spellEnd"/>
             <w:r>
               <w:rPr>
-                <w:rFonts w:ascii="Bahnschrift Light SemiCondensed" w:hAnsi="Bahnschrift Light SemiCondensed" w:cs="Arial"/>
-                <w:color w:val="124F1A" w:themeColor="accent3" w:themeShade="BF"/>
-                <w:sz w:val="18"/>
-                <w:szCs w:val="18"/>
+                <w:rFonts w:ascii="Courier New" w:hAnsi="Courier New" w:cs="Courier New"/>
+                <w:color w:val="124F1A" w:themeColor="accent3" w:themeShade="BF"/>
+                <w:sz w:val="13"/>
+                <w:szCs w:val="13"/>
                 <w:lang w:val="en-US"/>
               </w:rPr>
               <w:t xml:space="preserve">": </w:t>
@@ -11644,10 +11631,10 @@
             <w:proofErr w:type="gramStart"/>
             <w:r>
               <w:rPr>
-                <w:rFonts w:ascii="Bahnschrift Light SemiCondensed" w:hAnsi="Bahnschrift Light SemiCondensed" w:cs="Arial"/>
-                <w:color w:val="124F1A" w:themeColor="accent3" w:themeShade="BF"/>
-                <w:sz w:val="18"/>
-                <w:szCs w:val="18"/>
+                <w:rFonts w:ascii="Courier New" w:hAnsi="Courier New" w:cs="Courier New"/>
+                <w:color w:val="124F1A" w:themeColor="accent3" w:themeShade="BF"/>
+                <w:sz w:val="13"/>
+                <w:szCs w:val="13"/>
                 <w:lang w:val="en-US"/>
               </w:rPr>
               <w:t>200 }</w:t>
@@ -11655,10 +11642,10 @@
             <w:proofErr w:type="gramEnd"/>
             <w:r>
               <w:rPr>
-                <w:rFonts w:ascii="Bahnschrift Light SemiCondensed" w:hAnsi="Bahnschrift Light SemiCondensed" w:cs="Arial"/>
-                <w:color w:val="124F1A" w:themeColor="accent3" w:themeShade="BF"/>
-                <w:sz w:val="18"/>
-                <w:szCs w:val="18"/>
+                <w:rFonts w:ascii="Courier New" w:hAnsi="Courier New" w:cs="Courier New"/>
+                <w:color w:val="124F1A" w:themeColor="accent3" w:themeShade="BF"/>
+                <w:sz w:val="13"/>
+                <w:szCs w:val="13"/>
                 <w:lang w:val="en-US"/>
               </w:rPr>
               <w:t>,</w:t>
@@ -11668,29 +11655,29 @@
             <w:pPr>
               <w:pStyle w:val="Sansinterligne"/>
               <w:rPr>
-                <w:rFonts w:ascii="Bahnschrift Light SemiCondensed" w:hAnsi="Bahnschrift Light SemiCondensed" w:cs="Arial"/>
-                <w:color w:val="124F1A" w:themeColor="accent3" w:themeShade="BF"/>
-                <w:sz w:val="18"/>
-                <w:szCs w:val="18"/>
-                <w:lang w:val="en-US"/>
-              </w:rPr>
-            </w:pPr>
-            <w:r>
-              <w:rPr>
-                <w:rFonts w:ascii="Bahnschrift Light SemiCondensed" w:hAnsi="Bahnschrift Light SemiCondensed" w:cs="Arial"/>
-                <w:color w:val="124F1A" w:themeColor="accent3" w:themeShade="BF"/>
-                <w:sz w:val="18"/>
-                <w:szCs w:val="18"/>
+                <w:rFonts w:ascii="Courier New" w:hAnsi="Courier New" w:cs="Courier New"/>
+                <w:color w:val="124F1A" w:themeColor="accent3" w:themeShade="BF"/>
+                <w:sz w:val="13"/>
+                <w:szCs w:val="13"/>
+                <w:lang w:val="en-US"/>
+              </w:rPr>
+            </w:pPr>
+            <w:r>
+              <w:rPr>
+                <w:rFonts w:ascii="Courier New" w:hAnsi="Courier New" w:cs="Courier New"/>
+                <w:color w:val="124F1A" w:themeColor="accent3" w:themeShade="BF"/>
+                <w:sz w:val="13"/>
+                <w:szCs w:val="13"/>
                 <w:lang w:val="en-US"/>
               </w:rPr>
               <w:t xml:space="preserve">    </w:t>
             </w:r>
             <w:r>
               <w:rPr>
-                <w:rFonts w:ascii="Bahnschrift Light SemiCondensed" w:hAnsi="Bahnschrift Light SemiCondensed" w:cs="Arial"/>
-                <w:color w:val="124F1A" w:themeColor="accent3" w:themeShade="BF"/>
-                <w:sz w:val="18"/>
-                <w:szCs w:val="18"/>
+                <w:rFonts w:ascii="Courier New" w:hAnsi="Courier New" w:cs="Courier New"/>
+                <w:color w:val="124F1A" w:themeColor="accent3" w:themeShade="BF"/>
+                <w:sz w:val="13"/>
+                <w:szCs w:val="13"/>
                 <w:lang w:val="en-US"/>
               </w:rPr>
               <w:tab/>
@@ -11698,10 +11685,10 @@
             </w:r>
             <w:r>
               <w:rPr>
-                <w:rFonts w:ascii="Bahnschrift Light SemiCondensed" w:hAnsi="Bahnschrift Light SemiCondensed"/>
+                <w:rFonts w:ascii="Courier New" w:hAnsi="Courier New" w:cs="Courier New"/>
                 <w:color w:val="196B24" w:themeColor="accent3"/>
-                <w:sz w:val="18"/>
-                <w:szCs w:val="18"/>
+                <w:sz w:val="13"/>
+                <w:szCs w:val="13"/>
                 <w:lang w:val="en-US"/>
               </w:rPr>
               <w:t>"LANG": "</w:t>
@@ -11709,10 +11696,10 @@
             <w:proofErr w:type="spellStart"/>
             <w:r>
               <w:rPr>
-                <w:rFonts w:ascii="Bahnschrift Light SemiCondensed" w:hAnsi="Bahnschrift Light SemiCondensed"/>
+                <w:rFonts w:ascii="Courier New" w:hAnsi="Courier New" w:cs="Courier New"/>
                 <w:color w:val="196B24" w:themeColor="accent3"/>
-                <w:sz w:val="18"/>
-                <w:szCs w:val="18"/>
+                <w:sz w:val="13"/>
+                <w:szCs w:val="13"/>
                 <w:lang w:val="en-US"/>
               </w:rPr>
               <w:t>fr</w:t>
@@ -11720,20 +11707,20 @@
             <w:proofErr w:type="spellEnd"/>
             <w:r>
               <w:rPr>
-                <w:rFonts w:ascii="Bahnschrift Light SemiCondensed" w:hAnsi="Bahnschrift Light SemiCondensed"/>
+                <w:rFonts w:ascii="Courier New" w:hAnsi="Courier New" w:cs="Courier New"/>
                 <w:color w:val="196B24" w:themeColor="accent3"/>
-                <w:sz w:val="18"/>
-                <w:szCs w:val="18"/>
+                <w:sz w:val="13"/>
+                <w:szCs w:val="13"/>
                 <w:lang w:val="en-US"/>
               </w:rPr>
               <w:t xml:space="preserve">", </w:t>
             </w:r>
             <w:r>
               <w:rPr>
-                <w:rFonts w:ascii="Bahnschrift Light SemiCondensed" w:hAnsi="Bahnschrift Light SemiCondensed" w:cs="Arial"/>
-                <w:color w:val="124F1A" w:themeColor="accent3" w:themeShade="BF"/>
-                <w:sz w:val="18"/>
-                <w:szCs w:val="18"/>
+                <w:rFonts w:ascii="Courier New" w:hAnsi="Courier New" w:cs="Courier New"/>
+                <w:color w:val="124F1A" w:themeColor="accent3" w:themeShade="BF"/>
+                <w:sz w:val="13"/>
+                <w:szCs w:val="13"/>
                 <w:lang w:val="en-US"/>
               </w:rPr>
               <w:t>"</w:t>
@@ -11741,10 +11728,10 @@
             <w:proofErr w:type="spellStart"/>
             <w:r>
               <w:rPr>
-                <w:rFonts w:ascii="Bahnschrift Light SemiCondensed" w:hAnsi="Bahnschrift Light SemiCondensed" w:cs="Arial"/>
-                <w:color w:val="124F1A" w:themeColor="accent3" w:themeShade="BF"/>
-                <w:sz w:val="18"/>
-                <w:szCs w:val="18"/>
+                <w:rFonts w:ascii="Courier New" w:hAnsi="Courier New" w:cs="Courier New"/>
+                <w:color w:val="124F1A" w:themeColor="accent3" w:themeShade="BF"/>
+                <w:sz w:val="13"/>
+                <w:szCs w:val="13"/>
                 <w:lang w:val="en-US"/>
               </w:rPr>
               <w:t>ExpectedStatusCode</w:t>
@@ -11752,10 +11739,10 @@
             <w:proofErr w:type="spellEnd"/>
             <w:r>
               <w:rPr>
-                <w:rFonts w:ascii="Bahnschrift Light SemiCondensed" w:hAnsi="Bahnschrift Light SemiCondensed" w:cs="Arial"/>
-                <w:color w:val="124F1A" w:themeColor="accent3" w:themeShade="BF"/>
-                <w:sz w:val="18"/>
-                <w:szCs w:val="18"/>
+                <w:rFonts w:ascii="Courier New" w:hAnsi="Courier New" w:cs="Courier New"/>
+                <w:color w:val="124F1A" w:themeColor="accent3" w:themeShade="BF"/>
+                <w:sz w:val="13"/>
+                <w:szCs w:val="13"/>
                 <w:lang w:val="en-US"/>
               </w:rPr>
               <w:t xml:space="preserve">": </w:t>
@@ -11763,10 +11750,10 @@
             <w:proofErr w:type="gramStart"/>
             <w:r>
               <w:rPr>
-                <w:rFonts w:ascii="Bahnschrift Light SemiCondensed" w:hAnsi="Bahnschrift Light SemiCondensed" w:cs="Arial"/>
-                <w:color w:val="124F1A" w:themeColor="accent3" w:themeShade="BF"/>
-                <w:sz w:val="18"/>
-                <w:szCs w:val="18"/>
+                <w:rFonts w:ascii="Courier New" w:hAnsi="Courier New" w:cs="Courier New"/>
+                <w:color w:val="124F1A" w:themeColor="accent3" w:themeShade="BF"/>
+                <w:sz w:val="13"/>
+                <w:szCs w:val="13"/>
                 <w:lang w:val="en-US"/>
               </w:rPr>
               <w:t>200 }</w:t>
@@ -11774,10 +11761,10 @@
             <w:proofErr w:type="gramEnd"/>
             <w:r>
               <w:rPr>
-                <w:rFonts w:ascii="Bahnschrift Light SemiCondensed" w:hAnsi="Bahnschrift Light SemiCondensed" w:cs="Arial"/>
-                <w:color w:val="124F1A" w:themeColor="accent3" w:themeShade="BF"/>
-                <w:sz w:val="18"/>
-                <w:szCs w:val="18"/>
+                <w:rFonts w:ascii="Courier New" w:hAnsi="Courier New" w:cs="Courier New"/>
+                <w:color w:val="124F1A" w:themeColor="accent3" w:themeShade="BF"/>
+                <w:sz w:val="13"/>
+                <w:szCs w:val="13"/>
                 <w:lang w:val="en-US"/>
               </w:rPr>
               <w:t>,</w:t>
@@ -11787,29 +11774,29 @@
             <w:pPr>
               <w:pStyle w:val="Sansinterligne"/>
               <w:rPr>
-                <w:rFonts w:ascii="Bahnschrift Light SemiCondensed" w:hAnsi="Bahnschrift Light SemiCondensed" w:cs="Arial"/>
-                <w:color w:val="124F1A" w:themeColor="accent3" w:themeShade="BF"/>
-                <w:sz w:val="18"/>
-                <w:szCs w:val="18"/>
-                <w:lang w:val="en-US"/>
-              </w:rPr>
-            </w:pPr>
-            <w:r>
-              <w:rPr>
-                <w:rFonts w:ascii="Bahnschrift Light SemiCondensed" w:hAnsi="Bahnschrift Light SemiCondensed" w:cs="Arial"/>
-                <w:color w:val="124F1A" w:themeColor="accent3" w:themeShade="BF"/>
-                <w:sz w:val="18"/>
-                <w:szCs w:val="18"/>
+                <w:rFonts w:ascii="Courier New" w:hAnsi="Courier New" w:cs="Courier New"/>
+                <w:color w:val="124F1A" w:themeColor="accent3" w:themeShade="BF"/>
+                <w:sz w:val="13"/>
+                <w:szCs w:val="13"/>
+                <w:lang w:val="en-US"/>
+              </w:rPr>
+            </w:pPr>
+            <w:r>
+              <w:rPr>
+                <w:rFonts w:ascii="Courier New" w:hAnsi="Courier New" w:cs="Courier New"/>
+                <w:color w:val="124F1A" w:themeColor="accent3" w:themeShade="BF"/>
+                <w:sz w:val="13"/>
+                <w:szCs w:val="13"/>
                 <w:lang w:val="en-US"/>
               </w:rPr>
               <w:t xml:space="preserve">    </w:t>
             </w:r>
             <w:r>
               <w:rPr>
-                <w:rFonts w:ascii="Bahnschrift Light SemiCondensed" w:hAnsi="Bahnschrift Light SemiCondensed" w:cs="Arial"/>
-                <w:color w:val="124F1A" w:themeColor="accent3" w:themeShade="BF"/>
-                <w:sz w:val="18"/>
-                <w:szCs w:val="18"/>
+                <w:rFonts w:ascii="Courier New" w:hAnsi="Courier New" w:cs="Courier New"/>
+                <w:color w:val="124F1A" w:themeColor="accent3" w:themeShade="BF"/>
+                <w:sz w:val="13"/>
+                <w:szCs w:val="13"/>
                 <w:lang w:val="en-US"/>
               </w:rPr>
               <w:tab/>
@@ -11818,10 +11805,10 @@
             <w:proofErr w:type="spellStart"/>
             <w:r>
               <w:rPr>
-                <w:rFonts w:ascii="Bahnschrift Light SemiCondensed" w:hAnsi="Bahnschrift Light SemiCondensed" w:cs="Arial"/>
-                <w:color w:val="124F1A" w:themeColor="accent3" w:themeShade="BF"/>
-                <w:sz w:val="18"/>
-                <w:szCs w:val="18"/>
+                <w:rFonts w:ascii="Courier New" w:hAnsi="Courier New" w:cs="Courier New"/>
+                <w:color w:val="124F1A" w:themeColor="accent3" w:themeShade="BF"/>
+                <w:sz w:val="13"/>
+                <w:szCs w:val="13"/>
                 <w:lang w:val="en-US"/>
               </w:rPr>
               <w:t>ExpectedStatusCode</w:t>
@@ -11829,10 +11816,10 @@
             <w:proofErr w:type="spellEnd"/>
             <w:r>
               <w:rPr>
-                <w:rFonts w:ascii="Bahnschrift Light SemiCondensed" w:hAnsi="Bahnschrift Light SemiCondensed" w:cs="Arial"/>
-                <w:color w:val="124F1A" w:themeColor="accent3" w:themeShade="BF"/>
-                <w:sz w:val="18"/>
-                <w:szCs w:val="18"/>
+                <w:rFonts w:ascii="Courier New" w:hAnsi="Courier New" w:cs="Courier New"/>
+                <w:color w:val="124F1A" w:themeColor="accent3" w:themeShade="BF"/>
+                <w:sz w:val="13"/>
+                <w:szCs w:val="13"/>
                 <w:lang w:val="en-US"/>
               </w:rPr>
               <w:t xml:space="preserve">": </w:t>
@@ -11840,10 +11827,10 @@
             <w:proofErr w:type="gramStart"/>
             <w:r>
               <w:rPr>
-                <w:rFonts w:ascii="Bahnschrift Light SemiCondensed" w:hAnsi="Bahnschrift Light SemiCondensed" w:cs="Arial"/>
-                <w:color w:val="124F1A" w:themeColor="accent3" w:themeShade="BF"/>
-                <w:sz w:val="18"/>
-                <w:szCs w:val="18"/>
+                <w:rFonts w:ascii="Courier New" w:hAnsi="Courier New" w:cs="Courier New"/>
+                <w:color w:val="124F1A" w:themeColor="accent3" w:themeShade="BF"/>
+                <w:sz w:val="13"/>
+                <w:szCs w:val="13"/>
                 <w:lang w:val="en-US"/>
               </w:rPr>
               <w:t>200 }</w:t>
@@ -11851,10 +11838,10 @@
             <w:proofErr w:type="gramEnd"/>
             <w:r>
               <w:rPr>
-                <w:rFonts w:ascii="Bahnschrift Light SemiCondensed" w:hAnsi="Bahnschrift Light SemiCondensed" w:cs="Arial"/>
-                <w:color w:val="124F1A" w:themeColor="accent3" w:themeShade="BF"/>
-                <w:sz w:val="18"/>
-                <w:szCs w:val="18"/>
+                <w:rFonts w:ascii="Courier New" w:hAnsi="Courier New" w:cs="Courier New"/>
+                <w:color w:val="124F1A" w:themeColor="accent3" w:themeShade="BF"/>
+                <w:sz w:val="13"/>
+                <w:szCs w:val="13"/>
                 <w:lang w:val="en-US"/>
               </w:rPr>
               <w:t>,</w:t>
@@ -11864,29 +11851,29 @@
             <w:pPr>
               <w:pStyle w:val="Sansinterligne"/>
               <w:rPr>
-                <w:rFonts w:ascii="Bahnschrift Light SemiCondensed" w:hAnsi="Bahnschrift Light SemiCondensed" w:cs="Arial"/>
-                <w:color w:val="124F1A" w:themeColor="accent3" w:themeShade="BF"/>
-                <w:sz w:val="18"/>
-                <w:szCs w:val="18"/>
-                <w:lang w:val="en-US"/>
-              </w:rPr>
-            </w:pPr>
-            <w:r>
-              <w:rPr>
-                <w:rFonts w:ascii="Bahnschrift Light SemiCondensed" w:hAnsi="Bahnschrift Light SemiCondensed" w:cs="Arial"/>
-                <w:color w:val="124F1A" w:themeColor="accent3" w:themeShade="BF"/>
-                <w:sz w:val="18"/>
-                <w:szCs w:val="18"/>
+                <w:rFonts w:ascii="Courier New" w:hAnsi="Courier New" w:cs="Courier New"/>
+                <w:color w:val="124F1A" w:themeColor="accent3" w:themeShade="BF"/>
+                <w:sz w:val="13"/>
+                <w:szCs w:val="13"/>
+                <w:lang w:val="en-US"/>
+              </w:rPr>
+            </w:pPr>
+            <w:r>
+              <w:rPr>
+                <w:rFonts w:ascii="Courier New" w:hAnsi="Courier New" w:cs="Courier New"/>
+                <w:color w:val="124F1A" w:themeColor="accent3" w:themeShade="BF"/>
+                <w:sz w:val="13"/>
+                <w:szCs w:val="13"/>
                 <w:lang w:val="en-US"/>
               </w:rPr>
               <w:t xml:space="preserve">    </w:t>
             </w:r>
             <w:r>
               <w:rPr>
-                <w:rFonts w:ascii="Bahnschrift Light SemiCondensed" w:hAnsi="Bahnschrift Light SemiCondensed" w:cs="Arial"/>
-                <w:color w:val="124F1A" w:themeColor="accent3" w:themeShade="BF"/>
-                <w:sz w:val="18"/>
-                <w:szCs w:val="18"/>
+                <w:rFonts w:ascii="Courier New" w:hAnsi="Courier New" w:cs="Courier New"/>
+                <w:color w:val="124F1A" w:themeColor="accent3" w:themeShade="BF"/>
+                <w:sz w:val="13"/>
+                <w:szCs w:val="13"/>
                 <w:lang w:val="en-US"/>
               </w:rPr>
               <w:tab/>
@@ -11895,10 +11882,10 @@
             <w:proofErr w:type="spellStart"/>
             <w:r>
               <w:rPr>
-                <w:rFonts w:ascii="Bahnschrift Light SemiCondensed" w:hAnsi="Bahnschrift Light SemiCondensed" w:cs="Arial"/>
-                <w:color w:val="124F1A" w:themeColor="accent3" w:themeShade="BF"/>
-                <w:sz w:val="18"/>
-                <w:szCs w:val="18"/>
+                <w:rFonts w:ascii="Courier New" w:hAnsi="Courier New" w:cs="Courier New"/>
+                <w:color w:val="124F1A" w:themeColor="accent3" w:themeShade="BF"/>
+                <w:sz w:val="13"/>
+                <w:szCs w:val="13"/>
                 <w:lang w:val="en-US"/>
               </w:rPr>
               <w:t>url</w:t>
@@ -11906,10 +11893,10 @@
             <w:proofErr w:type="spellEnd"/>
             <w:r>
               <w:rPr>
-                <w:rFonts w:ascii="Bahnschrift Light SemiCondensed" w:hAnsi="Bahnschrift Light SemiCondensed" w:cs="Arial"/>
-                <w:color w:val="124F1A" w:themeColor="accent3" w:themeShade="BF"/>
-                <w:sz w:val="18"/>
-                <w:szCs w:val="18"/>
+                <w:rFonts w:ascii="Courier New" w:hAnsi="Courier New" w:cs="Courier New"/>
+                <w:color w:val="124F1A" w:themeColor="accent3" w:themeShade="BF"/>
+                <w:sz w:val="13"/>
+                <w:szCs w:val="13"/>
                 <w:lang w:val="en-US"/>
               </w:rPr>
               <w:t>", "IDENTDN": "BE0200000136", "NUMBER": 426, "</w:t>
@@ -11917,10 +11904,10 @@
             <w:proofErr w:type="spellStart"/>
             <w:r>
               <w:rPr>
-                <w:rFonts w:ascii="Bahnschrift Light SemiCondensed" w:hAnsi="Bahnschrift Light SemiCondensed" w:cs="Arial"/>
-                <w:color w:val="124F1A" w:themeColor="accent3" w:themeShade="BF"/>
-                <w:sz w:val="18"/>
-                <w:szCs w:val="18"/>
+                <w:rFonts w:ascii="Courier New" w:hAnsi="Courier New" w:cs="Courier New"/>
+                <w:color w:val="124F1A" w:themeColor="accent3" w:themeShade="BF"/>
+                <w:sz w:val="13"/>
+                <w:szCs w:val="13"/>
                 <w:lang w:val="en-US"/>
               </w:rPr>
               <w:t>ExpectedStatusCode</w:t>
@@ -11928,10 +11915,10 @@
             <w:proofErr w:type="spellEnd"/>
             <w:r>
               <w:rPr>
-                <w:rFonts w:ascii="Bahnschrift Light SemiCondensed" w:hAnsi="Bahnschrift Light SemiCondensed" w:cs="Arial"/>
-                <w:color w:val="124F1A" w:themeColor="accent3" w:themeShade="BF"/>
-                <w:sz w:val="18"/>
-                <w:szCs w:val="18"/>
+                <w:rFonts w:ascii="Courier New" w:hAnsi="Courier New" w:cs="Courier New"/>
+                <w:color w:val="124F1A" w:themeColor="accent3" w:themeShade="BF"/>
+                <w:sz w:val="13"/>
+                <w:szCs w:val="13"/>
                 <w:lang w:val="en-US"/>
               </w:rPr>
               <w:t xml:space="preserve">": </w:t>
@@ -11939,10 +11926,10 @@
             <w:proofErr w:type="gramStart"/>
             <w:r>
               <w:rPr>
-                <w:rFonts w:ascii="Bahnschrift Light SemiCondensed" w:hAnsi="Bahnschrift Light SemiCondensed" w:cs="Arial"/>
-                <w:color w:val="124F1A" w:themeColor="accent3" w:themeShade="BF"/>
-                <w:sz w:val="18"/>
-                <w:szCs w:val="18"/>
+                <w:rFonts w:ascii="Courier New" w:hAnsi="Courier New" w:cs="Courier New"/>
+                <w:color w:val="124F1A" w:themeColor="accent3" w:themeShade="BF"/>
+                <w:sz w:val="13"/>
+                <w:szCs w:val="13"/>
                 <w:lang w:val="en-US"/>
               </w:rPr>
               <w:t>303 }</w:t>
@@ -11950,10 +11937,10 @@
             <w:proofErr w:type="gramEnd"/>
             <w:r>
               <w:rPr>
-                <w:rFonts w:ascii="Bahnschrift Light SemiCondensed" w:hAnsi="Bahnschrift Light SemiCondensed" w:cs="Arial"/>
-                <w:color w:val="124F1A" w:themeColor="accent3" w:themeShade="BF"/>
-                <w:sz w:val="18"/>
-                <w:szCs w:val="18"/>
+                <w:rFonts w:ascii="Courier New" w:hAnsi="Courier New" w:cs="Courier New"/>
+                <w:color w:val="124F1A" w:themeColor="accent3" w:themeShade="BF"/>
+                <w:sz w:val="13"/>
+                <w:szCs w:val="13"/>
                 <w:lang w:val="en-US"/>
               </w:rPr>
               <w:t>,</w:t>
@@ -11963,29 +11950,29 @@
             <w:pPr>
               <w:pStyle w:val="Sansinterligne"/>
               <w:rPr>
-                <w:rFonts w:ascii="Bahnschrift Light SemiCondensed" w:hAnsi="Bahnschrift Light SemiCondensed" w:cs="Arial"/>
-                <w:color w:val="124F1A" w:themeColor="accent3" w:themeShade="BF"/>
-                <w:sz w:val="18"/>
-                <w:szCs w:val="18"/>
-                <w:lang w:val="en-US"/>
-              </w:rPr>
-            </w:pPr>
-            <w:r>
-              <w:rPr>
-                <w:rFonts w:ascii="Bahnschrift Light SemiCondensed" w:hAnsi="Bahnschrift Light SemiCondensed" w:cs="Arial"/>
-                <w:color w:val="124F1A" w:themeColor="accent3" w:themeShade="BF"/>
-                <w:sz w:val="18"/>
-                <w:szCs w:val="18"/>
+                <w:rFonts w:ascii="Courier New" w:hAnsi="Courier New" w:cs="Courier New"/>
+                <w:color w:val="124F1A" w:themeColor="accent3" w:themeShade="BF"/>
+                <w:sz w:val="13"/>
+                <w:szCs w:val="13"/>
+                <w:lang w:val="en-US"/>
+              </w:rPr>
+            </w:pPr>
+            <w:r>
+              <w:rPr>
+                <w:rFonts w:ascii="Courier New" w:hAnsi="Courier New" w:cs="Courier New"/>
+                <w:color w:val="124F1A" w:themeColor="accent3" w:themeShade="BF"/>
+                <w:sz w:val="13"/>
+                <w:szCs w:val="13"/>
                 <w:lang w:val="en-US"/>
               </w:rPr>
               <w:t xml:space="preserve">    </w:t>
             </w:r>
             <w:r>
               <w:rPr>
-                <w:rFonts w:ascii="Bahnschrift Light SemiCondensed" w:hAnsi="Bahnschrift Light SemiCondensed" w:cs="Arial"/>
-                <w:color w:val="124F1A" w:themeColor="accent3" w:themeShade="BF"/>
-                <w:sz w:val="18"/>
-                <w:szCs w:val="18"/>
+                <w:rFonts w:ascii="Courier New" w:hAnsi="Courier New" w:cs="Courier New"/>
+                <w:color w:val="124F1A" w:themeColor="accent3" w:themeShade="BF"/>
+                <w:sz w:val="13"/>
+                <w:szCs w:val="13"/>
                 <w:lang w:val="en-US"/>
               </w:rPr>
               <w:tab/>
@@ -11994,10 +11981,10 @@
             <w:proofErr w:type="spellStart"/>
             <w:r>
               <w:rPr>
-                <w:rFonts w:ascii="Bahnschrift Light SemiCondensed" w:hAnsi="Bahnschrift Light SemiCondensed" w:cs="Arial"/>
-                <w:color w:val="124F1A" w:themeColor="accent3" w:themeShade="BF"/>
-                <w:sz w:val="18"/>
-                <w:szCs w:val="18"/>
+                <w:rFonts w:ascii="Courier New" w:hAnsi="Courier New" w:cs="Courier New"/>
+                <w:color w:val="124F1A" w:themeColor="accent3" w:themeShade="BF"/>
+                <w:sz w:val="13"/>
+                <w:szCs w:val="13"/>
                 <w:lang w:val="en-US"/>
               </w:rPr>
               <w:t>json</w:t>
@@ -12005,10 +11992,10 @@
             <w:proofErr w:type="spellEnd"/>
             <w:r>
               <w:rPr>
-                <w:rFonts w:ascii="Bahnschrift Light SemiCondensed" w:hAnsi="Bahnschrift Light SemiCondensed" w:cs="Arial"/>
-                <w:color w:val="124F1A" w:themeColor="accent3" w:themeShade="BF"/>
-                <w:sz w:val="18"/>
-                <w:szCs w:val="18"/>
+                <w:rFonts w:ascii="Courier New" w:hAnsi="Courier New" w:cs="Courier New"/>
+                <w:color w:val="124F1A" w:themeColor="accent3" w:themeShade="BF"/>
+                <w:sz w:val="13"/>
+                <w:szCs w:val="13"/>
                 <w:lang w:val="en-US"/>
               </w:rPr>
               <w:t>", "IDENTDN": "BE0200000136", "NUMBER": 426, "</w:t>
@@ -12016,10 +12003,10 @@
             <w:proofErr w:type="spellStart"/>
             <w:r>
               <w:rPr>
-                <w:rFonts w:ascii="Bahnschrift Light SemiCondensed" w:hAnsi="Bahnschrift Light SemiCondensed" w:cs="Arial"/>
-                <w:color w:val="124F1A" w:themeColor="accent3" w:themeShade="BF"/>
-                <w:sz w:val="18"/>
-                <w:szCs w:val="18"/>
+                <w:rFonts w:ascii="Courier New" w:hAnsi="Courier New" w:cs="Courier New"/>
+                <w:color w:val="124F1A" w:themeColor="accent3" w:themeShade="BF"/>
+                <w:sz w:val="13"/>
+                <w:szCs w:val="13"/>
                 <w:lang w:val="en-US"/>
               </w:rPr>
               <w:t>ExpectedStatusCode</w:t>
@@ -12027,10 +12014,10 @@
             <w:proofErr w:type="spellEnd"/>
             <w:r>
               <w:rPr>
-                <w:rFonts w:ascii="Bahnschrift Light SemiCondensed" w:hAnsi="Bahnschrift Light SemiCondensed" w:cs="Arial"/>
-                <w:color w:val="124F1A" w:themeColor="accent3" w:themeShade="BF"/>
-                <w:sz w:val="18"/>
-                <w:szCs w:val="18"/>
+                <w:rFonts w:ascii="Courier New" w:hAnsi="Courier New" w:cs="Courier New"/>
+                <w:color w:val="124F1A" w:themeColor="accent3" w:themeShade="BF"/>
+                <w:sz w:val="13"/>
+                <w:szCs w:val="13"/>
                 <w:lang w:val="en-US"/>
               </w:rPr>
               <w:t xml:space="preserve">": </w:t>
@@ -12038,10 +12025,10 @@
             <w:proofErr w:type="gramStart"/>
             <w:r>
               <w:rPr>
-                <w:rFonts w:ascii="Bahnschrift Light SemiCondensed" w:hAnsi="Bahnschrift Light SemiCondensed" w:cs="Arial"/>
-                <w:color w:val="124F1A" w:themeColor="accent3" w:themeShade="BF"/>
-                <w:sz w:val="18"/>
-                <w:szCs w:val="18"/>
+                <w:rFonts w:ascii="Courier New" w:hAnsi="Courier New" w:cs="Courier New"/>
+                <w:color w:val="124F1A" w:themeColor="accent3" w:themeShade="BF"/>
+                <w:sz w:val="13"/>
+                <w:szCs w:val="13"/>
                 <w:lang w:val="en-US"/>
               </w:rPr>
               <w:t>200 }</w:t>
@@ -12049,10 +12036,10 @@
             <w:proofErr w:type="gramEnd"/>
             <w:r>
               <w:rPr>
-                <w:rFonts w:ascii="Bahnschrift Light SemiCondensed" w:hAnsi="Bahnschrift Light SemiCondensed" w:cs="Arial"/>
-                <w:color w:val="124F1A" w:themeColor="accent3" w:themeShade="BF"/>
-                <w:sz w:val="18"/>
-                <w:szCs w:val="18"/>
+                <w:rFonts w:ascii="Courier New" w:hAnsi="Courier New" w:cs="Courier New"/>
+                <w:color w:val="124F1A" w:themeColor="accent3" w:themeShade="BF"/>
+                <w:sz w:val="13"/>
+                <w:szCs w:val="13"/>
                 <w:lang w:val="en-US"/>
               </w:rPr>
               <w:t>,</w:t>
@@ -12062,29 +12049,29 @@
             <w:pPr>
               <w:pStyle w:val="Sansinterligne"/>
               <w:rPr>
-                <w:rFonts w:ascii="Bahnschrift Light SemiCondensed" w:hAnsi="Bahnschrift Light SemiCondensed" w:cs="Arial"/>
-                <w:color w:val="124F1A" w:themeColor="accent3" w:themeShade="BF"/>
-                <w:sz w:val="18"/>
-                <w:szCs w:val="18"/>
-                <w:lang w:val="en-US"/>
-              </w:rPr>
-            </w:pPr>
-            <w:r>
-              <w:rPr>
-                <w:rFonts w:ascii="Bahnschrift Light SemiCondensed" w:hAnsi="Bahnschrift Light SemiCondensed" w:cs="Arial"/>
-                <w:color w:val="124F1A" w:themeColor="accent3" w:themeShade="BF"/>
-                <w:sz w:val="18"/>
-                <w:szCs w:val="18"/>
+                <w:rFonts w:ascii="Courier New" w:hAnsi="Courier New" w:cs="Courier New"/>
+                <w:color w:val="124F1A" w:themeColor="accent3" w:themeShade="BF"/>
+                <w:sz w:val="13"/>
+                <w:szCs w:val="13"/>
+                <w:lang w:val="en-US"/>
+              </w:rPr>
+            </w:pPr>
+            <w:r>
+              <w:rPr>
+                <w:rFonts w:ascii="Courier New" w:hAnsi="Courier New" w:cs="Courier New"/>
+                <w:color w:val="124F1A" w:themeColor="accent3" w:themeShade="BF"/>
+                <w:sz w:val="13"/>
+                <w:szCs w:val="13"/>
                 <w:lang w:val="en-US"/>
               </w:rPr>
               <w:t xml:space="preserve">    </w:t>
             </w:r>
             <w:r>
               <w:rPr>
-                <w:rFonts w:ascii="Bahnschrift Light SemiCondensed" w:hAnsi="Bahnschrift Light SemiCondensed" w:cs="Arial"/>
-                <w:color w:val="124F1A" w:themeColor="accent3" w:themeShade="BF"/>
-                <w:sz w:val="18"/>
-                <w:szCs w:val="18"/>
+                <w:rFonts w:ascii="Courier New" w:hAnsi="Courier New" w:cs="Courier New"/>
+                <w:color w:val="124F1A" w:themeColor="accent3" w:themeShade="BF"/>
+                <w:sz w:val="13"/>
+                <w:szCs w:val="13"/>
                 <w:lang w:val="en-US"/>
               </w:rPr>
               <w:tab/>
@@ -12093,10 +12080,10 @@
             <w:proofErr w:type="spellStart"/>
             <w:r>
               <w:rPr>
-                <w:rFonts w:ascii="Bahnschrift Light SemiCondensed" w:hAnsi="Bahnschrift Light SemiCondensed" w:cs="Arial"/>
-                <w:color w:val="124F1A" w:themeColor="accent3" w:themeShade="BF"/>
-                <w:sz w:val="18"/>
-                <w:szCs w:val="18"/>
+                <w:rFonts w:ascii="Courier New" w:hAnsi="Courier New" w:cs="Courier New"/>
+                <w:color w:val="124F1A" w:themeColor="accent3" w:themeShade="BF"/>
+                <w:sz w:val="13"/>
+                <w:szCs w:val="13"/>
                 <w:lang w:val="en-US"/>
               </w:rPr>
               <w:t>json</w:t>
@@ -12104,10 +12091,10 @@
             <w:proofErr w:type="spellEnd"/>
             <w:r>
               <w:rPr>
-                <w:rFonts w:ascii="Bahnschrift Light SemiCondensed" w:hAnsi="Bahnschrift Light SemiCondensed" w:cs="Arial"/>
-                <w:color w:val="124F1A" w:themeColor="accent3" w:themeShade="BF"/>
-                <w:sz w:val="18"/>
-                <w:szCs w:val="18"/>
+                <w:rFonts w:ascii="Courier New" w:hAnsi="Courier New" w:cs="Courier New"/>
+                <w:color w:val="124F1A" w:themeColor="accent3" w:themeShade="BF"/>
+                <w:sz w:val="13"/>
+                <w:szCs w:val="13"/>
                 <w:lang w:val="en-US"/>
               </w:rPr>
               <w:t>", "IDENTDN": "UR0200001201", "NUMBER": 100, "</w:t>
@@ -12115,10 +12102,10 @@
             <w:proofErr w:type="spellStart"/>
             <w:r>
               <w:rPr>
-                <w:rFonts w:ascii="Bahnschrift Light SemiCondensed" w:hAnsi="Bahnschrift Light SemiCondensed" w:cs="Arial"/>
-                <w:color w:val="124F1A" w:themeColor="accent3" w:themeShade="BF"/>
-                <w:sz w:val="18"/>
-                <w:szCs w:val="18"/>
+                <w:rFonts w:ascii="Courier New" w:hAnsi="Courier New" w:cs="Courier New"/>
+                <w:color w:val="124F1A" w:themeColor="accent3" w:themeShade="BF"/>
+                <w:sz w:val="13"/>
+                <w:szCs w:val="13"/>
                 <w:lang w:val="en-US"/>
               </w:rPr>
               <w:t>ExpectedStatusCode</w:t>
@@ -12126,10 +12113,10 @@
             <w:proofErr w:type="spellEnd"/>
             <w:r>
               <w:rPr>
-                <w:rFonts w:ascii="Bahnschrift Light SemiCondensed" w:hAnsi="Bahnschrift Light SemiCondensed" w:cs="Arial"/>
-                <w:color w:val="124F1A" w:themeColor="accent3" w:themeShade="BF"/>
-                <w:sz w:val="18"/>
-                <w:szCs w:val="18"/>
+                <w:rFonts w:ascii="Courier New" w:hAnsi="Courier New" w:cs="Courier New"/>
+                <w:color w:val="124F1A" w:themeColor="accent3" w:themeShade="BF"/>
+                <w:sz w:val="13"/>
+                <w:szCs w:val="13"/>
                 <w:lang w:val="en-US"/>
               </w:rPr>
               <w:t xml:space="preserve">": </w:t>
@@ -12137,10 +12124,10 @@
             <w:proofErr w:type="gramStart"/>
             <w:r>
               <w:rPr>
-                <w:rFonts w:ascii="Bahnschrift Light SemiCondensed" w:hAnsi="Bahnschrift Light SemiCondensed" w:cs="Arial"/>
-                <w:color w:val="124F1A" w:themeColor="accent3" w:themeShade="BF"/>
-                <w:sz w:val="18"/>
-                <w:szCs w:val="18"/>
+                <w:rFonts w:ascii="Courier New" w:hAnsi="Courier New" w:cs="Courier New"/>
+                <w:color w:val="124F1A" w:themeColor="accent3" w:themeShade="BF"/>
+                <w:sz w:val="13"/>
+                <w:szCs w:val="13"/>
                 <w:lang w:val="en-US"/>
               </w:rPr>
               <w:t>204 }</w:t>
@@ -12148,10 +12135,10 @@
             <w:proofErr w:type="gramEnd"/>
             <w:r>
               <w:rPr>
-                <w:rFonts w:ascii="Bahnschrift Light SemiCondensed" w:hAnsi="Bahnschrift Light SemiCondensed" w:cs="Arial"/>
-                <w:color w:val="124F1A" w:themeColor="accent3" w:themeShade="BF"/>
-                <w:sz w:val="18"/>
-                <w:szCs w:val="18"/>
+                <w:rFonts w:ascii="Courier New" w:hAnsi="Courier New" w:cs="Courier New"/>
+                <w:color w:val="124F1A" w:themeColor="accent3" w:themeShade="BF"/>
+                <w:sz w:val="13"/>
+                <w:szCs w:val="13"/>
                 <w:lang w:val="en-US"/>
               </w:rPr>
               <w:t>,</w:t>
@@ -12161,29 +12148,29 @@
             <w:pPr>
               <w:pStyle w:val="Sansinterligne"/>
               <w:rPr>
-                <w:rFonts w:ascii="Bahnschrift Light SemiCondensed" w:hAnsi="Bahnschrift Light SemiCondensed" w:cs="Arial"/>
-                <w:color w:val="124F1A" w:themeColor="accent3" w:themeShade="BF"/>
-                <w:sz w:val="18"/>
-                <w:szCs w:val="18"/>
-                <w:lang w:val="en-US"/>
-              </w:rPr>
-            </w:pPr>
-            <w:r>
-              <w:rPr>
-                <w:rFonts w:ascii="Bahnschrift Light SemiCondensed" w:hAnsi="Bahnschrift Light SemiCondensed" w:cs="Arial"/>
-                <w:color w:val="124F1A" w:themeColor="accent3" w:themeShade="BF"/>
-                <w:sz w:val="18"/>
-                <w:szCs w:val="18"/>
+                <w:rFonts w:ascii="Courier New" w:hAnsi="Courier New" w:cs="Courier New"/>
+                <w:color w:val="124F1A" w:themeColor="accent3" w:themeShade="BF"/>
+                <w:sz w:val="13"/>
+                <w:szCs w:val="13"/>
+                <w:lang w:val="en-US"/>
+              </w:rPr>
+            </w:pPr>
+            <w:r>
+              <w:rPr>
+                <w:rFonts w:ascii="Courier New" w:hAnsi="Courier New" w:cs="Courier New"/>
+                <w:color w:val="124F1A" w:themeColor="accent3" w:themeShade="BF"/>
+                <w:sz w:val="13"/>
+                <w:szCs w:val="13"/>
                 <w:lang w:val="en-US"/>
               </w:rPr>
               <w:t xml:space="preserve">    </w:t>
             </w:r>
             <w:r>
               <w:rPr>
-                <w:rFonts w:ascii="Bahnschrift Light SemiCondensed" w:hAnsi="Bahnschrift Light SemiCondensed" w:cs="Arial"/>
-                <w:color w:val="124F1A" w:themeColor="accent3" w:themeShade="BF"/>
-                <w:sz w:val="18"/>
-                <w:szCs w:val="18"/>
+                <w:rFonts w:ascii="Courier New" w:hAnsi="Courier New" w:cs="Courier New"/>
+                <w:color w:val="124F1A" w:themeColor="accent3" w:themeShade="BF"/>
+                <w:sz w:val="13"/>
+                <w:szCs w:val="13"/>
                 <w:lang w:val="en-US"/>
               </w:rPr>
               <w:tab/>
@@ -12192,10 +12179,10 @@
             <w:proofErr w:type="spellStart"/>
             <w:r>
               <w:rPr>
-                <w:rFonts w:ascii="Bahnschrift Light SemiCondensed" w:hAnsi="Bahnschrift Light SemiCondensed" w:cs="Arial"/>
-                <w:color w:val="124F1A" w:themeColor="accent3" w:themeShade="BF"/>
-                <w:sz w:val="18"/>
-                <w:szCs w:val="18"/>
+                <w:rFonts w:ascii="Courier New" w:hAnsi="Courier New" w:cs="Courier New"/>
+                <w:color w:val="124F1A" w:themeColor="accent3" w:themeShade="BF"/>
+                <w:sz w:val="13"/>
+                <w:szCs w:val="13"/>
                 <w:lang w:val="en-US"/>
               </w:rPr>
               <w:t>ExpectedStatusCode</w:t>
@@ -12203,10 +12190,10 @@
             <w:proofErr w:type="spellEnd"/>
             <w:r>
               <w:rPr>
-                <w:rFonts w:ascii="Bahnschrift Light SemiCondensed" w:hAnsi="Bahnschrift Light SemiCondensed" w:cs="Arial"/>
-                <w:color w:val="124F1A" w:themeColor="accent3" w:themeShade="BF"/>
-                <w:sz w:val="18"/>
-                <w:szCs w:val="18"/>
+                <w:rFonts w:ascii="Courier New" w:hAnsi="Courier New" w:cs="Courier New"/>
+                <w:color w:val="124F1A" w:themeColor="accent3" w:themeShade="BF"/>
+                <w:sz w:val="13"/>
+                <w:szCs w:val="13"/>
                 <w:lang w:val="en-US"/>
               </w:rPr>
               <w:t xml:space="preserve">": </w:t>
@@ -12214,10 +12201,10 @@
             <w:proofErr w:type="gramStart"/>
             <w:r>
               <w:rPr>
-                <w:rFonts w:ascii="Bahnschrift Light SemiCondensed" w:hAnsi="Bahnschrift Light SemiCondensed" w:cs="Arial"/>
-                <w:color w:val="124F1A" w:themeColor="accent3" w:themeShade="BF"/>
-                <w:sz w:val="18"/>
-                <w:szCs w:val="18"/>
+                <w:rFonts w:ascii="Courier New" w:hAnsi="Courier New" w:cs="Courier New"/>
+                <w:color w:val="124F1A" w:themeColor="accent3" w:themeShade="BF"/>
+                <w:sz w:val="13"/>
+                <w:szCs w:val="13"/>
                 <w:lang w:val="en-US"/>
               </w:rPr>
               <w:t>500 }</w:t>
@@ -12228,28 +12215,28 @@
             <w:pPr>
               <w:pStyle w:val="Sansinterligne"/>
               <w:rPr>
-                <w:rFonts w:ascii="Bahnschrift Light SemiCondensed" w:hAnsi="Bahnschrift Light SemiCondensed" w:cs="Arial"/>
-                <w:color w:val="124F1A" w:themeColor="accent3" w:themeShade="BF"/>
-                <w:sz w:val="18"/>
-                <w:szCs w:val="18"/>
-              </w:rPr>
-            </w:pPr>
-            <w:r>
-              <w:rPr>
-                <w:rFonts w:ascii="Bahnschrift Light SemiCondensed" w:hAnsi="Bahnschrift Light SemiCondensed" w:cs="Arial"/>
-                <w:color w:val="124F1A" w:themeColor="accent3" w:themeShade="BF"/>
-                <w:sz w:val="18"/>
-                <w:szCs w:val="18"/>
+                <w:rFonts w:ascii="Courier New" w:hAnsi="Courier New" w:cs="Courier New"/>
+                <w:color w:val="124F1A" w:themeColor="accent3" w:themeShade="BF"/>
+                <w:sz w:val="13"/>
+                <w:szCs w:val="13"/>
+              </w:rPr>
+            </w:pPr>
+            <w:r>
+              <w:rPr>
+                <w:rFonts w:ascii="Courier New" w:hAnsi="Courier New" w:cs="Courier New"/>
+                <w:color w:val="124F1A" w:themeColor="accent3" w:themeShade="BF"/>
+                <w:sz w:val="13"/>
+                <w:szCs w:val="13"/>
                 <w:lang w:val="en-US"/>
               </w:rPr>
               <w:t xml:space="preserve">  </w:t>
             </w:r>
             <w:r>
               <w:rPr>
-                <w:rFonts w:ascii="Bahnschrift Light SemiCondensed" w:hAnsi="Bahnschrift Light SemiCondensed" w:cs="Arial"/>
-                <w:color w:val="124F1A" w:themeColor="accent3" w:themeShade="BF"/>
-                <w:sz w:val="18"/>
-                <w:szCs w:val="18"/>
+                <w:rFonts w:ascii="Courier New" w:hAnsi="Courier New" w:cs="Courier New"/>
+                <w:color w:val="124F1A" w:themeColor="accent3" w:themeShade="BF"/>
+                <w:sz w:val="13"/>
+                <w:szCs w:val="13"/>
               </w:rPr>
               <w:t>]</w:t>
             </w:r>
@@ -12266,10 +12253,10 @@
             </w:pPr>
             <w:r>
               <w:rPr>
-                <w:rFonts w:ascii="Bahnschrift Light SemiCondensed" w:hAnsi="Bahnschrift Light SemiCondensed" w:cs="Arial"/>
-                <w:color w:val="124F1A" w:themeColor="accent3" w:themeShade="BF"/>
-                <w:sz w:val="18"/>
-                <w:szCs w:val="18"/>
+                <w:rFonts w:ascii="Courier New" w:hAnsi="Courier New" w:cs="Courier New"/>
+                <w:color w:val="124F1A" w:themeColor="accent3" w:themeShade="BF"/>
+                <w:sz w:val="13"/>
+                <w:szCs w:val="13"/>
               </w:rPr>
               <w:t>}</w:t>
             </w:r>
